--- a/BGIL_DBT/validation/travel/DM-H/DM-H3_OPUS.docx
+++ b/BGIL_DBT/validation/travel/DM-H/DM-H3_OPUS.docx
@@ -3261,6 +3261,9 @@
       <w:r>
         <w:t xml:space="preserve">1. OPUS — SAT_COMMON_ADDRESS</w:t>
       </w:r>
+      <w:r>
+        <w:t xml:space="preserve">  [M1]</w:t>
+      </w:r>
     </w:p>
     <w:tbl>
       <w:tblPr>
@@ -3569,6 +3572,9 @@
       <w:r>
         <w:t xml:space="preserve">2. OPUS — SAT_COMMON_CLASSIFICATION</w:t>
       </w:r>
+      <w:r>
+        <w:t xml:space="preserve">  [M1]</w:t>
+      </w:r>
     </w:p>
     <w:tbl>
       <w:tblPr>
@@ -3877,6 +3883,9 @@
       <w:r>
         <w:t xml:space="preserve">3. OPUS — SAT_COMMON_CONTACT</w:t>
       </w:r>
+      <w:r>
+        <w:t xml:space="preserve">  [M1]</w:t>
+      </w:r>
     </w:p>
     <w:tbl>
       <w:tblPr>
@@ -4185,6 +4194,9 @@
       <w:r>
         <w:t xml:space="preserve">4. OPUS — SAT_COVERAGE_CONDITIONS</w:t>
       </w:r>
+      <w:r>
+        <w:t xml:space="preserve">  [M1]</w:t>
+      </w:r>
     </w:p>
     <w:tbl>
       <w:tblPr>
@@ -4493,6 +4505,9 @@
       <w:r>
         <w:t xml:space="preserve">5. OPUS — SAT_COVERAGE_DEFINITION</w:t>
       </w:r>
+      <w:r>
+        <w:t xml:space="preserve">  [M1]</w:t>
+      </w:r>
     </w:p>
     <w:tbl>
       <w:tblPr>
@@ -4801,6 +4816,9 @@
       <w:r>
         <w:t xml:space="preserve">6. OPUS — SAT_COVERAGE_LIMITS</w:t>
       </w:r>
+      <w:r>
+        <w:t xml:space="preserve">  [M1]</w:t>
+      </w:r>
     </w:p>
     <w:tbl>
       <w:tblPr>
@@ -5109,6 +5127,9 @@
       <w:r>
         <w:t xml:space="preserve">7. OPUS — SAT_FINTXN_COMMISSION</w:t>
       </w:r>
+      <w:r>
+        <w:t xml:space="preserve">  [M1]</w:t>
+      </w:r>
     </w:p>
     <w:tbl>
       <w:tblPr>
@@ -5417,6 +5438,9 @@
       <w:r>
         <w:t xml:space="preserve">8. OPUS — SAT_FINTXN_HEADER</w:t>
       </w:r>
+      <w:r>
+        <w:t xml:space="preserve">  [M1]</w:t>
+      </w:r>
     </w:p>
     <w:tbl>
       <w:tblPr>
@@ -5725,6 +5749,9 @@
       <w:r>
         <w:t xml:space="preserve">9. OPUS — SAT_FINTXN_PREMIUM</w:t>
       </w:r>
+      <w:r>
+        <w:t xml:space="preserve">  [M1]</w:t>
+      </w:r>
     </w:p>
     <w:tbl>
       <w:tblPr>
@@ -6033,6 +6060,9 @@
       <w:r>
         <w:t xml:space="preserve">10. OPUS — SAT_FINTXN_TAX</w:t>
       </w:r>
+      <w:r>
+        <w:t xml:space="preserve">  [M1]</w:t>
+      </w:r>
     </w:p>
     <w:tbl>
       <w:tblPr>
@@ -6341,6 +6371,9 @@
       <w:r>
         <w:t xml:space="preserve">11. OPUS — SAT_FIN_CHARGE_RATE</w:t>
       </w:r>
+      <w:r>
+        <w:t xml:space="preserve">  [M1]</w:t>
+      </w:r>
     </w:p>
     <w:tbl>
       <w:tblPr>
@@ -6649,6 +6682,9 @@
       <w:r>
         <w:t xml:space="preserve">12. OPUS — SAT_FIN_RECEIPT</w:t>
       </w:r>
+      <w:r>
+        <w:t xml:space="preserve">  [M1]</w:t>
+      </w:r>
     </w:p>
     <w:tbl>
       <w:tblPr>
@@ -6957,6 +6993,9 @@
       <w:r>
         <w:t xml:space="preserve">13. OPUS — SAT_LNK_ROLE_NOMINEE_BENEFICIARY</w:t>
       </w:r>
+      <w:r>
+        <w:t xml:space="preserve">  [M1]</w:t>
+      </w:r>
     </w:p>
     <w:tbl>
       <w:tblPr>
@@ -7265,6 +7304,9 @@
       <w:r>
         <w:t xml:space="preserve">14. OPUS — SAT_ORG_UNIT_DEFINITION</w:t>
       </w:r>
+      <w:r>
+        <w:t xml:space="preserve">  [M1]</w:t>
+      </w:r>
     </w:p>
     <w:tbl>
       <w:tblPr>
@@ -7573,6 +7615,9 @@
       <w:r>
         <w:t xml:space="preserve">15. OPUS — SAT_PARTY_EMPLOYMENT</w:t>
       </w:r>
+      <w:r>
+        <w:t xml:space="preserve">  [M1]</w:t>
+      </w:r>
     </w:p>
     <w:tbl>
       <w:tblPr>
@@ -7881,6 +7926,9 @@
       <w:r>
         <w:t xml:space="preserve">16. OPUS — SAT_PARTY_HEALTH_PROFILE</w:t>
       </w:r>
+      <w:r>
+        <w:t xml:space="preserve">  [M1]</w:t>
+      </w:r>
     </w:p>
     <w:tbl>
       <w:tblPr>
@@ -8189,6 +8237,9 @@
       <w:r>
         <w:t xml:space="preserve">17. OPUS — SAT_PARTY_IDENTIFICATION</w:t>
       </w:r>
+      <w:r>
+        <w:t xml:space="preserve">  [M2]</w:t>
+      </w:r>
     </w:p>
     <w:tbl>
       <w:tblPr>
@@ -8497,6 +8548,9 @@
       <w:r>
         <w:t xml:space="preserve">18. OPUS — SAT_PARTY_IDENTITY</w:t>
       </w:r>
+      <w:r>
+        <w:t xml:space="preserve">  [M2]</w:t>
+      </w:r>
     </w:p>
     <w:tbl>
       <w:tblPr>
@@ -8805,6 +8859,9 @@
       <w:r>
         <w:t xml:space="preserve">19. OPUS — SAT_PARTY_INDIVIDUAL_DEMOGRAPHICS</w:t>
       </w:r>
+      <w:r>
+        <w:t xml:space="preserve">  [M2]</w:t>
+      </w:r>
     </w:p>
     <w:tbl>
       <w:tblPr>
@@ -9113,6 +9170,9 @@
       <w:r>
         <w:t xml:space="preserve">20. OPUS — SAT_POLICY_CLASSIFICATION</w:t>
       </w:r>
+      <w:r>
+        <w:t xml:space="preserve">  [M2]</w:t>
+      </w:r>
     </w:p>
     <w:tbl>
       <w:tblPr>
@@ -9421,6 +9481,9 @@
       <w:r>
         <w:t xml:space="preserve">21. OPUS — SAT_POLICY_HEADER</w:t>
       </w:r>
+      <w:r>
+        <w:t xml:space="preserve">  [M2]</w:t>
+      </w:r>
     </w:p>
     <w:tbl>
       <w:tblPr>
@@ -9729,6 +9792,9 @@
       <w:r>
         <w:t xml:space="preserve">22. OPUS — SAT_POLICY_TERMS</w:t>
       </w:r>
+      <w:r>
+        <w:t xml:space="preserve">  [M2]</w:t>
+      </w:r>
     </w:p>
     <w:tbl>
       <w:tblPr>
@@ -10037,6 +10103,9 @@
       <w:r>
         <w:t xml:space="preserve">23. OPUS — SAT_PRODUCT_DEFINITION</w:t>
       </w:r>
+      <w:r>
+        <w:t xml:space="preserve">  [M2]</w:t>
+      </w:r>
     </w:p>
     <w:tbl>
       <w:tblPr>
@@ -10345,6 +10414,9 @@
       <w:r>
         <w:t xml:space="preserve">24. OPUS — SAT_PRODUCT_RATING_FACTOR</w:t>
       </w:r>
+      <w:r>
+        <w:t xml:space="preserve">  [M2]</w:t>
+      </w:r>
     </w:p>
     <w:tbl>
       <w:tblPr>
@@ -10653,6 +10725,9 @@
       <w:r>
         <w:t xml:space="preserve">25. OPUS — SAT_PRODUCT_RATING_STRUCTURE</w:t>
       </w:r>
+      <w:r>
+        <w:t xml:space="preserve">  [M2]</w:t>
+      </w:r>
     </w:p>
     <w:tbl>
       <w:tblPr>
@@ -10961,6 +11036,9 @@
       <w:r>
         <w:t xml:space="preserve">26. OPUS — SAT_PRODUCT_TERMS</w:t>
       </w:r>
+      <w:r>
+        <w:t xml:space="preserve">  [M2]</w:t>
+      </w:r>
     </w:p>
     <w:tbl>
       <w:tblPr>
@@ -11269,6 +11347,9 @@
       <w:r>
         <w:t xml:space="preserve">27. OPUS — SAT_PROPOSAL_UNDERWRITING</w:t>
       </w:r>
+      <w:r>
+        <w:t xml:space="preserve">  [M2]</w:t>
+      </w:r>
     </w:p>
     <w:tbl>
       <w:tblPr>
@@ -11577,6 +11658,9 @@
       <w:r>
         <w:t xml:space="preserve">28. OPUS — SAT_QUOTE_HEADER</w:t>
       </w:r>
+      <w:r>
+        <w:t xml:space="preserve">  [M2]</w:t>
+      </w:r>
     </w:p>
     <w:tbl>
       <w:tblPr>
@@ -11885,6 +11969,9 @@
       <w:r>
         <w:t xml:space="preserve">29. OPUS — SAT_RISK_MOTOR_DRIVER</w:t>
       </w:r>
+      <w:r>
+        <w:t xml:space="preserve">  [M2]</w:t>
+      </w:r>
     </w:p>
     <w:tbl>
       <w:tblPr>
@@ -12193,6 +12280,9 @@
       <w:r>
         <w:t xml:space="preserve">30. OPUS — SAT_RISK_MOTOR_VEHICLE</w:t>
       </w:r>
+      <w:r>
+        <w:t xml:space="preserve">  [M2]</w:t>
+      </w:r>
     </w:p>
     <w:tbl>
       <w:tblPr>
@@ -12501,6 +12591,9 @@
       <w:r>
         <w:t xml:space="preserve">31. OPUS — SAT_RISK_OBJECT_CORE</w:t>
       </w:r>
+      <w:r>
+        <w:t xml:space="preserve">  [M2]</w:t>
+      </w:r>
     </w:p>
     <w:tbl>
       <w:tblPr>
@@ -12809,6 +12902,9 @@
       <w:r>
         <w:t xml:space="preserve">32. OPUS — SAT_RISK_PERSON_INSURED</w:t>
       </w:r>
+      <w:r>
+        <w:t xml:space="preserve">  [M2]</w:t>
+      </w:r>
     </w:p>
     <w:tbl>
       <w:tblPr>
@@ -13117,6 +13213,9 @@
       <w:r>
         <w:t xml:space="preserve">33. OPUS — SAT_RISK_PERSON_TRAVEL</w:t>
       </w:r>
+      <w:r>
+        <w:t xml:space="preserve">  [M3]</w:t>
+      </w:r>
     </w:p>
     <w:tbl>
       <w:tblPr>
@@ -13425,6 +13524,9 @@
       <w:r>
         <w:t xml:space="preserve">34. OPUS — SAT_AUG_COMMON_COMMUNICATION_PREFERENCE</w:t>
       </w:r>
+      <w:r>
+        <w:t xml:space="preserve">  [M3]</w:t>
+      </w:r>
     </w:p>
     <w:tbl>
       <w:tblPr>
@@ -13733,6 +13835,9 @@
       <w:r>
         <w:t xml:space="preserve">35. OPUS — SAT_AUG_COVERAGE_DEFINITION</w:t>
       </w:r>
+      <w:r>
+        <w:t xml:space="preserve">  [M3]</w:t>
+      </w:r>
     </w:p>
     <w:tbl>
       <w:tblPr>
@@ -14041,6 +14146,9 @@
       <w:r>
         <w:t xml:space="preserve">36. OPUS — SAT_AUG_COVERAGE_LIMITS</w:t>
       </w:r>
+      <w:r>
+        <w:t xml:space="preserve">  [M3]</w:t>
+      </w:r>
     </w:p>
     <w:tbl>
       <w:tblPr>
@@ -14349,6 +14457,9 @@
       <w:r>
         <w:t xml:space="preserve">37. OPUS — SAT_AUG_COVERAGE_RATING</w:t>
       </w:r>
+      <w:r>
+        <w:t xml:space="preserve">  [M3]</w:t>
+      </w:r>
     </w:p>
     <w:tbl>
       <w:tblPr>
@@ -14657,6 +14768,9 @@
       <w:r>
         <w:t xml:space="preserve">38. OPUS — SAT_AUG_FINTXN_PREMIUM</w:t>
       </w:r>
+      <w:r>
+        <w:t xml:space="preserve">  [M3]</w:t>
+      </w:r>
     </w:p>
     <w:tbl>
       <w:tblPr>
@@ -14965,6 +15079,9 @@
       <w:r>
         <w:t xml:space="preserve">39. OPUS — SAT_AUG_LNK_PARTY_ROLE_CORE</w:t>
       </w:r>
+      <w:r>
+        <w:t xml:space="preserve">  [M3]</w:t>
+      </w:r>
     </w:p>
     <w:tbl>
       <w:tblPr>
@@ -15273,6 +15390,9 @@
       <w:r>
         <w:t xml:space="preserve">40. OPUS — SAT_AUG_LNK_ROLE_CUSTOMER</w:t>
       </w:r>
+      <w:r>
+        <w:t xml:space="preserve">  [M3]</w:t>
+      </w:r>
     </w:p>
     <w:tbl>
       <w:tblPr>
@@ -15581,6 +15701,9 @@
       <w:r>
         <w:t xml:space="preserve">41. OPUS — SAT_AUG_PARTY_BANKING</w:t>
       </w:r>
+      <w:r>
+        <w:t xml:space="preserve">  [M3]</w:t>
+      </w:r>
     </w:p>
     <w:tbl>
       <w:tblPr>
@@ -15889,6 +16012,9 @@
       <w:r>
         <w:t xml:space="preserve">42. OPUS — SAT_AUG_PARTY_EMPLOYMENT</w:t>
       </w:r>
+      <w:r>
+        <w:t xml:space="preserve">  [M3]</w:t>
+      </w:r>
     </w:p>
     <w:tbl>
       <w:tblPr>
@@ -16197,6 +16323,9 @@
       <w:r>
         <w:t xml:space="preserve">43. OPUS — SAT_AUG_PRODUCT_TERMS</w:t>
       </w:r>
+      <w:r>
+        <w:t xml:space="preserve">  [M3]</w:t>
+      </w:r>
     </w:p>
     <w:tbl>
       <w:tblPr>
@@ -16505,6 +16634,9 @@
       <w:r>
         <w:t xml:space="preserve">44. OPUS — SAT_AUG_RISK_PERSON_INSURED</w:t>
       </w:r>
+      <w:r>
+        <w:t xml:space="preserve">  [M3]</w:t>
+      </w:r>
     </w:p>
     <w:tbl>
       <w:tblPr>
@@ -16813,6 +16945,9 @@
       <w:r>
         <w:t xml:space="preserve">45. OPUS — SAT_AUG_RISK_PERSON_TRAVEL</w:t>
       </w:r>
+      <w:r>
+        <w:t xml:space="preserve">  [M3]</w:t>
+      </w:r>
     </w:p>
     <w:tbl>
       <w:tblPr>
@@ -17121,6 +17256,9 @@
       <w:r>
         <w:t xml:space="preserve">46. OPUS — Re-load test: capture row counts</w:t>
       </w:r>
+      <w:r>
+        <w:t xml:space="preserve">  [M3]</w:t>
+      </w:r>
     </w:p>
     <w:tbl>
       <w:tblPr>
@@ -17526,6 +17664,9 @@
       </w:pPr>
       <w:r>
         <w:t xml:space="preserve">47. OPUS — Re-load test: result</w:t>
+      </w:r>
+      <w:r>
+        <w:t xml:space="preserve">  [M3]</w:t>
       </w:r>
     </w:p>
     <w:tbl>

--- a/BGIL_DBT/validation/travel/DM-H/DM-H3_OPUS.docx
+++ b/BGIL_DBT/validation/travel/DM-H/DM-H3_OPUS.docx
@@ -221,17 +221,17 @@
               <w:rPr>
                 <w:b/>
               </w:rPr>
-              <w:t xml:space="preserve">Maximus Travel V2 RAW</w:t>
-            </w:r>
-          </w:p>
-        </w:tc>
-        <w:tc>
-          <w:tcPr>
-            <w:tcW w:type="dxa" w:w="5640"/>
-          </w:tcPr>
-          <w:p>
-            <w:r>
-              <w:t xml:space="preserve">RAW.MAXIMUS_TRAVEL_V2</w:t>
+              <w:t xml:space="preserve">Maximus Travel RAW</w:t>
+            </w:r>
+          </w:p>
+        </w:tc>
+        <w:tc>
+          <w:tcPr>
+            <w:tcW w:type="dxa" w:w="5640"/>
+          </w:tcPr>
+          <w:p>
+            <w:r>
+              <w:t xml:space="preserve">RAW.MAXIMUS_TRAVEL</w:t>
             </w:r>
           </w:p>
         </w:tc>
@@ -3261,9 +3261,6 @@
       <w:r>
         <w:t xml:space="preserve">1. OPUS — SAT_COMMON_ADDRESS</w:t>
       </w:r>
-      <w:r>
-        <w:t xml:space="preserve">  [M1]</w:t>
-      </w:r>
     </w:p>
     <w:tbl>
       <w:tblPr>
@@ -3454,7 +3451,7 @@
         <w:t xml:space="preserve">Note: </w:t>
       </w:r>
       <w:r>
-        <w:t xml:space="preserve">Grain (LOCATION_HKEY, RECORD_SOURCE, LOAD_DATETIME). duplicate_row_groups = the same version stored twice (what a non-idempotent re-run produces). same_ldts_different_payload_info = two different payloads at one LOAD_DATETIME (a source grain conflict, not a re-load duplicate) -- informational. standard satellite, sat_multi_source; PK LOCATION_HKEY; 2 RECORD_SOURCE group(s): OPUS_BJAZ_TRV_LOADER_DATA_MV [5 col(s)], OPUS_BJAZ_TRV_LOADER_LOG_TABLE_MV [6 col(s)]. stg2_common_address_bjaz_trv_loader_data_mv: column(s) COUNTRY_NAME could not be traced to RAW on at least one arm -- excluded (first-cut: walk columns from resolved_mtv2__ views or joined-in stitch columns are not yet inlined into the sampled queries).</w:t>
+        <w:t xml:space="preserve">Grain (LOCATION_HKEY, RECORD_SOURCE, LOAD_DATETIME). duplicate_row_groups = the same version stored twice (what a non-idempotent re-run produces). same_ldts_different_payload_info = two different payloads at one LOAD_DATETIME (a source grain conflict, not a re-load duplicate) -- informational. standard satellite, sat_multi_source; PK LOCATION_HKEY; 2 RECORD_SOURCE group(s): OPUS_BJAZ_TRV_LOADER_DATA_MV [5 col(s)], OPUS_BJAZ_TRV_LOADER_LOG_TABLE_MV [6 col(s)]. stg2_common_address_bjaz_trv_loader_data_mv: column(s) COUNTRY_NAME could not be traced to RAW on at least one arm -- excluded (first-cut: walk columns from resolved_mt__ views or joined-in stitch columns are not yet inlined into the sampled queries).</w:t>
       </w:r>
     </w:p>
     <w:p>
@@ -3571,9 +3568,6 @@
       </w:pPr>
       <w:r>
         <w:t xml:space="preserve">2. OPUS — SAT_COMMON_CLASSIFICATION</w:t>
-      </w:r>
-      <w:r>
-        <w:t xml:space="preserve">  [M1]</w:t>
       </w:r>
     </w:p>
     <w:tbl>
@@ -3883,9 +3877,6 @@
       <w:r>
         <w:t xml:space="preserve">3. OPUS — SAT_COMMON_CONTACT</w:t>
       </w:r>
-      <w:r>
-        <w:t xml:space="preserve">  [M1]</w:t>
-      </w:r>
     </w:p>
     <w:tbl>
       <w:tblPr>
@@ -4076,7 +4067,7 @@
         <w:t xml:space="preserve">Note: </w:t>
       </w:r>
       <w:r>
-        <w:t xml:space="preserve">Grain (PARTY_HKEY, CONTACT_POINT_TYPE, CONTACT_PRIORITY_ORDER, RECORD_SOURCE, LOAD_DATETIME). duplicate_row_groups = the same version stored twice (what a non-idempotent re-run produces). same_ldts_different_payload_info = two different payloads at one LOAD_DATETIME (a source grain conflict, not a re-load duplicate) -- informational. standard satellite, ma_sat_multi_source; PK PARTY_HKEY, child key CONTACT_POINT_TYPE, CONTACT_PRIORITY_ORDER; 2 RECORD_SOURCE group(s): OPUS_BJAZ_TRV_LOADER_DATA_MV [4 col(s)], OPUS_BJAZ_TRV_LOADER_LOG_TABLE_MV [4 col(s)]. Multi-active: compared per (key, child key); latest = max LOAD_DATETIME per member. stg2_common_contact_bjaz_trv_loader_data_mv_0: column(s) FAX_NUMBER, LANDLINE_NUMBER, MOBILE_NUMBER could not be traced to RAW on at least one arm -- excluded (first-cut: walk columns from resolved_mtv2__ views or joined-in stitch columns are not yet inlined into the sampled queries). stg2_common_contact_bjaz_trv_loader_data_mv_1: column(s) FAX_NUMBER, LANDLINE_NUMBER, MOBILE_NUMBER could not be traced to RAW on at least one arm -- excluded (first-cut: walk columns from resolved_mtv2__ views or joined-in stitch columns are not yet inlined into the sampled queries). stg2_common_contact_bjaz_trv_loader_data_mv_2: column(s) LANDLINE_NUMBER, MOBILE_NUMBER could not be traced to RAW on at least one arm -- excluded (first-cut: walk columns from resolved_mtv2__ views or joined-in stitch columns are not yet inlined into the sampled queries). stg2_common_contact_bjaz_trv_loader_data_mv_3: column(s) LANDLINE_NUMBER could not be traced to RAW on at least one arm -- excluded (first-cut: walk columns from resolved_mtv2__ views or joined-in stitch columns are not yet inlined into the sampled queries). stg2_common_contact_bjaz_trv_loader_log_table_mv_5: column(s) FAX_NUMBER, LANDLINE_NUMBER, MOBILE_NUMBER could not be traced to RAW on at least one arm -- excluded (first-cut: walk columns from resolved_mtv2__ views or joined-in stitch columns are not yet inlined into the sampled queries). stg2_common_contact_bjaz_trv_loader_log_table_mv_6: column(s) LANDLINE_NUMBER, MOBILE_NUMBER could not be traced to RAW on at least one arm -- excluded (first-cut: walk columns from resolved_mtv2__ views or joined-in stitch columns are not yet inlined into the sampled queries). stg2_common_contact_bjaz_trv_loader_log_table_mv_7: column(s) LANDLINE_NUMBER could not be traced to RAW on at least one arm -- excluded (first-cut: walk columns from resolved_mtv2__ views or joined-in stitch columns are not yet inlined into the sampled queries).</w:t>
+        <w:t xml:space="preserve">Grain (PARTY_HKEY, CONTACT_POINT_TYPE, CONTACT_PRIORITY_ORDER, RECORD_SOURCE, LOAD_DATETIME). duplicate_row_groups = the same version stored twice (what a non-idempotent re-run produces). same_ldts_different_payload_info = two different payloads at one LOAD_DATETIME (a source grain conflict, not a re-load duplicate) -- informational. standard satellite, ma_sat_multi_source; PK PARTY_HKEY, child key CONTACT_POINT_TYPE, CONTACT_PRIORITY_ORDER; 2 RECORD_SOURCE group(s): OPUS_BJAZ_TRV_LOADER_DATA_MV [4 col(s)], OPUS_BJAZ_TRV_LOADER_LOG_TABLE_MV [4 col(s)]. Multi-active: compared per (key, child key); latest = max LOAD_DATETIME per member. stg2_common_contact_bjaz_trv_loader_data_mv_0: column(s) FAX_NUMBER, LANDLINE_NUMBER, MOBILE_NUMBER could not be traced to RAW on at least one arm -- excluded (first-cut: walk columns from resolved_mt__ views or joined-in stitch columns are not yet inlined into the sampled queries). stg2_common_contact_bjaz_trv_loader_data_mv_1: column(s) FAX_NUMBER, LANDLINE_NUMBER, MOBILE_NUMBER could not be traced to RAW on at least one arm -- excluded (first-cut: walk columns from resolved_mt__ views or joined-in stitch columns are not yet inlined into the sampled queries). stg2_common_contact_bjaz_trv_loader_data_mv_2: column(s) LANDLINE_NUMBER, MOBILE_NUMBER could not be traced to RAW on at least one arm -- excluded (first-cut: walk columns from resolved_mt__ views or joined-in stitch columns are not yet inlined into the sampled queries). stg2_common_contact_bjaz_trv_loader_data_mv_3: column(s) LANDLINE_NUMBER could not be traced to RAW on at least one arm -- excluded (first-cut: walk columns from resolved_mt__ views or joined-in stitch columns are not yet inlined into the sampled queries). stg2_common_contact_bjaz_trv_loader_log_table_mv_5: column(s) FAX_NUMBER, LANDLINE_NUMBER, MOBILE_NUMBER could not be traced to RAW on at least one arm -- excluded (first-cut: walk columns from resolved_mt__ views or joined-in stitch columns are not yet inlined into the sampled queries). stg2_common_contact_bjaz_trv_loader_log_table_mv_6: column(s) LANDLINE_NUMBER, MOBILE_NUMBER could not be traced to RAW on at least one arm -- excluded (first-cut: walk columns from resolved_mt__ views or joined-in stitch columns are not yet inlined into the sampled queries). stg2_common_contact_bjaz_trv_loader_log_table_mv_7: column(s) LANDLINE_NUMBER could not be traced to RAW on at least one arm -- excluded (first-cut: walk columns from resolved_mt__ views or joined-in stitch columns are not yet inlined into the sampled queries).</w:t>
       </w:r>
     </w:p>
     <w:p>
@@ -4193,9 +4184,6 @@
       </w:pPr>
       <w:r>
         <w:t xml:space="preserve">4. OPUS — SAT_COVERAGE_CONDITIONS</w:t>
-      </w:r>
-      <w:r>
-        <w:t xml:space="preserve">  [M1]</w:t>
       </w:r>
     </w:p>
     <w:tbl>
@@ -4505,9 +4493,6 @@
       <w:r>
         <w:t xml:space="preserve">5. OPUS — SAT_COVERAGE_DEFINITION</w:t>
       </w:r>
-      <w:r>
-        <w:t xml:space="preserve">  [M1]</w:t>
-      </w:r>
     </w:p>
     <w:tbl>
       <w:tblPr>
@@ -4698,7 +4683,7 @@
         <w:t xml:space="preserve">Note: </w:t>
       </w:r>
       <w:r>
-        <w:t xml:space="preserve">Grain (COVERAGE_HKEY, RECORD_SOURCE, LOAD_DATETIME). duplicate_row_groups = the same version stored twice (what a non-idempotent re-run produces). same_ldts_different_payload_info = two different payloads at one LOAD_DATETIME (a source grain conflict, not a re-load duplicate) -- informational. standard satellite, sat_multi_source; PK COVERAGE_HKEY; 3 RECORD_SOURCE group(s): OPUS_BJAZ_TRV_PLAN_MV [2 col(s)], OPUS_BJAZ_TRV_RIDER_DTLS_MV [1 col(s)], OPUS_BJAZ_TRV_LOADER_DATA_MV [1 col(s)]. stg2_coverage_definition_bjaz_trv_plan_mv: column(s) COVERAGE_NAME, FREE_COVER_LIMIT could not be traced to RAW on at least one arm -- excluded (first-cut: walk columns from resolved_mtv2__ views or joined-in stitch columns are not yet inlined into the sampled queries). stg2_coverage_definition_bjaz_trv_rider_dtls_mv: column(s) COVERAGE_DESCRIPTION, FREE_COVER_LIMIT, PERIL_COVERED could not be traced to RAW on at least one arm -- excluded (first-cut: walk columns from resolved_mtv2__ views or joined-in stitch columns are not yet inlined into the sampled queries). stg2_coverage_definition_bjaz_trv_loader_data_mv_acchospexp: column(s) COVERAGE_DESCRIPTION, COVERAGE_NAME, PERIL_COVERED could not be traced to RAW on at least one arm -- excluded (first-cut: walk columns from resolved_mtv2__ views or joined-in stitch columns are not yet inlined into the sampled queries). stg2_coverage_definition_bjaz_trv_loader_data_mv_adventuresportbenefit: column(s) COVERAGE_DESCRIPTION, COVERAGE_NAME, PERIL_COVERED could not be traced to RAW on at least one arm -- excluded (first-cut: walk columns from resolved_mtv2__ views or joined-in stitch columns are not yet inlined into the sampled queries). stg2_coverage_definition_bjaz_trv_loader_data_mv_bouncedhotel: column(s) COVERAGE_DESCRIPTION, COVERAGE_NAME, PERIL_COVERED could not be traced to RAW on at least one arm -- excluded (first-cut: walk columns from resolved_mtv2__ views or joined-in stitch columns are not yet inlined into the sampled queries). stg2_coverage_definition_bjaz_trv_loader_data_mv_compvisitfamilymember: column(s) COVERAGE_DESCRIPTION, COVERAGE_NAME, PERIL_COVERED could not be traced to RAW on at least one arm -- excluded (first-cut: walk columns from resolved_mtv2__ views or joined-in stitch columns are not yet inlined into the sampled queries). stg2_coverage_definition_bjaz_trv_loader_data_mv_delayofcheckedbaggage: column(s) COVERAGE_DESCRIPTION, COVERAGE_NAME, PERIL_COVERED could not be traced to RAW on at least one arm -- excluded (first-cut: walk columns from resolved_mtv2__ views or joined-in stitch columns are not yet inlined into the sampled queries). stg2_coverage_definition_bjaz_trv_loader_data_mv_emergencyhotelextension: column(s) COVERAGE_DESCRIPTION, COVERAGE_NAME, PERIL_COVERED could not be traced to RAW on at least one arm -- excluded (first-cut: walk columns from resolved_mtv2__ views or joined-in stitch columns are not yet inlined into the sampled queries). stg2_coverage_definition_bjaz_trv_loader_data_mv_emermedicalevac: column(s) COVERAGE_DESCRIPTION, COVERAGE_NAME, PERIL_COVERED could not be traced to RAW on at least one arm -- excluded (first-cut: walk columns from resolved_mtv2__ views or joined-in stitch columns are not yet inlined into the sampled queries). stg2_coverage_definition_bjaz_trv_loader_data_mv_homeburglaryinsurance: column(s) COVERAGE_DESCRIPTION, COVERAGE_NAME, PERIL_COVERED could not be traced to RAW on at least one arm -- excluded (first-cut: walk columns from resolved_mtv2__ views or joined-in stitch columns are not yet inlined into the sampled queries). stg2_coverage_definition_bjaz_trv_loader_data_mv_hospdailyallow: column(s) COVERAGE_DESCRIPTION, COVERAGE_NAME, PERIL_COVERED could not be traced to RAW on at least one arm -- excluded (first-cut: walk columns from resolved_mtv2__ views or joined-in stitch columns are not yet inlined into the sampled queries). stg2_coverage_definition_bjaz_trv_loader_data_mv_lossofbaggage: column(s) COVERAGE_DESCRIPTION, COVERAGE_NAME, PERIL_COVERED could not be traced to RAW on at least one arm -- excluded (first-cut: walk columns from resolved_mtv2__ views or joined-in stitch columns are not yet inlined into the sampled queries). stg2_coverage_definition_bjaz_trv_loader_data_mv_lossofcheckedbaggage: column(s) COVERAGE_DESCRIPTION, COVERAGE_NAME, PERIL_COVERED could not be traced to RAW on at least one arm -- excluded (first-cut: walk columns from resolved_mtv2__ views or joined-in stitch columns are not yet inlined into the sampled queries). stg2_coverage_definition_bjaz_trv_loader_data_mv_missedconnection: column(s) COVERAGE_DESCRIPTION, COVERAGE_NAME, PERIL_COVERED could not be traced to RAW on at least one arm -- excluded (first-cut: walk columns from resolved_mtv2__ views or joined-in stitch columns are not yet inlined into the sampled queries). stg2_coverage_definition_bjaz_trv_loader_data_mv_personalliability: column(s) COVERAGE_DESCRIPTION, COVERAGE_NAME, PERIL_COVERED could not be traced to RAW on at least one arm -- excluded (first-cut: walk columns from resolved_mtv2__ views or joined-in stitch columns are not yet inlined into the sampled queries). stg2_coverage_definition_bjaz_trv_loader_data_mv_repatonofremains: column(s) COVERAGE_DESCRIPTION, COVERAGE_NAME, PERIL_COVERED could not be traced to RAW on at least one arm -- excluded (first-cut: walk columns from resolved_mtv2__ views or joined-in stitch columns are not yet inlined into the sampled queries). stg2_coverage_definition_bjaz_trv_loader_data_mv_tripcancellation: column(s) COVERAGE_DESCRIPTION, COVERAGE_NAME, PERIL_COVERED could not be traced to RAW on at least one arm -- excluded (first-cut: walk columns from resolved_mtv2__ views or joined-in stitch columns are not yet inlined into the sampled queries). stg2_coverage_definition_bjaz_trv_loader_data_mv_tripcurtailment: column(s) COVERAGE_DESCRIPTION, COVERAGE_NAME, PERIL_COVERED could not be traced to RAW on at least one arm -- excluded (first-cut: walk columns from resolved_mtv2__ views or joined-in stitch columns are not yet inlined into the sampled queries). stg2_coverage_definition_bjaz_trv_loader_data_mv_tripdelaybyscheduledaircraft: column(s) COVERAGE_DESCRIPTION, COVERAGE_NAME, PERIL_COVERED could not be traced to RAW on at least one arm -- excluded (first-cut: walk columns from resolved_mtv2__ views or joined-in stitch columns are not yet inlined into the sampled queries).</w:t>
+        <w:t xml:space="preserve">Grain (COVERAGE_HKEY, RECORD_SOURCE, LOAD_DATETIME). duplicate_row_groups = the same version stored twice (what a non-idempotent re-run produces). same_ldts_different_payload_info = two different payloads at one LOAD_DATETIME (a source grain conflict, not a re-load duplicate) -- informational. standard satellite, sat_multi_source; PK COVERAGE_HKEY; 3 RECORD_SOURCE group(s): OPUS_BJAZ_TRV_PLAN_MV [2 col(s)], OPUS_BJAZ_TRV_RIDER_DTLS_MV [1 col(s)], OPUS_BJAZ_TRV_LOADER_DATA_MV [1 col(s)]. stg2_coverage_definition_bjaz_trv_plan_mv: column(s) COVERAGE_NAME, FREE_COVER_LIMIT could not be traced to RAW on at least one arm -- excluded (first-cut: walk columns from resolved_mt__ views or joined-in stitch columns are not yet inlined into the sampled queries). stg2_coverage_definition_bjaz_trv_rider_dtls_mv: column(s) COVERAGE_DESCRIPTION, FREE_COVER_LIMIT, PERIL_COVERED could not be traced to RAW on at least one arm -- excluded (first-cut: walk columns from resolved_mt__ views or joined-in stitch columns are not yet inlined into the sampled queries). stg2_coverage_definition_bjaz_trv_loader_data_mv_acchospexp: column(s) COVERAGE_DESCRIPTION, COVERAGE_NAME, PERIL_COVERED could not be traced to RAW on at least one arm -- excluded (first-cut: walk columns from resolved_mt__ views or joined-in stitch columns are not yet inlined into the sampled queries). stg2_coverage_definition_bjaz_trv_loader_data_mv_adventuresportbenefit: column(s) COVERAGE_DESCRIPTION, COVERAGE_NAME, PERIL_COVERED could not be traced to RAW on at least one arm -- excluded (first-cut: walk columns from resolved_mt__ views or joined-in stitch columns are not yet inlined into the sampled queries). stg2_coverage_definition_bjaz_trv_loader_data_mv_bouncedhotel: column(s) COVERAGE_DESCRIPTION, COVERAGE_NAME, PERIL_COVERED could not be traced to RAW on at least one arm -- excluded (first-cut: walk columns from resolved_mt__ views or joined-in stitch columns are not yet inlined into the sampled queries). stg2_coverage_definition_bjaz_trv_loader_data_mv_compvisitfamilymember: column(s) COVERAGE_DESCRIPTION, COVERAGE_NAME, PERIL_COVERED could not be traced to RAW on at least one arm -- excluded (first-cut: walk columns from resolved_mt__ views or joined-in stitch columns are not yet inlined into the sampled queries). stg2_coverage_definition_bjaz_trv_loader_data_mv_delayofcheckedbaggage: column(s) COVERAGE_DESCRIPTION, COVERAGE_NAME, PERIL_COVERED could not be traced to RAW on at least one arm -- excluded (first-cut: walk columns from resolved_mt__ views or joined-in stitch columns are not yet inlined into the sampled queries). stg2_coverage_definition_bjaz_trv_loader_data_mv_emergencyhotelextension: column(s) COVERAGE_DESCRIPTION, COVERAGE_NAME, PERIL_COVERED could not be traced to RAW on at least one arm -- excluded (first-cut: walk columns from resolved_mt__ views or joined-in stitch columns are not yet inlined into the sampled queries). stg2_coverage_definition_bjaz_trv_loader_data_mv_emermedicalevac: column(s) COVERAGE_DESCRIPTION, COVERAGE_NAME, PERIL_COVERED could not be traced to RAW on at least one arm -- excluded (first-cut: walk columns from resolved_mt__ views or joined-in stitch columns are not yet inlined into the sampled queries). stg2_coverage_definition_bjaz_trv_loader_data_mv_homeburglaryinsurance: column(s) COVERAGE_DESCRIPTION, COVERAGE_NAME, PERIL_COVERED could not be traced to RAW on at least one arm -- excluded (first-cut: walk columns from resolved_mt__ views or joined-in stitch columns are not yet inlined into the sampled queries). stg2_coverage_definition_bjaz_trv_loader_data_mv_hospdailyallow: column(s) COVERAGE_DESCRIPTION, COVERAGE_NAME, PERIL_COVERED could not be traced to RAW on at least one arm -- excluded (first-cut: walk columns from resolved_mt__ views or joined-in stitch columns are not yet inlined into the sampled queries). stg2_coverage_definition_bjaz_trv_loader_data_mv_lossofbaggage: column(s) COVERAGE_DESCRIPTION, COVERAGE_NAME, PERIL_COVERED could not be traced to RAW on at least one arm -- excluded (first-cut: walk columns from resolved_mt__ views or joined-in stitch columns are not yet inlined into the sampled queries). stg2_coverage_definition_bjaz_trv_loader_data_mv_lossofcheckedbaggage: column(s) COVERAGE_DESCRIPTION, COVERAGE_NAME, PERIL_COVERED could not be traced to RAW on at least one arm -- excluded (first-cut: walk columns from resolved_mt__ views or joined-in stitch columns are not yet inlined into the sampled queries). stg2_coverage_definition_bjaz_trv_loader_data_mv_missedconnection: column(s) COVERAGE_DESCRIPTION, COVERAGE_NAME, PERIL_COVERED could not be traced to RAW on at least one arm -- excluded (first-cut: walk columns from resolved_mt__ views or joined-in stitch columns are not yet inlined into the sampled queries). stg2_coverage_definition_bjaz_trv_loader_data_mv_personalliability: column(s) COVERAGE_DESCRIPTION, COVERAGE_NAME, PERIL_COVERED could not be traced to RAW on at least one arm -- excluded (first-cut: walk columns from resolved_mt__ views or joined-in stitch columns are not yet inlined into the sampled queries). stg2_coverage_definition_bjaz_trv_loader_data_mv_repatonofremains: column(s) COVERAGE_DESCRIPTION, COVERAGE_NAME, PERIL_COVERED could not be traced to RAW on at least one arm -- excluded (first-cut: walk columns from resolved_mt__ views or joined-in stitch columns are not yet inlined into the sampled queries). stg2_coverage_definition_bjaz_trv_loader_data_mv_tripcancellation: column(s) COVERAGE_DESCRIPTION, COVERAGE_NAME, PERIL_COVERED could not be traced to RAW on at least one arm -- excluded (first-cut: walk columns from resolved_mt__ views or joined-in stitch columns are not yet inlined into the sampled queries). stg2_coverage_definition_bjaz_trv_loader_data_mv_tripcurtailment: column(s) COVERAGE_DESCRIPTION, COVERAGE_NAME, PERIL_COVERED could not be traced to RAW on at least one arm -- excluded (first-cut: walk columns from resolved_mt__ views or joined-in stitch columns are not yet inlined into the sampled queries). stg2_coverage_definition_bjaz_trv_loader_data_mv_tripdelaybyscheduledaircraft: column(s) COVERAGE_DESCRIPTION, COVERAGE_NAME, PERIL_COVERED could not be traced to RAW on at least one arm -- excluded (first-cut: walk columns from resolved_mt__ views or joined-in stitch columns are not yet inlined into the sampled queries).</w:t>
       </w:r>
     </w:p>
     <w:p>
@@ -4816,9 +4801,6 @@
       <w:r>
         <w:t xml:space="preserve">6. OPUS — SAT_COVERAGE_LIMITS</w:t>
       </w:r>
-      <w:r>
-        <w:t xml:space="preserve">  [M1]</w:t>
-      </w:r>
     </w:p>
     <w:tbl>
       <w:tblPr>
@@ -5009,7 +4991,7 @@
         <w:t xml:space="preserve">Note: </w:t>
       </w:r>
       <w:r>
-        <w:t xml:space="preserve">Grain (COVERAGE_HKEY, RECORD_SOURCE, LOAD_DATETIME). duplicate_row_groups = the same version stored twice (what a non-idempotent re-run produces). same_ldts_different_payload_info = two different payloads at one LOAD_DATETIME (a source grain conflict, not a re-load duplicate) -- informational. standard satellite, sat_multi_source; PK COVERAGE_HKEY; 3 RECORD_SOURCE group(s): OPUS_BJAZ_TRV_PLAN_MV [2 col(s)], OPUS_BJAZ_TRV_RIDER_DTLS_MV [1 col(s)], OPUS_BJAZ_TRV_RIDER_RATE_MAST_MV [1 col(s)]. stg2_coverage_limits_bjaz_trv_rider_dtls_mv: column(s) DEDUCTIBLE_AMOUNT could not be traced to RAW on at least one arm -- excluded (first-cut: walk columns from resolved_mtv2__ views or joined-in stitch columns are not yet inlined into the sampled queries). stg2_coverage_limits_bjaz_trv_rider_rate_mast_mv: column(s) DEDUCTIBLE_AMOUNT could not be traced to RAW on at least one arm -- excluded (first-cut: walk columns from resolved_mtv2__ views or joined-in stitch columns are not yet inlined into the sampled queries).</w:t>
+        <w:t xml:space="preserve">Grain (COVERAGE_HKEY, RECORD_SOURCE, LOAD_DATETIME). duplicate_row_groups = the same version stored twice (what a non-idempotent re-run produces). same_ldts_different_payload_info = two different payloads at one LOAD_DATETIME (a source grain conflict, not a re-load duplicate) -- informational. standard satellite, sat_multi_source; PK COVERAGE_HKEY; 3 RECORD_SOURCE group(s): OPUS_BJAZ_TRV_PLAN_MV [2 col(s)], OPUS_BJAZ_TRV_RIDER_DTLS_MV [1 col(s)], OPUS_BJAZ_TRV_RIDER_RATE_MAST_MV [1 col(s)]. stg2_coverage_limits_bjaz_trv_rider_dtls_mv: column(s) DEDUCTIBLE_AMOUNT could not be traced to RAW on at least one arm -- excluded (first-cut: walk columns from resolved_mt__ views or joined-in stitch columns are not yet inlined into the sampled queries). stg2_coverage_limits_bjaz_trv_rider_rate_mast_mv: column(s) DEDUCTIBLE_AMOUNT could not be traced to RAW on at least one arm -- excluded (first-cut: walk columns from resolved_mt__ views or joined-in stitch columns are not yet inlined into the sampled queries).</w:t>
       </w:r>
     </w:p>
     <w:p>
@@ -5127,9 +5109,6 @@
       <w:r>
         <w:t xml:space="preserve">7. OPUS — SAT_FINTXN_COMMISSION</w:t>
       </w:r>
-      <w:r>
-        <w:t xml:space="preserve">  [M1]</w:t>
-      </w:r>
     </w:p>
     <w:tbl>
       <w:tblPr>
@@ -5320,7 +5299,7 @@
         <w:t xml:space="preserve">Note: </w:t>
       </w:r>
       <w:r>
-        <w:t xml:space="preserve">Grain (FINANCIAL_TRANSACTION_HKEY, COMMISSION_TYPE_CK, RECORD_SOURCE, LOAD_DATETIME). duplicate_row_groups = the same version stored twice (what a non-idempotent re-run produces). same_ldts_different_payload_info = two different payloads at one LOAD_DATETIME (a source grain conflict, not a re-load duplicate) -- informational. standard satellite, ma_sat_multi_source; PK FINANCIAL_TRANSACTION_HKEY, child key COMMISSION_TYPE_CK; 2 RECORD_SOURCE group(s): OPUS_BA_TRV_DATA_POLICY_DTLS_MV [2 col(s)], OPUS_BJAZ_TRV_LOADER_DATA_MV [1 col(s)]. Multi-active: compared per (key, child key); latest = max LOAD_DATETIME per member. stg2_fintxn_commission_bjaz_trv_loader_data_mv: column(s) COMMISSION_AMOUNT could not be traced to RAW on at least one arm -- excluded (first-cut: walk columns from resolved_mtv2__ views or joined-in stitch columns are not yet inlined into the sampled queries).</w:t>
+        <w:t xml:space="preserve">Grain (FINANCIAL_TRANSACTION_HKEY, COMMISSION_TYPE_CK, RECORD_SOURCE, LOAD_DATETIME). duplicate_row_groups = the same version stored twice (what a non-idempotent re-run produces). same_ldts_different_payload_info = two different payloads at one LOAD_DATETIME (a source grain conflict, not a re-load duplicate) -- informational. standard satellite, ma_sat_multi_source; PK FINANCIAL_TRANSACTION_HKEY, child key COMMISSION_TYPE_CK; 2 RECORD_SOURCE group(s): OPUS_BA_TRV_DATA_POLICY_DTLS_MV [2 col(s)], OPUS_BJAZ_TRV_LOADER_DATA_MV [1 col(s)]. Multi-active: compared per (key, child key); latest = max LOAD_DATETIME per member. stg2_fintxn_commission_bjaz_trv_loader_data_mv: column(s) COMMISSION_AMOUNT could not be traced to RAW on at least one arm -- excluded (first-cut: walk columns from resolved_mt__ views or joined-in stitch columns are not yet inlined into the sampled queries).</w:t>
       </w:r>
     </w:p>
     <w:p>
@@ -5437,9 +5416,6 @@
       </w:pPr>
       <w:r>
         <w:t xml:space="preserve">8. OPUS — SAT_FINTXN_HEADER</w:t>
-      </w:r>
-      <w:r>
-        <w:t xml:space="preserve">  [M1]</w:t>
       </w:r>
     </w:p>
     <w:tbl>
@@ -5749,9 +5725,6 @@
       <w:r>
         <w:t xml:space="preserve">9. OPUS — SAT_FINTXN_PREMIUM</w:t>
       </w:r>
-      <w:r>
-        <w:t xml:space="preserve">  [M1]</w:t>
-      </w:r>
     </w:p>
     <w:tbl>
       <w:tblPr>
@@ -5942,7 +5915,7 @@
         <w:t xml:space="preserve">Note: </w:t>
       </w:r>
       <w:r>
-        <w:t xml:space="preserve">Grain (FINANCIAL_TRANSACTION_HKEY, RECORD_SOURCE, LOAD_DATETIME). duplicate_row_groups = the same version stored twice (what a non-idempotent re-run produces). same_ldts_different_payload_info = two different payloads at one LOAD_DATETIME (a source grain conflict, not a re-load duplicate) -- informational. standard satellite, sat_multi_source; PK FINANCIAL_TRANSACTION_HKEY; 3 RECORD_SOURCE group(s): OPUS_BA_TRV_DATA_POLICY_DTLS_MV [6 col(s)], OPUS_BJAZ_TRV_LOADER_DATA_MV [5 col(s)], OPUS_BJAZ_TRV_LOADER_LOG_TABLE_MV [4 col(s)]. stg2_fintxn_premium_ba_trv_data_policy_dtls_mv: column(s) BASE_PREMIUM could not be traced to RAW on at least one arm -- excluded (first-cut: walk columns from resolved_mtv2__ views or joined-in stitch columns are not yet inlined into the sampled queries). stg2_fintxn_premium_bjaz_trv_loader_data_mv: column(s) DISCOUNT_PERCENTAGE, NET_PREMIUM could not be traced to RAW on at least one arm -- excluded (first-cut: walk columns from resolved_mtv2__ views or joined-in stitch columns are not yet inlined into the sampled queries). stg2_fintxn_premium_bjaz_trv_loader_log_table_mv: column(s) BASE_PREMIUM, DISCOUNT_PERCENTAGE, NET_PREMIUM could not be traced to RAW on at least one arm -- excluded (first-cut: walk columns from resolved_mtv2__ views or joined-in stitch columns are not yet inlined into the sampled queries).</w:t>
+        <w:t xml:space="preserve">Grain (FINANCIAL_TRANSACTION_HKEY, RECORD_SOURCE, LOAD_DATETIME). duplicate_row_groups = the same version stored twice (what a non-idempotent re-run produces). same_ldts_different_payload_info = two different payloads at one LOAD_DATETIME (a source grain conflict, not a re-load duplicate) -- informational. standard satellite, sat_multi_source; PK FINANCIAL_TRANSACTION_HKEY; 3 RECORD_SOURCE group(s): OPUS_BA_TRV_DATA_POLICY_DTLS_MV [6 col(s)], OPUS_BJAZ_TRV_LOADER_DATA_MV [5 col(s)], OPUS_BJAZ_TRV_LOADER_LOG_TABLE_MV [4 col(s)]. stg2_fintxn_premium_ba_trv_data_policy_dtls_mv: column(s) BASE_PREMIUM could not be traced to RAW on at least one arm -- excluded (first-cut: walk columns from resolved_mt__ views or joined-in stitch columns are not yet inlined into the sampled queries). stg2_fintxn_premium_bjaz_trv_loader_data_mv: column(s) DISCOUNT_PERCENTAGE, NET_PREMIUM could not be traced to RAW on at least one arm -- excluded (first-cut: walk columns from resolved_mt__ views or joined-in stitch columns are not yet inlined into the sampled queries). stg2_fintxn_premium_bjaz_trv_loader_log_table_mv: column(s) BASE_PREMIUM, DISCOUNT_PERCENTAGE, NET_PREMIUM could not be traced to RAW on at least one arm -- excluded (first-cut: walk columns from resolved_mt__ views or joined-in stitch columns are not yet inlined into the sampled queries).</w:t>
       </w:r>
     </w:p>
     <w:p>
@@ -6060,9 +6033,6 @@
       <w:r>
         <w:t xml:space="preserve">10. OPUS — SAT_FINTXN_TAX</w:t>
       </w:r>
-      <w:r>
-        <w:t xml:space="preserve">  [M1]</w:t>
-      </w:r>
     </w:p>
     <w:tbl>
       <w:tblPr>
@@ -6253,7 +6223,7 @@
         <w:t xml:space="preserve">Note: </w:t>
       </w:r>
       <w:r>
-        <w:t xml:space="preserve">Grain (FINANCIAL_TRANSACTION_HKEY, TAX_TYPE, RECORD_SOURCE, LOAD_DATETIME). duplicate_row_groups = the same version stored twice (what a non-idempotent re-run produces). same_ldts_different_payload_info = two different payloads at one LOAD_DATETIME (a source grain conflict, not a re-load duplicate) -- informational. standard satellite, ma_sat_multi_source; PK FINANCIAL_TRANSACTION_HKEY, child key TAX_TYPE; 2 RECORD_SOURCE group(s): OPUS_BA_TRV_DATA_POLICY_DTLS_MV [2 col(s)], OPUS_BJAZ_TRV_LOADER_LOG_TABLE_MV [1 col(s)]. Multi-active: compared per (key, child key); latest = max LOAD_DATETIME per member. stg2_fintxn_tax_ba_trv_data_policy_dtls_mv_0: column(s) SERVICE_TAX_AMOUNT could not be traced to RAW on at least one arm -- excluded (first-cut: walk columns from resolved_mtv2__ views or joined-in stitch columns are not yet inlined into the sampled queries). stg2_fintxn_tax_bjaz_trv_loader_log_table_mv_2: column(s) CESS_AMOUNT could not be traced to RAW on at least one arm -- excluded (first-cut: walk columns from resolved_mtv2__ views or joined-in stitch columns are not yet inlined into the sampled queries).</w:t>
+        <w:t xml:space="preserve">Grain (FINANCIAL_TRANSACTION_HKEY, TAX_TYPE, RECORD_SOURCE, LOAD_DATETIME). duplicate_row_groups = the same version stored twice (what a non-idempotent re-run produces). same_ldts_different_payload_info = two different payloads at one LOAD_DATETIME (a source grain conflict, not a re-load duplicate) -- informational. standard satellite, ma_sat_multi_source; PK FINANCIAL_TRANSACTION_HKEY, child key TAX_TYPE; 2 RECORD_SOURCE group(s): OPUS_BA_TRV_DATA_POLICY_DTLS_MV [2 col(s)], OPUS_BJAZ_TRV_LOADER_LOG_TABLE_MV [1 col(s)]. Multi-active: compared per (key, child key); latest = max LOAD_DATETIME per member. stg2_fintxn_tax_ba_trv_data_policy_dtls_mv_0: column(s) SERVICE_TAX_AMOUNT could not be traced to RAW on at least one arm -- excluded (first-cut: walk columns from resolved_mt__ views or joined-in stitch columns are not yet inlined into the sampled queries). stg2_fintxn_tax_bjaz_trv_loader_log_table_mv_2: column(s) CESS_AMOUNT could not be traced to RAW on at least one arm -- excluded (first-cut: walk columns from resolved_mt__ views or joined-in stitch columns are not yet inlined into the sampled queries).</w:t>
       </w:r>
     </w:p>
     <w:p>
@@ -6371,9 +6341,6 @@
       <w:r>
         <w:t xml:space="preserve">11. OPUS — SAT_FIN_CHARGE_RATE</w:t>
       </w:r>
-      <w:r>
-        <w:t xml:space="preserve">  [M1]</w:t>
-      </w:r>
     </w:p>
     <w:tbl>
       <w:tblPr>
@@ -6564,7 +6531,7 @@
         <w:t xml:space="preserve">Note: </w:t>
       </w:r>
       <w:r>
-        <w:t xml:space="preserve">Grain (FINANCIAL_TRANSACTION_HKEY, CHARGE_TYPE_CK, RECORD_SOURCE, LOAD_DATETIME). duplicate_row_groups = the same version stored twice (what a non-idempotent re-run produces). same_ldts_different_payload_info = two different payloads at one LOAD_DATETIME (a source grain conflict, not a re-load duplicate) -- informational. standard satellite, ma_sat_multi_source; PK FINANCIAL_TRANSACTION_HKEY, child key CHARGE_TYPE_CK; 2 RECORD_SOURCE group(s): OPUS_BA_TRV_DATA_POLICY_DTLS_MV [2 col(s)], OPUS_BJAZ_TRV_LOADER_LOG_TABLE_MV [1 col(s)]. Multi-active: compared per (key, child key); latest = max LOAD_DATETIME per member. stg2_fin_charge_rate_ba_trv_data_policy_dtls_mv: column(s) ADDITIONAL_LOADING_RATE could not be traced to RAW on at least one arm -- excluded (first-cut: walk columns from resolved_mtv2__ views or joined-in stitch columns are not yet inlined into the sampled queries). stg2_fin_charge_rate_bjaz_trv_loader_log_table_mv: column(s) ADDITIONAL_LOADING_RATE could not be traced to RAW on at least one arm -- excluded (first-cut: walk columns from resolved_mtv2__ views or joined-in stitch columns are not yet inlined into the sampled queries).</w:t>
+        <w:t xml:space="preserve">Grain (FINANCIAL_TRANSACTION_HKEY, CHARGE_TYPE_CK, RECORD_SOURCE, LOAD_DATETIME). duplicate_row_groups = the same version stored twice (what a non-idempotent re-run produces). same_ldts_different_payload_info = two different payloads at one LOAD_DATETIME (a source grain conflict, not a re-load duplicate) -- informational. standard satellite, ma_sat_multi_source; PK FINANCIAL_TRANSACTION_HKEY, child key CHARGE_TYPE_CK; 2 RECORD_SOURCE group(s): OPUS_BA_TRV_DATA_POLICY_DTLS_MV [2 col(s)], OPUS_BJAZ_TRV_LOADER_LOG_TABLE_MV [1 col(s)]. Multi-active: compared per (key, child key); latest = max LOAD_DATETIME per member. stg2_fin_charge_rate_ba_trv_data_policy_dtls_mv: column(s) ADDITIONAL_LOADING_RATE could not be traced to RAW on at least one arm -- excluded (first-cut: walk columns from resolved_mt__ views or joined-in stitch columns are not yet inlined into the sampled queries). stg2_fin_charge_rate_bjaz_trv_loader_log_table_mv: column(s) ADDITIONAL_LOADING_RATE could not be traced to RAW on at least one arm -- excluded (first-cut: walk columns from resolved_mt__ views or joined-in stitch columns are not yet inlined into the sampled queries).</w:t>
       </w:r>
     </w:p>
     <w:p>
@@ -6682,9 +6649,6 @@
       <w:r>
         <w:t xml:space="preserve">12. OPUS — SAT_FIN_RECEIPT</w:t>
       </w:r>
-      <w:r>
-        <w:t xml:space="preserve">  [M1]</w:t>
-      </w:r>
     </w:p>
     <w:tbl>
       <w:tblPr>
@@ -6875,7 +6839,7 @@
         <w:t xml:space="preserve">Note: </w:t>
       </w:r>
       <w:r>
-        <w:t xml:space="preserve">Grain (FINANCIAL_TRANSACTION_HKEY, RECORD_SOURCE, LOAD_DATETIME). duplicate_row_groups = the same version stored twice (what a non-idempotent re-run produces). same_ldts_different_payload_info = two different payloads at one LOAD_DATETIME (a source grain conflict, not a re-load duplicate) -- informational. standard satellite, sat_multi_source; PK FINANCIAL_TRANSACTION_HKEY; 2 RECORD_SOURCE group(s): OPUS_BA_TRV_DATA_POLICY_DTLS_MV [2 col(s)], OPUS_BJAZ_TRV_LOADER_DATA_MV [3 col(s)]. stg2_fin_receipt_ba_trv_data_policy_dtls_mv: column(s) AMOUNT_RECEIVED, INSTRUMENT_DATE could not be traced to RAW on at least one arm -- excluded (first-cut: walk columns from resolved_mtv2__ views or joined-in stitch columns are not yet inlined into the sampled queries). stg2_fin_receipt_bjaz_trv_loader_data_mv: column(s) PAYMENT_GATEWAY_REFERENCE could not be traced to RAW on at least one arm -- excluded (first-cut: walk columns from resolved_mtv2__ views or joined-in stitch columns are not yet inlined into the sampled queries).</w:t>
+        <w:t xml:space="preserve">Grain (FINANCIAL_TRANSACTION_HKEY, RECORD_SOURCE, LOAD_DATETIME). duplicate_row_groups = the same version stored twice (what a non-idempotent re-run produces). same_ldts_different_payload_info = two different payloads at one LOAD_DATETIME (a source grain conflict, not a re-load duplicate) -- informational. standard satellite, sat_multi_source; PK FINANCIAL_TRANSACTION_HKEY; 2 RECORD_SOURCE group(s): OPUS_BA_TRV_DATA_POLICY_DTLS_MV [2 col(s)], OPUS_BJAZ_TRV_LOADER_DATA_MV [3 col(s)]. stg2_fin_receipt_ba_trv_data_policy_dtls_mv: column(s) AMOUNT_RECEIVED, INSTRUMENT_DATE could not be traced to RAW on at least one arm -- excluded (first-cut: walk columns from resolved_mt__ views or joined-in stitch columns are not yet inlined into the sampled queries). stg2_fin_receipt_bjaz_trv_loader_data_mv: column(s) PAYMENT_GATEWAY_REFERENCE could not be traced to RAW on at least one arm -- excluded (first-cut: walk columns from resolved_mt__ views or joined-in stitch columns are not yet inlined into the sampled queries).</w:t>
       </w:r>
     </w:p>
     <w:p>
@@ -6992,9 +6956,6 @@
       </w:pPr>
       <w:r>
         <w:t xml:space="preserve">13. OPUS — SAT_LNK_ROLE_NOMINEE_BENEFICIARY</w:t>
-      </w:r>
-      <w:r>
-        <w:t xml:space="preserve">  [M1]</w:t>
       </w:r>
     </w:p>
     <w:tbl>
@@ -7304,9 +7265,6 @@
       <w:r>
         <w:t xml:space="preserve">14. OPUS — SAT_ORG_UNIT_DEFINITION</w:t>
       </w:r>
-      <w:r>
-        <w:t xml:space="preserve">  [M1]</w:t>
-      </w:r>
     </w:p>
     <w:tbl>
       <w:tblPr>
@@ -7615,9 +7573,6 @@
       <w:r>
         <w:t xml:space="preserve">15. OPUS — SAT_PARTY_EMPLOYMENT</w:t>
       </w:r>
-      <w:r>
-        <w:t xml:space="preserve">  [M1]</w:t>
-      </w:r>
     </w:p>
     <w:tbl>
       <w:tblPr>
@@ -7808,7 +7763,7 @@
         <w:t xml:space="preserve">Note: </w:t>
       </w:r>
       <w:r>
-        <w:t xml:space="preserve">Grain (PARTY_HKEY, RECORD_SOURCE, LOAD_DATETIME). duplicate_row_groups = the same version stored twice (what a non-idempotent re-run produces). same_ldts_different_payload_info = two different payloads at one LOAD_DATETIME (a source grain conflict, not a re-load duplicate) -- informational. standard satellite, sat_multi_source; PK PARTY_HKEY; 2 RECORD_SOURCE group(s): OPUS_BJAZ_TRV_LOADER_DATA_MV [1 col(s)], OPUS_BJAZ_TRV_LOADER_LOG_TABLE_MV [2 col(s)]. stg2_party_employment_bjaz_trv_loader_data_mv_payer: column(s) DESIGNATION could not be traced to RAW on at least one arm -- excluded (first-cut: walk columns from resolved_mtv2__ views or joined-in stitch columns are not yet inlined into the sampled queries).</w:t>
+        <w:t xml:space="preserve">Grain (PARTY_HKEY, RECORD_SOURCE, LOAD_DATETIME). duplicate_row_groups = the same version stored twice (what a non-idempotent re-run produces). same_ldts_different_payload_info = two different payloads at one LOAD_DATETIME (a source grain conflict, not a re-load duplicate) -- informational. standard satellite, sat_multi_source; PK PARTY_HKEY; 2 RECORD_SOURCE group(s): OPUS_BJAZ_TRV_LOADER_DATA_MV [1 col(s)], OPUS_BJAZ_TRV_LOADER_LOG_TABLE_MV [2 col(s)]. stg2_party_employment_bjaz_trv_loader_data_mv_payer: column(s) DESIGNATION could not be traced to RAW on at least one arm -- excluded (first-cut: walk columns from resolved_mt__ views or joined-in stitch columns are not yet inlined into the sampled queries).</w:t>
       </w:r>
     </w:p>
     <w:p>
@@ -7925,9 +7880,6 @@
       </w:pPr>
       <w:r>
         <w:t xml:space="preserve">16. OPUS — SAT_PARTY_HEALTH_PROFILE</w:t>
-      </w:r>
-      <w:r>
-        <w:t xml:space="preserve">  [M1]</w:t>
       </w:r>
     </w:p>
     <w:tbl>
@@ -8237,9 +8189,6 @@
       <w:r>
         <w:t xml:space="preserve">17. OPUS — SAT_PARTY_IDENTIFICATION</w:t>
       </w:r>
-      <w:r>
-        <w:t xml:space="preserve">  [M2]</w:t>
-      </w:r>
     </w:p>
     <w:tbl>
       <w:tblPr>
@@ -8430,7 +8379,7 @@
         <w:t xml:space="preserve">Note: </w:t>
       </w:r>
       <w:r>
-        <w:t xml:space="preserve">Grain (PARTY_HKEY, IDENTIFICATION_TYPE_CODE, RECORD_SOURCE, LOAD_DATETIME). duplicate_row_groups = the same version stored twice (what a non-idempotent re-run produces). same_ldts_different_payload_info = two different payloads at one LOAD_DATETIME (a source grain conflict, not a re-load duplicate) -- informational. standard satellite, ma_sat_multi_source; PK PARTY_HKEY, child key IDENTIFICATION_TYPE_CODE; 3 RECORD_SOURCE group(s): OPUS_BA_TRV_DATA_POLICY_DTLS_MV [1 col(s)], OPUS_BJAZ_TRV_LOADER_DATA_MV [4 col(s)], OPUS_BJAZ_TRV_LOADER_LOG_TABLE_MV [1 col(s)]. Multi-active: compared per (key, child key); latest = max LOAD_DATETIME per member. stg2_party_identification_ba_trv_data_policy_dtls_mv_0: column(s) AADHAAR_NUMBER, EIA_NUMBER, GSTIN could not be traced to RAW on at least one arm -- excluded (first-cut: walk columns from resolved_mtv2__ views or joined-in stitch columns are not yet inlined into the sampled queries). stg2_party_identification_bjaz_trv_loader_data_mv_1: column(s) EIA_NUMBER, GSTIN, PASSPORT_NUMBER could not be traced to RAW on at least one arm -- excluded (first-cut: walk columns from resolved_mtv2__ views or joined-in stitch columns are not yet inlined into the sampled queries). stg2_party_identification_bjaz_trv_loader_data_mv_2: column(s) GSTIN, PASSPORT_NUMBER could not be traced to RAW on at least one arm -- excluded (first-cut: walk columns from resolved_mtv2__ views or joined-in stitch columns are not yet inlined into the sampled queries). stg2_party_identification_bjaz_trv_loader_data_mv_3: column(s) PASSPORT_NUMBER could not be traced to RAW on at least one arm -- excluded (first-cut: walk columns from resolved_mtv2__ views or joined-in stitch columns are not yet inlined into the sampled queries). stg2_party_identification_bjaz_trv_loader_log_table_mv_5: column(s) AADHAAR_NUMBER, EIA_NUMBER, GSTIN could not be traced to RAW on at least one arm -- excluded (first-cut: walk columns from resolved_mtv2__ views or joined-in stitch columns are not yet inlined into the sampled queries).</w:t>
+        <w:t xml:space="preserve">Grain (PARTY_HKEY, IDENTIFICATION_TYPE_CODE, RECORD_SOURCE, LOAD_DATETIME). duplicate_row_groups = the same version stored twice (what a non-idempotent re-run produces). same_ldts_different_payload_info = two different payloads at one LOAD_DATETIME (a source grain conflict, not a re-load duplicate) -- informational. standard satellite, ma_sat_multi_source; PK PARTY_HKEY, child key IDENTIFICATION_TYPE_CODE; 3 RECORD_SOURCE group(s): OPUS_BA_TRV_DATA_POLICY_DTLS_MV [1 col(s)], OPUS_BJAZ_TRV_LOADER_DATA_MV [4 col(s)], OPUS_BJAZ_TRV_LOADER_LOG_TABLE_MV [1 col(s)]. Multi-active: compared per (key, child key); latest = max LOAD_DATETIME per member. stg2_party_identification_ba_trv_data_policy_dtls_mv_0: column(s) AADHAAR_NUMBER, EIA_NUMBER, GSTIN could not be traced to RAW on at least one arm -- excluded (first-cut: walk columns from resolved_mt__ views or joined-in stitch columns are not yet inlined into the sampled queries). stg2_party_identification_bjaz_trv_loader_data_mv_1: column(s) EIA_NUMBER, GSTIN, PASSPORT_NUMBER could not be traced to RAW on at least one arm -- excluded (first-cut: walk columns from resolved_mt__ views or joined-in stitch columns are not yet inlined into the sampled queries). stg2_party_identification_bjaz_trv_loader_data_mv_2: column(s) GSTIN, PASSPORT_NUMBER could not be traced to RAW on at least one arm -- excluded (first-cut: walk columns from resolved_mt__ views or joined-in stitch columns are not yet inlined into the sampled queries). stg2_party_identification_bjaz_trv_loader_data_mv_3: column(s) PASSPORT_NUMBER could not be traced to RAW on at least one arm -- excluded (first-cut: walk columns from resolved_mt__ views or joined-in stitch columns are not yet inlined into the sampled queries). stg2_party_identification_bjaz_trv_loader_log_table_mv_5: column(s) AADHAAR_NUMBER, EIA_NUMBER, GSTIN could not be traced to RAW on at least one arm -- excluded (first-cut: walk columns from resolved_mt__ views or joined-in stitch columns are not yet inlined into the sampled queries).</w:t>
       </w:r>
     </w:p>
     <w:p>
@@ -8548,9 +8497,6 @@
       <w:r>
         <w:t xml:space="preserve">18. OPUS — SAT_PARTY_IDENTITY</w:t>
       </w:r>
-      <w:r>
-        <w:t xml:space="preserve">  [M2]</w:t>
-      </w:r>
     </w:p>
     <w:tbl>
       <w:tblPr>
@@ -8741,7 +8687,7 @@
         <w:t xml:space="preserve">Note: </w:t>
       </w:r>
       <w:r>
-        <w:t xml:space="preserve">Grain (PARTY_HKEY, RECORD_SOURCE, LOAD_DATETIME). duplicate_row_groups = the same version stored twice (what a non-idempotent re-run produces). same_ldts_different_payload_info = two different payloads at one LOAD_DATETIME (a source grain conflict, not a re-load duplicate) -- informational. standard satellite, sat_multi_source; PK PARTY_HKEY; 3 RECORD_SOURCE group(s): OPUS_BA_TRV_DATA_POLICY_DTLS_MV [3 col(s)], OPUS_BJAZ_TRV_LOADER_DATA_MV [6 col(s)], OPUS_BJAZ_TRV_LOADER_LOG_TABLE_MV [8 col(s)]. stg2_party_identity_ba_trv_data_policy_dtls_mv_payer: column(s) FIRST_NAME, GENDER_CODE, LAST_NAME, MIDDLE_NAME, PARTY_FULL_NAME, PARTY_LEGAL_NAME, TITLE_CODE could not be traced to RAW on at least one arm -- excluded (first-cut: walk columns from resolved_mtv2__ views or joined-in stitch columns are not yet inlined into the sampled queries). stg2_party_identity_ba_trv_data_policy_dtls_mv_agent: column(s) FIRST_NAME, GENDER_CODE, LAST_NAME, MIDDLE_NAME, PARTY_LEGAL_NAME, TITLE_CODE could not be traced to RAW on at least one arm -- excluded (first-cut: walk columns from resolved_mtv2__ views or joined-in stitch columns are not yet inlined into the sampled queries). stg2_party_identity_bjaz_trv_loader_data_mv_payer: column(s) AGE, PARTY_FULL_NAME, TITLE_CODE could not be traced to RAW on at least one arm -- excluded (first-cut: walk columns from resolved_mtv2__ views or joined-in stitch columns are not yet inlined into the sampled queries). stg2_party_identity_bjaz_trv_loader_log_table_mv_payer: column(s) PARTY_FULL_NAME could not be traced to RAW on at least one arm -- excluded (first-cut: walk columns from resolved_mtv2__ views or joined-in stitch columns are not yet inlined into the sampled queries).</w:t>
+        <w:t xml:space="preserve">Grain (PARTY_HKEY, RECORD_SOURCE, LOAD_DATETIME). duplicate_row_groups = the same version stored twice (what a non-idempotent re-run produces). same_ldts_different_payload_info = two different payloads at one LOAD_DATETIME (a source grain conflict, not a re-load duplicate) -- informational. standard satellite, sat_multi_source; PK PARTY_HKEY; 3 RECORD_SOURCE group(s): OPUS_BA_TRV_DATA_POLICY_DTLS_MV [3 col(s)], OPUS_BJAZ_TRV_LOADER_DATA_MV [6 col(s)], OPUS_BJAZ_TRV_LOADER_LOG_TABLE_MV [8 col(s)]. stg2_party_identity_ba_trv_data_policy_dtls_mv_payer: column(s) FIRST_NAME, GENDER_CODE, LAST_NAME, MIDDLE_NAME, PARTY_FULL_NAME, PARTY_LEGAL_NAME, TITLE_CODE could not be traced to RAW on at least one arm -- excluded (first-cut: walk columns from resolved_mt__ views or joined-in stitch columns are not yet inlined into the sampled queries). stg2_party_identity_ba_trv_data_policy_dtls_mv_agent: column(s) FIRST_NAME, GENDER_CODE, LAST_NAME, MIDDLE_NAME, PARTY_LEGAL_NAME, TITLE_CODE could not be traced to RAW on at least one arm -- excluded (first-cut: walk columns from resolved_mt__ views or joined-in stitch columns are not yet inlined into the sampled queries). stg2_party_identity_bjaz_trv_loader_data_mv_payer: column(s) AGE, PARTY_FULL_NAME, TITLE_CODE could not be traced to RAW on at least one arm -- excluded (first-cut: walk columns from resolved_mt__ views or joined-in stitch columns are not yet inlined into the sampled queries). stg2_party_identity_bjaz_trv_loader_log_table_mv_payer: column(s) PARTY_FULL_NAME could not be traced to RAW on at least one arm -- excluded (first-cut: walk columns from resolved_mt__ views or joined-in stitch columns are not yet inlined into the sampled queries).</w:t>
       </w:r>
     </w:p>
     <w:p>
@@ -8858,9 +8804,6 @@
       </w:pPr>
       <w:r>
         <w:t xml:space="preserve">19. OPUS — SAT_PARTY_INDIVIDUAL_DEMOGRAPHICS</w:t>
-      </w:r>
-      <w:r>
-        <w:t xml:space="preserve">  [M2]</w:t>
       </w:r>
     </w:p>
     <w:tbl>
@@ -9170,9 +9113,6 @@
       <w:r>
         <w:t xml:space="preserve">20. OPUS — SAT_POLICY_CLASSIFICATION</w:t>
       </w:r>
-      <w:r>
-        <w:t xml:space="preserve">  [M2]</w:t>
-      </w:r>
     </w:p>
     <w:tbl>
       <w:tblPr>
@@ -9481,9 +9421,6 @@
       <w:r>
         <w:t xml:space="preserve">21. OPUS — SAT_POLICY_HEADER</w:t>
       </w:r>
-      <w:r>
-        <w:t xml:space="preserve">  [M2]</w:t>
-      </w:r>
     </w:p>
     <w:tbl>
       <w:tblPr>
@@ -9674,7 +9611,7 @@
         <w:t xml:space="preserve">Note: </w:t>
       </w:r>
       <w:r>
-        <w:t xml:space="preserve">Grain (POLICY_HKEY, RECORD_SOURCE, LOAD_DATETIME). duplicate_row_groups = the same version stored twice (what a non-idempotent re-run produces). same_ldts_different_payload_info = two different payloads at one LOAD_DATETIME (a source grain conflict, not a re-load duplicate) -- informational. standard satellite, sat_multi_source; PK POLICY_HKEY; 4 RECORD_SOURCE group(s): OPUS_BA_TRV_DATA_POLICY_DTLS_MV [9 col(s)], OPUS_BJAZ_TRV_LOADER_DATA_MV [2 col(s)], OPUS_BJAZ_TRV_LOADER_LOG_TABLE_MV [8 col(s)], OPUS_BJAZ_TRV_RIDER_DTLS_MV [2 col(s)]. stg2_policy_header_ba_trv_data_policy_dtls_mv: column(s) POLICY_TYPE, SUM_INSURED_TOTAL could not be traced to RAW on at least one arm -- excluded (first-cut: walk columns from resolved_mtv2__ views or joined-in stitch columns are not yet inlined into the sampled queries). stg2_policy_header_bjaz_trv_loader_data_mv: column(s) COVER_NOTE_DATE, COVER_NOTE_REFERENCE, ISSUE_DATE, MASTER_POLICY_REFERENCE, POLICY_NUMBER, POLICY_TYPE, RISK_EXPIRY_DATE, RISK_INCEPTION_DATE, SUM_INSURED_TOTAL could not be traced to RAW on at least one arm -- excluded (first-cut: walk columns from resolved_mtv2__ views or joined-in stitch columns are not yet inlined into the sampled queries). stg2_policy_header_bjaz_trv_loader_log_table_mv: column(s) NUMBER_OF_LIVES_COVERED, POLICY_NUMBER, POLICY_TYPE could not be traced to RAW on at least one arm -- excluded (first-cut: walk columns from resolved_mtv2__ views or joined-in stitch columns are not yet inlined into the sampled queries). stg2_policy_header_bjaz_trv_rider_dtls_mv: column(s) COVER_NOTE_DATE, COVER_NOTE_REFERENCE, ISSUE_DATE, MASTER_POLICY_REFERENCE, POLICY_NUMBER, RISK_EXPIRY_DATE, RISK_INCEPTION_DATE, RURAL_SECTOR_POLICY_INDICATOR, SUM_INSURED_TOTAL could not be traced to RAW on at least one arm -- excluded (first-cut: walk columns from resolved_mtv2__ views or joined-in stitch columns are not yet inlined into the sampled queries).</w:t>
+        <w:t xml:space="preserve">Grain (POLICY_HKEY, RECORD_SOURCE, LOAD_DATETIME). duplicate_row_groups = the same version stored twice (what a non-idempotent re-run produces). same_ldts_different_payload_info = two different payloads at one LOAD_DATETIME (a source grain conflict, not a re-load duplicate) -- informational. standard satellite, sat_multi_source; PK POLICY_HKEY; 4 RECORD_SOURCE group(s): OPUS_BA_TRV_DATA_POLICY_DTLS_MV [9 col(s)], OPUS_BJAZ_TRV_LOADER_DATA_MV [2 col(s)], OPUS_BJAZ_TRV_LOADER_LOG_TABLE_MV [8 col(s)], OPUS_BJAZ_TRV_RIDER_DTLS_MV [2 col(s)]. stg2_policy_header_ba_trv_data_policy_dtls_mv: column(s) POLICY_TYPE, SUM_INSURED_TOTAL could not be traced to RAW on at least one arm -- excluded (first-cut: walk columns from resolved_mt__ views or joined-in stitch columns are not yet inlined into the sampled queries). stg2_policy_header_bjaz_trv_loader_data_mv: column(s) COVER_NOTE_DATE, COVER_NOTE_REFERENCE, ISSUE_DATE, MASTER_POLICY_REFERENCE, POLICY_NUMBER, POLICY_TYPE, RISK_EXPIRY_DATE, RISK_INCEPTION_DATE, SUM_INSURED_TOTAL could not be traced to RAW on at least one arm -- excluded (first-cut: walk columns from resolved_mt__ views or joined-in stitch columns are not yet inlined into the sampled queries). stg2_policy_header_bjaz_trv_loader_log_table_mv: column(s) NUMBER_OF_LIVES_COVERED, POLICY_NUMBER, POLICY_TYPE could not be traced to RAW on at least one arm -- excluded (first-cut: walk columns from resolved_mt__ views or joined-in stitch columns are not yet inlined into the sampled queries). stg2_policy_header_bjaz_trv_rider_dtls_mv: column(s) COVER_NOTE_DATE, COVER_NOTE_REFERENCE, ISSUE_DATE, MASTER_POLICY_REFERENCE, POLICY_NUMBER, RISK_EXPIRY_DATE, RISK_INCEPTION_DATE, RURAL_SECTOR_POLICY_INDICATOR, SUM_INSURED_TOTAL could not be traced to RAW on at least one arm -- excluded (first-cut: walk columns from resolved_mt__ views or joined-in stitch columns are not yet inlined into the sampled queries).</w:t>
       </w:r>
     </w:p>
     <w:p>
@@ -9791,9 +9728,6 @@
       </w:pPr>
       <w:r>
         <w:t xml:space="preserve">22. OPUS — SAT_POLICY_TERMS</w:t>
-      </w:r>
-      <w:r>
-        <w:t xml:space="preserve">  [M2]</w:t>
       </w:r>
     </w:p>
     <w:tbl>
@@ -10103,9 +10037,6 @@
       <w:r>
         <w:t xml:space="preserve">23. OPUS — SAT_PRODUCT_DEFINITION</w:t>
       </w:r>
-      <w:r>
-        <w:t xml:space="preserve">  [M2]</w:t>
-      </w:r>
     </w:p>
     <w:tbl>
       <w:tblPr>
@@ -10296,7 +10227,7 @@
         <w:t xml:space="preserve">Note: </w:t>
       </w:r>
       <w:r>
-        <w:t xml:space="preserve">Grain (PRODUCT_HKEY, RECORD_SOURCE, LOAD_DATETIME). duplicate_row_groups = the same version stored twice (what a non-idempotent re-run produces). same_ldts_different_payload_info = two different payloads at one LOAD_DATETIME (a source grain conflict, not a re-load duplicate) -- informational. standard satellite, sat_multi_source; PK PRODUCT_HKEY; 3 RECORD_SOURCE group(s): OPUS_BA_TRV_DATA_POLICY_DTLS_MV [3 col(s)], OPUS_BA_TRV_PLAN_MST_MV [5 col(s)], OPUS_BJAZ_TRV_LOADER_DATA_MV [1 col(s)]. stg2_product_definition_ba_trv_data_policy_dtls_mv: column(s) PRODUCT_DISPLAY_NAME, PRODUCT_STATUS could not be traced to RAW on at least one arm -- excluded (first-cut: walk columns from resolved_mtv2__ views or joined-in stitch columns are not yet inlined into the sampled queries). stg2_product_definition_bjaz_trv_loader_data_mv: column(s) PRODUCT_CODE, PRODUCT_DISPLAY_NAME, PRODUCT_NAME, PRODUCT_STATUS could not be traced to RAW on at least one arm -- excluded (first-cut: walk columns from resolved_mtv2__ views or joined-in stitch columns are not yet inlined into the sampled queries).</w:t>
+        <w:t xml:space="preserve">Grain (PRODUCT_HKEY, RECORD_SOURCE, LOAD_DATETIME). duplicate_row_groups = the same version stored twice (what a non-idempotent re-run produces). same_ldts_different_payload_info = two different payloads at one LOAD_DATETIME (a source grain conflict, not a re-load duplicate) -- informational. standard satellite, sat_multi_source; PK PRODUCT_HKEY; 3 RECORD_SOURCE group(s): OPUS_BA_TRV_DATA_POLICY_DTLS_MV [3 col(s)], OPUS_BA_TRV_PLAN_MST_MV [5 col(s)], OPUS_BJAZ_TRV_LOADER_DATA_MV [1 col(s)]. stg2_product_definition_ba_trv_data_policy_dtls_mv: column(s) PRODUCT_DISPLAY_NAME, PRODUCT_STATUS could not be traced to RAW on at least one arm -- excluded (first-cut: walk columns from resolved_mt__ views or joined-in stitch columns are not yet inlined into the sampled queries). stg2_product_definition_bjaz_trv_loader_data_mv: column(s) PRODUCT_CODE, PRODUCT_DISPLAY_NAME, PRODUCT_NAME, PRODUCT_STATUS could not be traced to RAW on at least one arm -- excluded (first-cut: walk columns from resolved_mt__ views or joined-in stitch columns are not yet inlined into the sampled queries).</w:t>
       </w:r>
     </w:p>
     <w:p>
@@ -10414,9 +10345,6 @@
       <w:r>
         <w:t xml:space="preserve">24. OPUS — SAT_PRODUCT_RATING_FACTOR</w:t>
       </w:r>
-      <w:r>
-        <w:t xml:space="preserve">  [M2]</w:t>
-      </w:r>
     </w:p>
     <w:tbl>
       <w:tblPr>
@@ -10607,7 +10535,7 @@
         <w:t xml:space="preserve">Note: </w:t>
       </w:r>
       <w:r>
-        <w:t xml:space="preserve">Grain (PRODUCT_HKEY, ACTIVE_SEQUENCE_NUMBER, RECORD_SOURCE, LOAD_DATETIME). duplicate_row_groups = the same version stored twice (what a non-idempotent re-run produces). same_ldts_different_payload_info = two different payloads at one LOAD_DATETIME (a source grain conflict, not a re-load duplicate) -- informational. standard satellite, ma_sat_multi_source; PK PRODUCT_HKEY, child key ACTIVE_SEQUENCE_NUMBER; 1 RECORD_SOURCE group(s): OPUS_BJAZ_TRV_RATE_MASTER_MV [2 col(s)]. Multi-active: compared per (key, child key); latest = max LOAD_DATETIME per member. stg2_product_rating_factor_bjaz_trv_rate_master_mv_0: column(s) VALUE_RANGE_TO could not be traced to RAW on at least one arm -- excluded (first-cut: walk columns from resolved_mtv2__ views or joined-in stitch columns are not yet inlined into the sampled queries).</w:t>
+        <w:t xml:space="preserve">Grain (PRODUCT_HKEY, ACTIVE_SEQUENCE_NUMBER, RECORD_SOURCE, LOAD_DATETIME). duplicate_row_groups = the same version stored twice (what a non-idempotent re-run produces). same_ldts_different_payload_info = two different payloads at one LOAD_DATETIME (a source grain conflict, not a re-load duplicate) -- informational. standard satellite, ma_sat_multi_source; PK PRODUCT_HKEY, child key ACTIVE_SEQUENCE_NUMBER; 1 RECORD_SOURCE group(s): OPUS_BJAZ_TRV_RATE_MASTER_MV [2 col(s)]. Multi-active: compared per (key, child key); latest = max LOAD_DATETIME per member. stg2_product_rating_factor_bjaz_trv_rate_master_mv_0: column(s) VALUE_RANGE_TO could not be traced to RAW on at least one arm -- excluded (first-cut: walk columns from resolved_mt__ views or joined-in stitch columns are not yet inlined into the sampled queries).</w:t>
       </w:r>
     </w:p>
     <w:p>
@@ -10724,9 +10652,6 @@
       </w:pPr>
       <w:r>
         <w:t xml:space="preserve">25. OPUS — SAT_PRODUCT_RATING_STRUCTURE</w:t>
-      </w:r>
-      <w:r>
-        <w:t xml:space="preserve">  [M2]</w:t>
       </w:r>
     </w:p>
     <w:tbl>
@@ -11036,9 +10961,6 @@
       <w:r>
         <w:t xml:space="preserve">26. OPUS — SAT_PRODUCT_TERMS</w:t>
       </w:r>
-      <w:r>
-        <w:t xml:space="preserve">  [M2]</w:t>
-      </w:r>
     </w:p>
     <w:tbl>
       <w:tblPr>
@@ -11229,7 +11151,7 @@
         <w:t xml:space="preserve">Note: </w:t>
       </w:r>
       <w:r>
-        <w:t xml:space="preserve">Grain (PRODUCT_HKEY, RECORD_SOURCE, LOAD_DATETIME). duplicate_row_groups = the same version stored twice (what a non-idempotent re-run produces). same_ldts_different_payload_info = two different payloads at one LOAD_DATETIME (a source grain conflict, not a re-load duplicate) -- informational. standard satellite, sat_multi_source; PK PRODUCT_HKEY; 2 RECORD_SOURCE group(s): OPUS_BA_TRV_PLAN_MST_MV [6 col(s)], OPUS_BJAZ_TRV_PLAN_MV [1 col(s)]. stg2_product_terms_bjaz_trv_plan_mv: column(s) FAMILY_DEFINITION, GEOGRAPHY_RESTRICTION, MAXIMUM_ENTRY_AGE, MINIMUM_ENTRY_AGE, MINIMUM_POLICY_TERM could not be traced to RAW on at least one arm -- excluded (first-cut: walk columns from resolved_mtv2__ views or joined-in stitch columns are not yet inlined into the sampled queries).</w:t>
+        <w:t xml:space="preserve">Grain (PRODUCT_HKEY, RECORD_SOURCE, LOAD_DATETIME). duplicate_row_groups = the same version stored twice (what a non-idempotent re-run produces). same_ldts_different_payload_info = two different payloads at one LOAD_DATETIME (a source grain conflict, not a re-load duplicate) -- informational. standard satellite, sat_multi_source; PK PRODUCT_HKEY; 2 RECORD_SOURCE group(s): OPUS_BA_TRV_PLAN_MST_MV [6 col(s)], OPUS_BJAZ_TRV_PLAN_MV [1 col(s)]. stg2_product_terms_bjaz_trv_plan_mv: column(s) FAMILY_DEFINITION, GEOGRAPHY_RESTRICTION, MAXIMUM_ENTRY_AGE, MINIMUM_ENTRY_AGE, MINIMUM_POLICY_TERM could not be traced to RAW on at least one arm -- excluded (first-cut: walk columns from resolved_mt__ views or joined-in stitch columns are not yet inlined into the sampled queries).</w:t>
       </w:r>
     </w:p>
     <w:p>
@@ -11346,9 +11268,6 @@
       </w:pPr>
       <w:r>
         <w:t xml:space="preserve">27. OPUS — SAT_PROPOSAL_UNDERWRITING</w:t>
-      </w:r>
-      <w:r>
-        <w:t xml:space="preserve">  [M2]</w:t>
       </w:r>
     </w:p>
     <w:tbl>
@@ -11658,9 +11577,6 @@
       <w:r>
         <w:t xml:space="preserve">28. OPUS — SAT_QUOTE_HEADER</w:t>
       </w:r>
-      <w:r>
-        <w:t xml:space="preserve">  [M2]</w:t>
-      </w:r>
     </w:p>
     <w:tbl>
       <w:tblPr>
@@ -11969,9 +11885,6 @@
       <w:r>
         <w:t xml:space="preserve">29. OPUS — SAT_RISK_MOTOR_DRIVER</w:t>
       </w:r>
-      <w:r>
-        <w:t xml:space="preserve">  [M2]</w:t>
-      </w:r>
     </w:p>
     <w:tbl>
       <w:tblPr>
@@ -12280,9 +12193,6 @@
       <w:r>
         <w:t xml:space="preserve">30. OPUS — SAT_RISK_MOTOR_VEHICLE</w:t>
       </w:r>
-      <w:r>
-        <w:t xml:space="preserve">  [M2]</w:t>
-      </w:r>
     </w:p>
     <w:tbl>
       <w:tblPr>
@@ -12591,9 +12501,6 @@
       <w:r>
         <w:t xml:space="preserve">31. OPUS — SAT_RISK_OBJECT_CORE</w:t>
       </w:r>
-      <w:r>
-        <w:t xml:space="preserve">  [M2]</w:t>
-      </w:r>
     </w:p>
     <w:tbl>
       <w:tblPr>
@@ -12902,9 +12809,6 @@
       <w:r>
         <w:t xml:space="preserve">32. OPUS — SAT_RISK_PERSON_INSURED</w:t>
       </w:r>
-      <w:r>
-        <w:t xml:space="preserve">  [M2]</w:t>
-      </w:r>
     </w:p>
     <w:tbl>
       <w:tblPr>
@@ -13213,9 +13117,6 @@
       <w:r>
         <w:t xml:space="preserve">33. OPUS — SAT_RISK_PERSON_TRAVEL</w:t>
       </w:r>
-      <w:r>
-        <w:t xml:space="preserve">  [M3]</w:t>
-      </w:r>
     </w:p>
     <w:tbl>
       <w:tblPr>
@@ -13406,7 +13307,7 @@
         <w:t xml:space="preserve">Note: </w:t>
       </w:r>
       <w:r>
-        <w:t xml:space="preserve">Grain (RISK_OBJECT_HKEY, RECORD_SOURCE, LOAD_DATETIME). duplicate_row_groups = the same version stored twice (what a non-idempotent re-run produces). same_ldts_different_payload_info = two different payloads at one LOAD_DATETIME (a source grain conflict, not a re-load duplicate) -- informational. standard satellite, sat_multi_source; PK RISK_OBJECT_HKEY; 2 RECORD_SOURCE group(s): OPUS_BJAZ_TRV_LOADER_DATA_MV [8 col(s)], OPUS_BJAZ_TRV_LOADER_LOG_TABLE_MV [2 col(s)]. stg2_risk_person_travel_bjaz_trv_loader_log_table_mv: column(s) PASSPORT_NUMBER, TRIP_DURATION, TRIP_END_DATE, TRIP_START_DATE, TRIP_TYPE, VISA_TYPE could not be traced to RAW on at least one arm -- excluded (first-cut: walk columns from resolved_mtv2__ views or joined-in stitch columns are not yet inlined into the sampled queries).</w:t>
+        <w:t xml:space="preserve">Grain (RISK_OBJECT_HKEY, RECORD_SOURCE, LOAD_DATETIME). duplicate_row_groups = the same version stored twice (what a non-idempotent re-run produces). same_ldts_different_payload_info = two different payloads at one LOAD_DATETIME (a source grain conflict, not a re-load duplicate) -- informational. standard satellite, sat_multi_source; PK RISK_OBJECT_HKEY; 2 RECORD_SOURCE group(s): OPUS_BJAZ_TRV_LOADER_DATA_MV [8 col(s)], OPUS_BJAZ_TRV_LOADER_LOG_TABLE_MV [2 col(s)]. stg2_risk_person_travel_bjaz_trv_loader_log_table_mv: column(s) PASSPORT_NUMBER, TRIP_DURATION, TRIP_END_DATE, TRIP_START_DATE, TRIP_TYPE, VISA_TYPE could not be traced to RAW on at least one arm -- excluded (first-cut: walk columns from resolved_mt__ views or joined-in stitch columns are not yet inlined into the sampled queries).</w:t>
       </w:r>
     </w:p>
     <w:p>
@@ -13523,9 +13424,6 @@
       </w:pPr>
       <w:r>
         <w:t xml:space="preserve">34. OPUS — SAT_AUG_COMMON_COMMUNICATION_PREFERENCE</w:t>
-      </w:r>
-      <w:r>
-        <w:t xml:space="preserve">  [M3]</w:t>
       </w:r>
     </w:p>
     <w:tbl>
@@ -13835,9 +13733,6 @@
       <w:r>
         <w:t xml:space="preserve">35. OPUS — SAT_AUG_COVERAGE_DEFINITION</w:t>
       </w:r>
-      <w:r>
-        <w:t xml:space="preserve">  [M3]</w:t>
-      </w:r>
     </w:p>
     <w:tbl>
       <w:tblPr>
@@ -14028,7 +13923,7 @@
         <w:t xml:space="preserve">Note: </w:t>
       </w:r>
       <w:r>
-        <w:t xml:space="preserve">Grain (COVERAGE_HKEY, RECORD_SOURCE, LOAD_DATETIME). duplicate_row_groups = the same version stored twice (what a non-idempotent re-run produces). same_ldts_different_payload_info = two different payloads at one LOAD_DATETIME (a source grain conflict, not a re-load duplicate) -- informational. augmented satellite, sat_multi_source; PK COVERAGE_HKEY; 1 RECORD_SOURCE group(s): OPUS_BJAZ_TRV_PLAN_MV [2 col(s)]. stg2_aug_coverage_definition_bjaz_trv_plan_mv_eff_date: column(s) COVERAGE_SEQUENCE could not be traced to RAW on at least one arm -- excluded (first-cut: walk columns from resolved_mtv2__ views or joined-in stitch columns are not yet inlined into the sampled queries).</w:t>
+        <w:t xml:space="preserve">Grain (COVERAGE_HKEY, RECORD_SOURCE, LOAD_DATETIME). duplicate_row_groups = the same version stored twice (what a non-idempotent re-run produces). same_ldts_different_payload_info = two different payloads at one LOAD_DATETIME (a source grain conflict, not a re-load duplicate) -- informational. augmented satellite, sat_multi_source; PK COVERAGE_HKEY; 1 RECORD_SOURCE group(s): OPUS_BJAZ_TRV_PLAN_MV [2 col(s)]. stg2_aug_coverage_definition_bjaz_trv_plan_mv_eff_date: column(s) COVERAGE_SEQUENCE could not be traced to RAW on at least one arm -- excluded (first-cut: walk columns from resolved_mt__ views or joined-in stitch columns are not yet inlined into the sampled queries).</w:t>
       </w:r>
     </w:p>
     <w:p>
@@ -14146,9 +14041,6 @@
       <w:r>
         <w:t xml:space="preserve">36. OPUS — SAT_AUG_COVERAGE_LIMITS</w:t>
       </w:r>
-      <w:r>
-        <w:t xml:space="preserve">  [M3]</w:t>
-      </w:r>
     </w:p>
     <w:tbl>
       <w:tblPr>
@@ -14339,7 +14231,7 @@
         <w:t xml:space="preserve">Note: </w:t>
       </w:r>
       <w:r>
-        <w:t xml:space="preserve">Grain (COVERAGE_HKEY, RECORD_SOURCE, LOAD_DATETIME). duplicate_row_groups = the same version stored twice (what a non-idempotent re-run produces). same_ldts_different_payload_info = two different payloads at one LOAD_DATETIME (a source grain conflict, not a re-load duplicate) -- informational. augmented satellite, sat_multi_source; PK COVERAGE_HKEY; 1 RECORD_SOURCE group(s): OPUS_BJAZ_TRV_PLAN_MV [3 col(s)]. stg2_aug_coverage_limits_bjaz_trv_plan_mv_currency: column(s) DEDUCTIBLE_DESCRIPTION, LIMIT_DESCRIPTION could not be traced to RAW on at least one arm -- excluded (first-cut: walk columns from resolved_mtv2__ views or joined-in stitch columns are not yet inlined into the sampled queries). stg2_aug_coverage_limits_bjaz_trv_plan_mv_deductible_desc: column(s) LIMIT_DESCRIPTION could not be traced to RAW on at least one arm -- excluded (first-cut: walk columns from resolved_mtv2__ views or joined-in stitch columns are not yet inlined into the sampled queries).</w:t>
+        <w:t xml:space="preserve">Grain (COVERAGE_HKEY, RECORD_SOURCE, LOAD_DATETIME). duplicate_row_groups = the same version stored twice (what a non-idempotent re-run produces). same_ldts_different_payload_info = two different payloads at one LOAD_DATETIME (a source grain conflict, not a re-load duplicate) -- informational. augmented satellite, sat_multi_source; PK COVERAGE_HKEY; 1 RECORD_SOURCE group(s): OPUS_BJAZ_TRV_PLAN_MV [3 col(s)]. stg2_aug_coverage_limits_bjaz_trv_plan_mv_currency: column(s) DEDUCTIBLE_DESCRIPTION, LIMIT_DESCRIPTION could not be traced to RAW on at least one arm -- excluded (first-cut: walk columns from resolved_mt__ views or joined-in stitch columns are not yet inlined into the sampled queries). stg2_aug_coverage_limits_bjaz_trv_plan_mv_deductible_desc: column(s) LIMIT_DESCRIPTION could not be traced to RAW on at least one arm -- excluded (first-cut: walk columns from resolved_mt__ views or joined-in stitch columns are not yet inlined into the sampled queries).</w:t>
       </w:r>
     </w:p>
     <w:p>
@@ -14457,9 +14349,6 @@
       <w:r>
         <w:t xml:space="preserve">37. OPUS — SAT_AUG_COVERAGE_RATING</w:t>
       </w:r>
-      <w:r>
-        <w:t xml:space="preserve">  [M3]</w:t>
-      </w:r>
     </w:p>
     <w:tbl>
       <w:tblPr>
@@ -14650,7 +14539,7 @@
         <w:t xml:space="preserve">Note: </w:t>
       </w:r>
       <w:r>
-        <w:t xml:space="preserve">Grain (COVERAGE_HKEY, RECORD_SOURCE, LOAD_DATETIME). duplicate_row_groups = the same version stored twice (what a non-idempotent re-run produces). same_ldts_different_payload_info = two different payloads at one LOAD_DATETIME (a source grain conflict, not a re-load duplicate) -- informational. augmented satellite, sat_multi_source; PK COVERAGE_HKEY; 2 RECORD_SOURCE group(s): OPUS_BJAZ_TRV_RIDER_RATE_MAST_MV [4 col(s)], OPUS_BJAZ_TRV_RIDER_DTLS_MV [1 col(s)]. stg2_aug_coverage_rating_bjaz_trv_rider_rate_mast_mv_nb_prm_excluding_st: column(s) EXTENSION_PREMIUM_EXCLUDING_ST, MINIMUM_EXTENSION_PREMIUM, MINIMUM_NEW_BUSINESS_PREMIUM, RIDER_PREMIUM could not be traced to RAW on at least one arm -- excluded (first-cut: walk columns from resolved_mtv2__ views or joined-in stitch columns are not yet inlined into the sampled queries). stg2_aug_coverage_rating_bjaz_trv_rider_rate_mast_mv_extn_prm_excluding_st: column(s) MINIMUM_EXTENSION_PREMIUM, MINIMUM_NEW_BUSINESS_PREMIUM, RIDER_PREMIUM could not be traced to RAW on at least one arm -- excluded (first-cut: walk columns from resolved_mtv2__ views or joined-in stitch columns are not yet inlined into the sampled queries). stg2_aug_coverage_rating_bjaz_trv_rider_rate_mast_mv_min_extn_prm: column(s) MINIMUM_NEW_BUSINESS_PREMIUM, RIDER_PREMIUM could not be traced to RAW on at least one arm -- excluded (first-cut: walk columns from resolved_mtv2__ views or joined-in stitch columns are not yet inlined into the sampled queries). stg2_aug_coverage_rating_bjaz_trv_rider_rate_mast_mv_min_nb_prm: column(s) RIDER_PREMIUM could not be traced to RAW on at least one arm -- excluded (first-cut: walk columns from resolved_mtv2__ views or joined-in stitch columns are not yet inlined into the sampled queries). stg2_aug_coverage_rating_bjaz_trv_rider_dtls_mv_rider_premium: column(s) EXTENSION_PREMIUM_EXCLUDING_ST, MINIMUM_EXTENSION_PREMIUM, MINIMUM_NEW_BUSINESS_PREMIUM, NEW_BUSINESS_PREMIUM_EXCLUDING_ST could not be traced to RAW on at least one arm -- excluded (first-cut: walk columns from resolved_mtv2__ views or joined-in stitch columns are not yet inlined into the sampled queries).</w:t>
+        <w:t xml:space="preserve">Grain (COVERAGE_HKEY, RECORD_SOURCE, LOAD_DATETIME). duplicate_row_groups = the same version stored twice (what a non-idempotent re-run produces). same_ldts_different_payload_info = two different payloads at one LOAD_DATETIME (a source grain conflict, not a re-load duplicate) -- informational. augmented satellite, sat_multi_source; PK COVERAGE_HKEY; 2 RECORD_SOURCE group(s): OPUS_BJAZ_TRV_RIDER_RATE_MAST_MV [4 col(s)], OPUS_BJAZ_TRV_RIDER_DTLS_MV [1 col(s)]. stg2_aug_coverage_rating_bjaz_trv_rider_rate_mast_mv_nb_prm_excluding_st: column(s) EXTENSION_PREMIUM_EXCLUDING_ST, MINIMUM_EXTENSION_PREMIUM, MINIMUM_NEW_BUSINESS_PREMIUM, RIDER_PREMIUM could not be traced to RAW on at least one arm -- excluded (first-cut: walk columns from resolved_mt__ views or joined-in stitch columns are not yet inlined into the sampled queries). stg2_aug_coverage_rating_bjaz_trv_rider_rate_mast_mv_extn_prm_excluding_st: column(s) MINIMUM_EXTENSION_PREMIUM, MINIMUM_NEW_BUSINESS_PREMIUM, RIDER_PREMIUM could not be traced to RAW on at least one arm -- excluded (first-cut: walk columns from resolved_mt__ views or joined-in stitch columns are not yet inlined into the sampled queries). stg2_aug_coverage_rating_bjaz_trv_rider_rate_mast_mv_min_extn_prm: column(s) MINIMUM_NEW_BUSINESS_PREMIUM, RIDER_PREMIUM could not be traced to RAW on at least one arm -- excluded (first-cut: walk columns from resolved_mt__ views or joined-in stitch columns are not yet inlined into the sampled queries). stg2_aug_coverage_rating_bjaz_trv_rider_rate_mast_mv_min_nb_prm: column(s) RIDER_PREMIUM could not be traced to RAW on at least one arm -- excluded (first-cut: walk columns from resolved_mt__ views or joined-in stitch columns are not yet inlined into the sampled queries). stg2_aug_coverage_rating_bjaz_trv_rider_dtls_mv_rider_premium: column(s) EXTENSION_PREMIUM_EXCLUDING_ST, MINIMUM_EXTENSION_PREMIUM, MINIMUM_NEW_BUSINESS_PREMIUM, NEW_BUSINESS_PREMIUM_EXCLUDING_ST could not be traced to RAW on at least one arm -- excluded (first-cut: walk columns from resolved_mt__ views or joined-in stitch columns are not yet inlined into the sampled queries).</w:t>
       </w:r>
     </w:p>
     <w:p>
@@ -14768,9 +14657,6 @@
       <w:r>
         <w:t xml:space="preserve">38. OPUS — SAT_AUG_FINTXN_PREMIUM</w:t>
       </w:r>
-      <w:r>
-        <w:t xml:space="preserve">  [M3]</w:t>
-      </w:r>
     </w:p>
     <w:tbl>
       <w:tblPr>
@@ -14961,7 +14847,7 @@
         <w:t xml:space="preserve">Note: </w:t>
       </w:r>
       <w:r>
-        <w:t xml:space="preserve">Grain (FINANCIAL_TRANSACTION_HKEY, RECORD_SOURCE, LOAD_DATETIME). duplicate_row_groups = the same version stored twice (what a non-idempotent re-run produces). same_ldts_different_payload_info = two different payloads at one LOAD_DATETIME (a source grain conflict, not a re-load duplicate) -- informational. augmented satellite, sat_multi_source; PK FINANCIAL_TRANSACTION_HKEY; 3 RECORD_SOURCE group(s): OPUS_BA_TRV_DATA_POLICY_DTLS_MV [2 col(s)], OPUS_BJAZ_TRV_LOADER_DATA_MV [1 col(s)], OPUS_BJAZ_TRV_LOADER_LOG_TABLE_MV [1 col(s)]. stg2_aug_fintxn_premium_ba_trv_data_policy_dtls_mv_sp_discount_per: column(s) SPECIAL_DISCOUNT_AMOUNT could not be traced to RAW on at least one arm -- excluded (first-cut: walk columns from resolved_mtv2__ views or joined-in stitch columns are not yet inlined into the sampled queries). stg2_aug_fintxn_premium_bjaz_trv_loader_data_mv_spdiscount: column(s) SPECIAL_DISCOUNT_PERCENTAGE could not be traced to RAW on at least one arm -- excluded (first-cut: walk columns from resolved_mtv2__ views or joined-in stitch columns are not yet inlined into the sampled queries). stg2_aug_fintxn_premium_bjaz_trv_loader_log_table_mv_spdiscount: column(s) SPECIAL_DISCOUNT_PERCENTAGE could not be traced to RAW on at least one arm -- excluded (first-cut: walk columns from resolved_mtv2__ views or joined-in stitch columns are not yet inlined into the sampled queries).</w:t>
+        <w:t xml:space="preserve">Grain (FINANCIAL_TRANSACTION_HKEY, RECORD_SOURCE, LOAD_DATETIME). duplicate_row_groups = the same version stored twice (what a non-idempotent re-run produces). same_ldts_different_payload_info = two different payloads at one LOAD_DATETIME (a source grain conflict, not a re-load duplicate) -- informational. augmented satellite, sat_multi_source; PK FINANCIAL_TRANSACTION_HKEY; 3 RECORD_SOURCE group(s): OPUS_BA_TRV_DATA_POLICY_DTLS_MV [2 col(s)], OPUS_BJAZ_TRV_LOADER_DATA_MV [1 col(s)], OPUS_BJAZ_TRV_LOADER_LOG_TABLE_MV [1 col(s)]. stg2_aug_fintxn_premium_ba_trv_data_policy_dtls_mv_sp_discount_per: column(s) SPECIAL_DISCOUNT_AMOUNT could not be traced to RAW on at least one arm -- excluded (first-cut: walk columns from resolved_mt__ views or joined-in stitch columns are not yet inlined into the sampled queries). stg2_aug_fintxn_premium_bjaz_trv_loader_data_mv_spdiscount: column(s) SPECIAL_DISCOUNT_PERCENTAGE could not be traced to RAW on at least one arm -- excluded (first-cut: walk columns from resolved_mt__ views or joined-in stitch columns are not yet inlined into the sampled queries). stg2_aug_fintxn_premium_bjaz_trv_loader_log_table_mv_spdiscount: column(s) SPECIAL_DISCOUNT_PERCENTAGE could not be traced to RAW on at least one arm -- excluded (first-cut: walk columns from resolved_mt__ views or joined-in stitch columns are not yet inlined into the sampled queries).</w:t>
       </w:r>
     </w:p>
     <w:p>
@@ -15078,9 +14964,6 @@
       </w:pPr>
       <w:r>
         <w:t xml:space="preserve">39. OPUS — SAT_AUG_LNK_PARTY_ROLE_CORE</w:t>
-      </w:r>
-      <w:r>
-        <w:t xml:space="preserve">  [M3]</w:t>
       </w:r>
     </w:p>
     <w:tbl>
@@ -15390,9 +15273,6 @@
       <w:r>
         <w:t xml:space="preserve">40. OPUS — SAT_AUG_LNK_ROLE_CUSTOMER</w:t>
       </w:r>
-      <w:r>
-        <w:t xml:space="preserve">  [M3]</w:t>
-      </w:r>
     </w:p>
     <w:tbl>
       <w:tblPr>
@@ -15701,9 +15581,6 @@
       <w:r>
         <w:t xml:space="preserve">41. OPUS — SAT_AUG_PARTY_BANKING</w:t>
       </w:r>
-      <w:r>
-        <w:t xml:space="preserve">  [M3]</w:t>
-      </w:r>
     </w:p>
     <w:tbl>
       <w:tblPr>
@@ -16012,9 +15889,6 @@
       <w:r>
         <w:t xml:space="preserve">42. OPUS — SAT_AUG_PARTY_EMPLOYMENT</w:t>
       </w:r>
-      <w:r>
-        <w:t xml:space="preserve">  [M3]</w:t>
-      </w:r>
     </w:p>
     <w:tbl>
       <w:tblPr>
@@ -16323,9 +16197,6 @@
       <w:r>
         <w:t xml:space="preserve">43. OPUS — SAT_AUG_PRODUCT_TERMS</w:t>
       </w:r>
-      <w:r>
-        <w:t xml:space="preserve">  [M3]</w:t>
-      </w:r>
     </w:p>
     <w:tbl>
       <w:tblPr>
@@ -16516,7 +16387,7 @@
         <w:t xml:space="preserve">Note: </w:t>
       </w:r>
       <w:r>
-        <w:t xml:space="preserve">Grain (PRODUCT_HKEY, RECORD_SOURCE, LOAD_DATETIME). duplicate_row_groups = the same version stored twice (what a non-idempotent re-run produces). same_ldts_different_payload_info = two different payloads at one LOAD_DATETIME (a source grain conflict, not a re-load duplicate) -- informational. augmented satellite, sat_multi_source; PK PRODUCT_HKEY; 3 RECORD_SOURCE group(s): OPUS_BA_TRV_PLAN_MST_MV [3 col(s)], OPUS_BJAZ_TRV_RATE_MASTER_MV [2 col(s)], OPUS_BJAZ_TRV_PLAN_MV [1 col(s)]. stg2_aug_product_terms_ba_trv_plan_mst_mv_multi_year_yn: column(s) AGE_ELIGIBILITY_BYPASS_INDICATOR, CFT_ELIGIBLE_INDICATOR, PLAN_GEOGRAPHICAL_ZONE could not be traced to RAW on at least one arm -- excluded (first-cut: walk columns from resolved_mtv2__ views or joined-in stitch columns are not yet inlined into the sampled queries). stg2_aug_product_terms_ba_trv_plan_mst_mv_age_bypass_yn: column(s) CFT_ELIGIBLE_INDICATOR, PLAN_GEOGRAPHICAL_ZONE could not be traced to RAW on at least one arm -- excluded (first-cut: walk columns from resolved_mtv2__ views or joined-in stitch columns are not yet inlined into the sampled queries). stg2_aug_product_terms_ba_trv_plan_mst_mv_cft_yn: column(s) PLAN_GEOGRAPHICAL_ZONE could not be traced to RAW on at least one arm -- excluded (first-cut: walk columns from resolved_mtv2__ views or joined-in stitch columns are not yet inlined into the sampled queries). stg2_aug_product_terms_bjaz_trv_rate_master_mv_cft_yn: column(s) AGE_ELIGIBILITY_BYPASS_INDICATOR, MULTI_YEAR_INDICATOR, PLAN_GEOGRAPHICAL_ZONE could not be traced to RAW on at least one arm -- excluded (first-cut: walk columns from resolved_mtv2__ views or joined-in stitch columns are not yet inlined into the sampled queries). stg2_aug_product_terms_bjaz_trv_plan_mv_area: column(s) AGE_ELIGIBILITY_BYPASS_INDICATOR, CFT_ELIGIBLE_INDICATOR, MULTI_YEAR_INDICATOR could not be traced to RAW on at least one arm -- excluded (first-cut: walk columns from resolved_mtv2__ views or joined-in stitch columns are not yet inlined into the sampled queries). stg2_aug_product_terms_bjaz_trv_rate_master_mv_area: column(s) AGE_ELIGIBILITY_BYPASS_INDICATOR, MULTI_YEAR_INDICATOR could not be traced to RAW on at least one arm -- excluded (first-cut: walk columns from resolved_mtv2__ views or joined-in stitch columns are not yet inlined into the sampled queries).</w:t>
+        <w:t xml:space="preserve">Grain (PRODUCT_HKEY, RECORD_SOURCE, LOAD_DATETIME). duplicate_row_groups = the same version stored twice (what a non-idempotent re-run produces). same_ldts_different_payload_info = two different payloads at one LOAD_DATETIME (a source grain conflict, not a re-load duplicate) -- informational. augmented satellite, sat_multi_source; PK PRODUCT_HKEY; 3 RECORD_SOURCE group(s): OPUS_BA_TRV_PLAN_MST_MV [3 col(s)], OPUS_BJAZ_TRV_RATE_MASTER_MV [2 col(s)], OPUS_BJAZ_TRV_PLAN_MV [1 col(s)]. stg2_aug_product_terms_ba_trv_plan_mst_mv_multi_year_yn: column(s) AGE_ELIGIBILITY_BYPASS_INDICATOR, CFT_ELIGIBLE_INDICATOR, PLAN_GEOGRAPHICAL_ZONE could not be traced to RAW on at least one arm -- excluded (first-cut: walk columns from resolved_mt__ views or joined-in stitch columns are not yet inlined into the sampled queries). stg2_aug_product_terms_ba_trv_plan_mst_mv_age_bypass_yn: column(s) CFT_ELIGIBLE_INDICATOR, PLAN_GEOGRAPHICAL_ZONE could not be traced to RAW on at least one arm -- excluded (first-cut: walk columns from resolved_mt__ views or joined-in stitch columns are not yet inlined into the sampled queries). stg2_aug_product_terms_ba_trv_plan_mst_mv_cft_yn: column(s) PLAN_GEOGRAPHICAL_ZONE could not be traced to RAW on at least one arm -- excluded (first-cut: walk columns from resolved_mt__ views or joined-in stitch columns are not yet inlined into the sampled queries). stg2_aug_product_terms_bjaz_trv_rate_master_mv_cft_yn: column(s) AGE_ELIGIBILITY_BYPASS_INDICATOR, MULTI_YEAR_INDICATOR, PLAN_GEOGRAPHICAL_ZONE could not be traced to RAW on at least one arm -- excluded (first-cut: walk columns from resolved_mt__ views or joined-in stitch columns are not yet inlined into the sampled queries). stg2_aug_product_terms_bjaz_trv_plan_mv_area: column(s) AGE_ELIGIBILITY_BYPASS_INDICATOR, CFT_ELIGIBLE_INDICATOR, MULTI_YEAR_INDICATOR could not be traced to RAW on at least one arm -- excluded (first-cut: walk columns from resolved_mt__ views or joined-in stitch columns are not yet inlined into the sampled queries). stg2_aug_product_terms_bjaz_trv_rate_master_mv_area: column(s) AGE_ELIGIBILITY_BYPASS_INDICATOR, MULTI_YEAR_INDICATOR could not be traced to RAW on at least one arm -- excluded (first-cut: walk columns from resolved_mt__ views or joined-in stitch columns are not yet inlined into the sampled queries).</w:t>
       </w:r>
     </w:p>
     <w:p>
@@ -16633,9 +16504,6 @@
       </w:pPr>
       <w:r>
         <w:t xml:space="preserve">44. OPUS — SAT_AUG_RISK_PERSON_INSURED</w:t>
-      </w:r>
-      <w:r>
-        <w:t xml:space="preserve">  [M3]</w:t>
       </w:r>
     </w:p>
     <w:tbl>
@@ -16945,9 +16813,6 @@
       <w:r>
         <w:t xml:space="preserve">45. OPUS — SAT_AUG_RISK_PERSON_TRAVEL</w:t>
       </w:r>
-      <w:r>
-        <w:t xml:space="preserve">  [M3]</w:t>
-      </w:r>
     </w:p>
     <w:tbl>
       <w:tblPr>
@@ -17256,9 +17121,6 @@
       <w:r>
         <w:t xml:space="preserve">46. OPUS — Re-load test: capture row counts</w:t>
       </w:r>
-      <w:r>
-        <w:t xml:space="preserve">  [M3]</w:t>
-      </w:r>
     </w:p>
     <w:tbl>
       <w:tblPr>
@@ -17664,9 +17526,6 @@
       </w:pPr>
       <w:r>
         <w:t xml:space="preserve">47. OPUS — Re-load test: result</w:t>
-      </w:r>
-      <w:r>
-        <w:t xml:space="preserve">  [M3]</w:t>
       </w:r>
     </w:p>
     <w:tbl>

--- a/BGIL_DBT/validation/travel/DM-H/DM-H3_OPUS.docx
+++ b/BGIL_DBT/validation/travel/DM-H/DM-H3_OPUS.docx
@@ -3261,6 +3261,9 @@
       <w:r>
         <w:t xml:space="preserve">1. OPUS — SAT_COMMON_ADDRESS</w:t>
       </w:r>
+      <w:r>
+        <w:t xml:space="preserve">  [M1]</w:t>
+      </w:r>
     </w:p>
     <w:tbl>
       <w:tblPr>
@@ -3451,7 +3454,7 @@
         <w:t xml:space="preserve">Note: </w:t>
       </w:r>
       <w:r>
-        <w:t xml:space="preserve">Grain (LOCATION_HKEY, RECORD_SOURCE, LOAD_DATETIME). duplicate_row_groups = the same version stored twice (what a non-idempotent re-run produces). same_ldts_different_payload_info = two different payloads at one LOAD_DATETIME (a source grain conflict, not a re-load duplicate) -- informational. standard satellite, sat_multi_source; PK LOCATION_HKEY; 2 RECORD_SOURCE group(s): OPUS_BJAZ_TRV_LOADER_DATA_MV [5 col(s)], OPUS_BJAZ_TRV_LOADER_LOG_TABLE_MV [6 col(s)]. stg2_common_address_bjaz_trv_loader_data_mv: column(s) COUNTRY_NAME could not be traced to RAW on at least one arm -- excluded (first-cut: walk columns from resolved_mt__ views or joined-in stitch columns are not yet inlined into the sampled queries).</w:t>
+        <w:t xml:space="preserve">Grain (LOCATION_HKEY, RECORD_SOURCE, LOAD_DATETIME). duplicate_row_groups = the same version stored twice (what a non-idempotent re-run produces). same_ldts_different_payload_info = two different payloads at one LOAD_DATETIME (a source grain conflict, not a re-load duplicate) -- informational. standard satellite, sat_multi_source; PK LOCATION_HKEY; 2 RECORD_SOURCE group(s): OPUS_BJAZ_TRV_LOADER_DATA [5 col(s)], OPUS_BJAZ_TRV_LOADER_LOG_TABLE [6 col(s)]. stg2_common_address_bjaz_trv_loader_data: column(s) COUNTRY_NAME could not be traced to RAW on at least one arm -- excluded (first-cut: walk columns from resolved_mt__ views or joined-in stitch columns are not yet inlined into the sampled queries).</w:t>
       </w:r>
     </w:p>
     <w:p>
@@ -3488,7 +3491,7 @@
               <w:br/>
               <w:t xml:space="preserve">      from BAGIC_PREPROD_CURATED_DB.BGIL_DATA_MODEL.SAT_COMMON_ADDRESS</w:t>
               <w:br/>
-              <w:t xml:space="preserve">     where RECORD_SOURCE in ('OPUS_BJAZ_TRV_LOADER_DATA_MV', 'OPUS_BJAZ_TRV_LOADER_LOG_TABLE_MV')</w:t>
+              <w:t xml:space="preserve">     where RECORD_SOURCE in ('OPUS_BJAZ_TRV_LOADER_DATA', 'OPUS_BJAZ_TRV_LOADER_LOG_TABLE')</w:t>
               <w:br/>
               <w:t xml:space="preserve">     group by LOCATION_HKEY, RECORD_SOURCE, LOAD_DATETIME</w:t>
               <w:br/>
@@ -3569,6 +3572,9 @@
       <w:r>
         <w:t xml:space="preserve">2. OPUS — SAT_COMMON_CLASSIFICATION</w:t>
       </w:r>
+      <w:r>
+        <w:t xml:space="preserve">  [M1]</w:t>
+      </w:r>
     </w:p>
     <w:tbl>
       <w:tblPr>
@@ -3759,7 +3765,7 @@
         <w:t xml:space="preserve">Note: </w:t>
       </w:r>
       <w:r>
-        <w:t xml:space="preserve">Grain (PARTY_HKEY, RECORD_SOURCE, LOAD_DATETIME). duplicate_row_groups = the same version stored twice (what a non-idempotent re-run produces). same_ldts_different_payload_info = two different payloads at one LOAD_DATETIME (a source grain conflict, not a re-load duplicate) -- informational. standard satellite, sat_multi_source; PK PARTY_HKEY; 2 RECORD_SOURCE group(s): OPUS_BA_TRV_DATA_POLICY_DTLS_MV [1 col(s)], OPUS_BJAZ_TRV_LOADER_DATA_MV [1 col(s)].</w:t>
+        <w:t xml:space="preserve">Grain (PARTY_HKEY, RECORD_SOURCE, LOAD_DATETIME). duplicate_row_groups = the same version stored twice (what a non-idempotent re-run produces). same_ldts_different_payload_info = two different payloads at one LOAD_DATETIME (a source grain conflict, not a re-load duplicate) -- informational. standard satellite, sat_multi_source; PK PARTY_HKEY; 2 RECORD_SOURCE group(s): OPUS_BA_TRV_DATA_POLICY_DTLS [1 col(s)], OPUS_BJAZ_TRV_LOADER_DATA [1 col(s)].</w:t>
       </w:r>
     </w:p>
     <w:p>
@@ -3796,7 +3802,7 @@
               <w:br/>
               <w:t xml:space="preserve">      from BAGIC_PREPROD_CURATED_DB.BGIL_DATA_MODEL.SAT_COMMON_CLASSIFICATION</w:t>
               <w:br/>
-              <w:t xml:space="preserve">     where RECORD_SOURCE in ('OPUS_BA_TRV_DATA_POLICY_DTLS_MV', 'OPUS_BJAZ_TRV_LOADER_DATA_MV')</w:t>
+              <w:t xml:space="preserve">     where RECORD_SOURCE in ('OPUS_BA_TRV_DATA_POLICY_DTLS', 'OPUS_BJAZ_TRV_LOADER_DATA')</w:t>
               <w:br/>
               <w:t xml:space="preserve">     group by PARTY_HKEY, RECORD_SOURCE, LOAD_DATETIME</w:t>
               <w:br/>
@@ -3877,6 +3883,9 @@
       <w:r>
         <w:t xml:space="preserve">3. OPUS — SAT_COMMON_CONTACT</w:t>
       </w:r>
+      <w:r>
+        <w:t xml:space="preserve">  [M1]</w:t>
+      </w:r>
     </w:p>
     <w:tbl>
       <w:tblPr>
@@ -4067,7 +4076,7 @@
         <w:t xml:space="preserve">Note: </w:t>
       </w:r>
       <w:r>
-        <w:t xml:space="preserve">Grain (PARTY_HKEY, CONTACT_POINT_TYPE, CONTACT_PRIORITY_ORDER, RECORD_SOURCE, LOAD_DATETIME). duplicate_row_groups = the same version stored twice (what a non-idempotent re-run produces). same_ldts_different_payload_info = two different payloads at one LOAD_DATETIME (a source grain conflict, not a re-load duplicate) -- informational. standard satellite, ma_sat_multi_source; PK PARTY_HKEY, child key CONTACT_POINT_TYPE, CONTACT_PRIORITY_ORDER; 2 RECORD_SOURCE group(s): OPUS_BJAZ_TRV_LOADER_DATA_MV [4 col(s)], OPUS_BJAZ_TRV_LOADER_LOG_TABLE_MV [4 col(s)]. Multi-active: compared per (key, child key); latest = max LOAD_DATETIME per member. stg2_common_contact_bjaz_trv_loader_data_mv_0: column(s) FAX_NUMBER, LANDLINE_NUMBER, MOBILE_NUMBER could not be traced to RAW on at least one arm -- excluded (first-cut: walk columns from resolved_mt__ views or joined-in stitch columns are not yet inlined into the sampled queries). stg2_common_contact_bjaz_trv_loader_data_mv_1: column(s) FAX_NUMBER, LANDLINE_NUMBER, MOBILE_NUMBER could not be traced to RAW on at least one arm -- excluded (first-cut: walk columns from resolved_mt__ views or joined-in stitch columns are not yet inlined into the sampled queries). stg2_common_contact_bjaz_trv_loader_data_mv_2: column(s) LANDLINE_NUMBER, MOBILE_NUMBER could not be traced to RAW on at least one arm -- excluded (first-cut: walk columns from resolved_mt__ views or joined-in stitch columns are not yet inlined into the sampled queries). stg2_common_contact_bjaz_trv_loader_data_mv_3: column(s) LANDLINE_NUMBER could not be traced to RAW on at least one arm -- excluded (first-cut: walk columns from resolved_mt__ views or joined-in stitch columns are not yet inlined into the sampled queries). stg2_common_contact_bjaz_trv_loader_log_table_mv_5: column(s) FAX_NUMBER, LANDLINE_NUMBER, MOBILE_NUMBER could not be traced to RAW on at least one arm -- excluded (first-cut: walk columns from resolved_mt__ views or joined-in stitch columns are not yet inlined into the sampled queries). stg2_common_contact_bjaz_trv_loader_log_table_mv_6: column(s) LANDLINE_NUMBER, MOBILE_NUMBER could not be traced to RAW on at least one arm -- excluded (first-cut: walk columns from resolved_mt__ views or joined-in stitch columns are not yet inlined into the sampled queries). stg2_common_contact_bjaz_trv_loader_log_table_mv_7: column(s) LANDLINE_NUMBER could not be traced to RAW on at least one arm -- excluded (first-cut: walk columns from resolved_mt__ views or joined-in stitch columns are not yet inlined into the sampled queries).</w:t>
+        <w:t xml:space="preserve">Grain (PARTY_HKEY, CONTACT_POINT_TYPE, CONTACT_PRIORITY_ORDER, RECORD_SOURCE, LOAD_DATETIME). duplicate_row_groups = the same version stored twice (what a non-idempotent re-run produces). same_ldts_different_payload_info = two different payloads at one LOAD_DATETIME (a source grain conflict, not a re-load duplicate) -- informational. standard satellite, ma_sat_multi_source; PK PARTY_HKEY, child key CONTACT_POINT_TYPE, CONTACT_PRIORITY_ORDER; 2 RECORD_SOURCE group(s): OPUS_BJAZ_TRV_LOADER_DATA [4 col(s)], OPUS_BJAZ_TRV_LOADER_LOG_TABLE [4 col(s)]. Multi-active: compared per (key, child key); latest = max LOAD_DATETIME per member. stg2_common_contact_bjaz_trv_loader_data_0: column(s) FAX_NUMBER, LANDLINE_NUMBER, MOBILE_NUMBER could not be traced to RAW on at least one arm -- excluded (first-cut: walk columns from resolved_mt__ views or joined-in stitch columns are not yet inlined into the sampled queries). stg2_common_contact_bjaz_trv_loader_data_1: column(s) FAX_NUMBER, LANDLINE_NUMBER, MOBILE_NUMBER could not be traced to RAW on at least one arm -- excluded (first-cut: walk columns from resolved_mt__ views or joined-in stitch columns are not yet inlined into the sampled queries). stg2_common_contact_bjaz_trv_loader_data_2: column(s) LANDLINE_NUMBER, MOBILE_NUMBER could not be traced to RAW on at least one arm -- excluded (first-cut: walk columns from resolved_mt__ views or joined-in stitch columns are not yet inlined into the sampled queries). stg2_common_contact_bjaz_trv_loader_data_3: column(s) LANDLINE_NUMBER could not be traced to RAW on at least one arm -- excluded (first-cut: walk columns from resolved_mt__ views or joined-in stitch columns are not yet inlined into the sampled queries). stg2_common_contact_bjaz_trv_loader_log_table_5: column(s) FAX_NUMBER, LANDLINE_NUMBER, MOBILE_NUMBER could not be traced to RAW on at least one arm -- excluded (first-cut: walk columns from resolved_mt__ views or joined-in stitch columns are not yet inlined into the sampled queries). stg2_common_contact_bjaz_trv_loader_log_table_6: column(s) LANDLINE_NUMBER, MOBILE_NUMBER could not be traced to RAW on at least one arm -- excluded (first-cut: walk columns from resolved_mt__ views or joined-in stitch columns are not yet inlined into the sampled queries). stg2_common_contact_bjaz_trv_loader_log_table_7: column(s) LANDLINE_NUMBER could not be traced to RAW on at least one arm -- excluded (first-cut: walk columns from resolved_mt__ views or joined-in stitch columns are not yet inlined into the sampled queries).</w:t>
       </w:r>
     </w:p>
     <w:p>
@@ -4104,7 +4113,7 @@
               <w:br/>
               <w:t xml:space="preserve">      from BAGIC_PREPROD_CURATED_DB.BGIL_DATA_MODEL.SAT_COMMON_CONTACT</w:t>
               <w:br/>
-              <w:t xml:space="preserve">     where RECORD_SOURCE in ('OPUS_BJAZ_TRV_LOADER_DATA_MV', 'OPUS_BJAZ_TRV_LOADER_LOG_TABLE_MV')</w:t>
+              <w:t xml:space="preserve">     where RECORD_SOURCE in ('OPUS_BJAZ_TRV_LOADER_DATA', 'OPUS_BJAZ_TRV_LOADER_LOG_TABLE')</w:t>
               <w:br/>
               <w:t xml:space="preserve">     group by PARTY_HKEY, CONTACT_POINT_TYPE, CONTACT_PRIORITY_ORDER, RECORD_SOURCE, LOAD_DATETIME</w:t>
               <w:br/>
@@ -4185,6 +4194,9 @@
       <w:r>
         <w:t xml:space="preserve">4. OPUS — SAT_COVERAGE_CONDITIONS</w:t>
       </w:r>
+      <w:r>
+        <w:t xml:space="preserve">  [M1]</w:t>
+      </w:r>
     </w:p>
     <w:tbl>
       <w:tblPr>
@@ -4375,7 +4387,7 @@
         <w:t xml:space="preserve">Note: </w:t>
       </w:r>
       <w:r>
-        <w:t xml:space="preserve">Grain (COVERAGE_HKEY, RECORD_SOURCE, LOAD_DATETIME). duplicate_row_groups = the same version stored twice (what a non-idempotent re-run produces). same_ldts_different_payload_info = two different payloads at one LOAD_DATETIME (a source grain conflict, not a re-load duplicate) -- informational. standard satellite, automate_dv.sat; PK COVERAGE_HKEY; 1 RECORD_SOURCE group(s): OPUS_BJAZ_TRV_PLAN_MV [2 col(s)].</w:t>
+        <w:t xml:space="preserve">Grain (COVERAGE_HKEY, RECORD_SOURCE, LOAD_DATETIME). duplicate_row_groups = the same version stored twice (what a non-idempotent re-run produces). same_ldts_different_payload_info = two different payloads at one LOAD_DATETIME (a source grain conflict, not a re-load duplicate) -- informational. standard satellite, automate_dv.sat; PK COVERAGE_HKEY; 1 RECORD_SOURCE group(s): OPUS_BJAZ_TRV_PLAN [2 col(s)].</w:t>
       </w:r>
     </w:p>
     <w:p>
@@ -4412,7 +4424,7 @@
               <w:br/>
               <w:t xml:space="preserve">      from BAGIC_PREPROD_CURATED_DB.BGIL_DATA_MODEL.SAT_COVERAGE_CONDITIONS</w:t>
               <w:br/>
-              <w:t xml:space="preserve">     where RECORD_SOURCE in ('OPUS_BJAZ_TRV_PLAN_MV')</w:t>
+              <w:t xml:space="preserve">     where RECORD_SOURCE in ('OPUS_BJAZ_TRV_PLAN')</w:t>
               <w:br/>
               <w:t xml:space="preserve">     group by COVERAGE_HKEY, RECORD_SOURCE, LOAD_DATETIME</w:t>
               <w:br/>
@@ -4493,6 +4505,9 @@
       <w:r>
         <w:t xml:space="preserve">5. OPUS — SAT_COVERAGE_DEFINITION</w:t>
       </w:r>
+      <w:r>
+        <w:t xml:space="preserve">  [M1]</w:t>
+      </w:r>
     </w:p>
     <w:tbl>
       <w:tblPr>
@@ -4683,7 +4698,7 @@
         <w:t xml:space="preserve">Note: </w:t>
       </w:r>
       <w:r>
-        <w:t xml:space="preserve">Grain (COVERAGE_HKEY, RECORD_SOURCE, LOAD_DATETIME). duplicate_row_groups = the same version stored twice (what a non-idempotent re-run produces). same_ldts_different_payload_info = two different payloads at one LOAD_DATETIME (a source grain conflict, not a re-load duplicate) -- informational. standard satellite, sat_multi_source; PK COVERAGE_HKEY; 3 RECORD_SOURCE group(s): OPUS_BJAZ_TRV_PLAN_MV [2 col(s)], OPUS_BJAZ_TRV_RIDER_DTLS_MV [1 col(s)], OPUS_BJAZ_TRV_LOADER_DATA_MV [1 col(s)]. stg2_coverage_definition_bjaz_trv_plan_mv: column(s) COVERAGE_NAME, FREE_COVER_LIMIT could not be traced to RAW on at least one arm -- excluded (first-cut: walk columns from resolved_mt__ views or joined-in stitch columns are not yet inlined into the sampled queries). stg2_coverage_definition_bjaz_trv_rider_dtls_mv: column(s) COVERAGE_DESCRIPTION, FREE_COVER_LIMIT, PERIL_COVERED could not be traced to RAW on at least one arm -- excluded (first-cut: walk columns from resolved_mt__ views or joined-in stitch columns are not yet inlined into the sampled queries). stg2_coverage_definition_bjaz_trv_loader_data_mv_acchospexp: column(s) COVERAGE_DESCRIPTION, COVERAGE_NAME, PERIL_COVERED could not be traced to RAW on at least one arm -- excluded (first-cut: walk columns from resolved_mt__ views or joined-in stitch columns are not yet inlined into the sampled queries). stg2_coverage_definition_bjaz_trv_loader_data_mv_adventuresportbenefit: column(s) COVERAGE_DESCRIPTION, COVERAGE_NAME, PERIL_COVERED could not be traced to RAW on at least one arm -- excluded (first-cut: walk columns from resolved_mt__ views or joined-in stitch columns are not yet inlined into the sampled queries). stg2_coverage_definition_bjaz_trv_loader_data_mv_bouncedhotel: column(s) COVERAGE_DESCRIPTION, COVERAGE_NAME, PERIL_COVERED could not be traced to RAW on at least one arm -- excluded (first-cut: walk columns from resolved_mt__ views or joined-in stitch columns are not yet inlined into the sampled queries). stg2_coverage_definition_bjaz_trv_loader_data_mv_compvisitfamilymember: column(s) COVERAGE_DESCRIPTION, COVERAGE_NAME, PERIL_COVERED could not be traced to RAW on at least one arm -- excluded (first-cut: walk columns from resolved_mt__ views or joined-in stitch columns are not yet inlined into the sampled queries). stg2_coverage_definition_bjaz_trv_loader_data_mv_delayofcheckedbaggage: column(s) COVERAGE_DESCRIPTION, COVERAGE_NAME, PERIL_COVERED could not be traced to RAW on at least one arm -- excluded (first-cut: walk columns from resolved_mt__ views or joined-in stitch columns are not yet inlined into the sampled queries). stg2_coverage_definition_bjaz_trv_loader_data_mv_emergencyhotelextension: column(s) COVERAGE_DESCRIPTION, COVERAGE_NAME, PERIL_COVERED could not be traced to RAW on at least one arm -- excluded (first-cut: walk columns from resolved_mt__ views or joined-in stitch columns are not yet inlined into the sampled queries). stg2_coverage_definition_bjaz_trv_loader_data_mv_emermedicalevac: column(s) COVERAGE_DESCRIPTION, COVERAGE_NAME, PERIL_COVERED could not be traced to RAW on at least one arm -- excluded (first-cut: walk columns from resolved_mt__ views or joined-in stitch columns are not yet inlined into the sampled queries). stg2_coverage_definition_bjaz_trv_loader_data_mv_homeburglaryinsurance: column(s) COVERAGE_DESCRIPTION, COVERAGE_NAME, PERIL_COVERED could not be traced to RAW on at least one arm -- excluded (first-cut: walk columns from resolved_mt__ views or joined-in stitch columns are not yet inlined into the sampled queries). stg2_coverage_definition_bjaz_trv_loader_data_mv_hospdailyallow: column(s) COVERAGE_DESCRIPTION, COVERAGE_NAME, PERIL_COVERED could not be traced to RAW on at least one arm -- excluded (first-cut: walk columns from resolved_mt__ views or joined-in stitch columns are not yet inlined into the sampled queries). stg2_coverage_definition_bjaz_trv_loader_data_mv_lossofbaggage: column(s) COVERAGE_DESCRIPTION, COVERAGE_NAME, PERIL_COVERED could not be traced to RAW on at least one arm -- excluded (first-cut: walk columns from resolved_mt__ views or joined-in stitch columns are not yet inlined into the sampled queries). stg2_coverage_definition_bjaz_trv_loader_data_mv_lossofcheckedbaggage: column(s) COVERAGE_DESCRIPTION, COVERAGE_NAME, PERIL_COVERED could not be traced to RAW on at least one arm -- excluded (first-cut: walk columns from resolved_mt__ views or joined-in stitch columns are not yet inlined into the sampled queries). stg2_coverage_definition_bjaz_trv_loader_data_mv_missedconnection: column(s) COVERAGE_DESCRIPTION, COVERAGE_NAME, PERIL_COVERED could not be traced to RAW on at least one arm -- excluded (first-cut: walk columns from resolved_mt__ views or joined-in stitch columns are not yet inlined into the sampled queries). stg2_coverage_definition_bjaz_trv_loader_data_mv_personalliability: column(s) COVERAGE_DESCRIPTION, COVERAGE_NAME, PERIL_COVERED could not be traced to RAW on at least one arm -- excluded (first-cut: walk columns from resolved_mt__ views or joined-in stitch columns are not yet inlined into the sampled queries). stg2_coverage_definition_bjaz_trv_loader_data_mv_repatonofremains: column(s) COVERAGE_DESCRIPTION, COVERAGE_NAME, PERIL_COVERED could not be traced to RAW on at least one arm -- excluded (first-cut: walk columns from resolved_mt__ views or joined-in stitch columns are not yet inlined into the sampled queries). stg2_coverage_definition_bjaz_trv_loader_data_mv_tripcancellation: column(s) COVERAGE_DESCRIPTION, COVERAGE_NAME, PERIL_COVERED could not be traced to RAW on at least one arm -- excluded (first-cut: walk columns from resolved_mt__ views or joined-in stitch columns are not yet inlined into the sampled queries). stg2_coverage_definition_bjaz_trv_loader_data_mv_tripcurtailment: column(s) COVERAGE_DESCRIPTION, COVERAGE_NAME, PERIL_COVERED could not be traced to RAW on at least one arm -- excluded (first-cut: walk columns from resolved_mt__ views or joined-in stitch columns are not yet inlined into the sampled queries). stg2_coverage_definition_bjaz_trv_loader_data_mv_tripdelaybyscheduledaircraft: column(s) COVERAGE_DESCRIPTION, COVERAGE_NAME, PERIL_COVERED could not be traced to RAW on at least one arm -- excluded (first-cut: walk columns from resolved_mt__ views or joined-in stitch columns are not yet inlined into the sampled queries).</w:t>
+        <w:t xml:space="preserve">Grain (COVERAGE_HKEY, RECORD_SOURCE, LOAD_DATETIME). duplicate_row_groups = the same version stored twice (what a non-idempotent re-run produces). same_ldts_different_payload_info = two different payloads at one LOAD_DATETIME (a source grain conflict, not a re-load duplicate) -- informational. standard satellite, sat_multi_source; PK COVERAGE_HKEY; 3 RECORD_SOURCE group(s): OPUS_BJAZ_TRV_PLAN [2 col(s)], OPUS_BJAZ_TRV_RIDER_DTLS [1 col(s)], OPUS_BJAZ_TRV_LOADER_DATA [1 col(s)]. stg2_coverage_definition_bjaz_trv_plan: column(s) COVERAGE_NAME, FREE_COVER_LIMIT could not be traced to RAW on at least one arm -- excluded (first-cut: walk columns from resolved_mt__ views or joined-in stitch columns are not yet inlined into the sampled queries). stg2_coverage_definition_bjaz_trv_rider_dtls: column(s) COVERAGE_DESCRIPTION, FREE_COVER_LIMIT, PERIL_COVERED could not be traced to RAW on at least one arm -- excluded (first-cut: walk columns from resolved_mt__ views or joined-in stitch columns are not yet inlined into the sampled queries). stg2_coverage_definition_bjaz_trv_loader_data_acchospexp: column(s) COVERAGE_DESCRIPTION, COVERAGE_NAME, PERIL_COVERED could not be traced to RAW on at least one arm -- excluded (first-cut: walk columns from resolved_mt__ views or joined-in stitch columns are not yet inlined into the sampled queries). stg2_coverage_definition_bjaz_trv_loader_data_adventuresportbenefit: column(s) COVERAGE_DESCRIPTION, COVERAGE_NAME, PERIL_COVERED could not be traced to RAW on at least one arm -- excluded (first-cut: walk columns from resolved_mt__ views or joined-in stitch columns are not yet inlined into the sampled queries). stg2_coverage_definition_bjaz_trv_loader_data_bouncedhotel: column(s) COVERAGE_DESCRIPTION, COVERAGE_NAME, PERIL_COVERED could not be traced to RAW on at least one arm -- excluded (first-cut: walk columns from resolved_mt__ views or joined-in stitch columns are not yet inlined into the sampled queries). stg2_coverage_definition_bjaz_trv_loader_data_compvisitfamilymember: column(s) COVERAGE_DESCRIPTION, COVERAGE_NAME, PERIL_COVERED could not be traced to RAW on at least one arm -- excluded (first-cut: walk columns from resolved_mt__ views or joined-in stitch columns are not yet inlined into the sampled queries). stg2_coverage_definition_bjaz_trv_loader_data_delayofcheckedbaggage: column(s) COVERAGE_DESCRIPTION, COVERAGE_NAME, PERIL_COVERED could not be traced to RAW on at least one arm -- excluded (first-cut: walk columns from resolved_mt__ views or joined-in stitch columns are not yet inlined into the sampled queries). stg2_coverage_definition_bjaz_trv_loader_data_emergencyhotelextension: column(s) COVERAGE_DESCRIPTION, COVERAGE_NAME, PERIL_COVERED could not be traced to RAW on at least one arm -- excluded (first-cut: walk columns from resolved_mt__ views or joined-in stitch columns are not yet inlined into the sampled queries). stg2_coverage_definition_bjaz_trv_loader_data_emermedicalevac: column(s) COVERAGE_DESCRIPTION, COVERAGE_NAME, PERIL_COVERED could not be traced to RAW on at least one arm -- excluded (first-cut: walk columns from resolved_mt__ views or joined-in stitch columns are not yet inlined into the sampled queries). stg2_coverage_definition_bjaz_trv_loader_data_homeburglaryinsurance: column(s) COVERAGE_DESCRIPTION, COVERAGE_NAME, PERIL_COVERED could not be traced to RAW on at least one arm -- excluded (first-cut: walk columns from resolved_mt__ views or joined-in stitch columns are not yet inlined into the sampled queries). stg2_coverage_definition_bjaz_trv_loader_data_hospdailyallow: column(s) COVERAGE_DESCRIPTION, COVERAGE_NAME, PERIL_COVERED could not be traced to RAW on at least one arm -- excluded (first-cut: walk columns from resolved_mt__ views or joined-in stitch columns are not yet inlined into the sampled queries). stg2_coverage_definition_bjaz_trv_loader_data_lossofbaggage: column(s) COVERAGE_DESCRIPTION, COVERAGE_NAME, PERIL_COVERED could not be traced to RAW on at least one arm -- excluded (first-cut: walk columns from resolved_mt__ views or joined-in stitch columns are not yet inlined into the sampled queries). stg2_coverage_definition_bjaz_trv_loader_data_lossofcheckedbaggage: column(s) COVERAGE_DESCRIPTION, COVERAGE_NAME, PERIL_COVERED could not be traced to RAW on at least one arm -- excluded (first-cut: walk columns from resolved_mt__ views or joined-in stitch columns are not yet inlined into the sampled queries). stg2_coverage_definition_bjaz_trv_loader_data_missedconnection: column(s) COVERAGE_DESCRIPTION, COVERAGE_NAME, PERIL_COVERED could not be traced to RAW on at least one arm -- excluded (first-cut: walk columns from resolved_mt__ views or joined-in stitch columns are not yet inlined into the sampled queries). stg2_coverage_definition_bjaz_trv_loader_data_personalliability: column(s) COVERAGE_DESCRIPTION, COVERAGE_NAME, PERIL_COVERED could not be traced to RAW on at least one arm -- excluded (first-cut: walk columns from resolved_mt__ views or joined-in stitch columns are not yet inlined into the sampled queries). stg2_coverage_definition_bjaz_trv_loader_data_repatonofremains: column(s) COVERAGE_DESCRIPTION, COVERAGE_NAME, PERIL_COVERED could not be traced to RAW on at least one arm -- excluded (first-cut: walk columns from resolved_mt__ views or joined-in stitch columns are not yet inlined into the sampled queries). stg2_coverage_definition_bjaz_trv_loader_data_tripcancellation: column(s) COVERAGE_DESCRIPTION, COVERAGE_NAME, PERIL_COVERED could not be traced to RAW on at least one arm -- excluded (first-cut: walk columns from resolved_mt__ views or joined-in stitch columns are not yet inlined into the sampled queries). stg2_coverage_definition_bjaz_trv_loader_data_tripcurtailment: column(s) COVERAGE_DESCRIPTION, COVERAGE_NAME, PERIL_COVERED could not be traced to RAW on at least one arm -- excluded (first-cut: walk columns from resolved_mt__ views or joined-in stitch columns are not yet inlined into the sampled queries). stg2_coverage_definition_bjaz_trv_loader_data_tripdelaybyscheduledaircraft: column(s) COVERAGE_DESCRIPTION, COVERAGE_NAME, PERIL_COVERED could not be traced to RAW on at least one arm -- excluded (first-cut: walk columns from resolved_mt__ views or joined-in stitch columns are not yet inlined into the sampled queries).</w:t>
       </w:r>
     </w:p>
     <w:p>
@@ -4720,7 +4735,7 @@
               <w:br/>
               <w:t xml:space="preserve">      from BAGIC_PREPROD_CURATED_DB.BGIL_DATA_MODEL.SAT_COVERAGE_DEFINITION</w:t>
               <w:br/>
-              <w:t xml:space="preserve">     where RECORD_SOURCE in ('OPUS_BJAZ_TRV_LOADER_DATA_MV', 'OPUS_BJAZ_TRV_PLAN_MV', 'OPUS_BJAZ_TRV_RIDER_DTLS_MV')</w:t>
+              <w:t xml:space="preserve">     where RECORD_SOURCE in ('OPUS_BJAZ_TRV_LOADER_DATA', 'OPUS_BJAZ_TRV_PLAN', 'OPUS_BJAZ_TRV_RIDER_DTLS')</w:t>
               <w:br/>
               <w:t xml:space="preserve">     group by COVERAGE_HKEY, RECORD_SOURCE, LOAD_DATETIME</w:t>
               <w:br/>
@@ -4801,6 +4816,9 @@
       <w:r>
         <w:t xml:space="preserve">6. OPUS — SAT_COVERAGE_LIMITS</w:t>
       </w:r>
+      <w:r>
+        <w:t xml:space="preserve">  [M1]</w:t>
+      </w:r>
     </w:p>
     <w:tbl>
       <w:tblPr>
@@ -4991,7 +5009,7 @@
         <w:t xml:space="preserve">Note: </w:t>
       </w:r>
       <w:r>
-        <w:t xml:space="preserve">Grain (COVERAGE_HKEY, RECORD_SOURCE, LOAD_DATETIME). duplicate_row_groups = the same version stored twice (what a non-idempotent re-run produces). same_ldts_different_payload_info = two different payloads at one LOAD_DATETIME (a source grain conflict, not a re-load duplicate) -- informational. standard satellite, sat_multi_source; PK COVERAGE_HKEY; 3 RECORD_SOURCE group(s): OPUS_BJAZ_TRV_PLAN_MV [2 col(s)], OPUS_BJAZ_TRV_RIDER_DTLS_MV [1 col(s)], OPUS_BJAZ_TRV_RIDER_RATE_MAST_MV [1 col(s)]. stg2_coverage_limits_bjaz_trv_rider_dtls_mv: column(s) DEDUCTIBLE_AMOUNT could not be traced to RAW on at least one arm -- excluded (first-cut: walk columns from resolved_mt__ views or joined-in stitch columns are not yet inlined into the sampled queries). stg2_coverage_limits_bjaz_trv_rider_rate_mast_mv: column(s) DEDUCTIBLE_AMOUNT could not be traced to RAW on at least one arm -- excluded (first-cut: walk columns from resolved_mt__ views or joined-in stitch columns are not yet inlined into the sampled queries).</w:t>
+        <w:t xml:space="preserve">Grain (COVERAGE_HKEY, RECORD_SOURCE, LOAD_DATETIME). duplicate_row_groups = the same version stored twice (what a non-idempotent re-run produces). same_ldts_different_payload_info = two different payloads at one LOAD_DATETIME (a source grain conflict, not a re-load duplicate) -- informational. standard satellite, sat_multi_source; PK COVERAGE_HKEY; 3 RECORD_SOURCE group(s): OPUS_BJAZ_TRV_PLAN [2 col(s)], OPUS_BJAZ_TRV_RIDER_DTLS [1 col(s)], OPUS_BJAZ_TRV_RIDER_RATE_MAST [1 col(s)]. stg2_coverage_limits_bjaz_trv_rider_dtls: column(s) DEDUCTIBLE_AMOUNT could not be traced to RAW on at least one arm -- excluded (first-cut: walk columns from resolved_mt__ views or joined-in stitch columns are not yet inlined into the sampled queries). stg2_coverage_limits_bjaz_trv_rider_rate_mast: column(s) DEDUCTIBLE_AMOUNT could not be traced to RAW on at least one arm -- excluded (first-cut: walk columns from resolved_mt__ views or joined-in stitch columns are not yet inlined into the sampled queries).</w:t>
       </w:r>
     </w:p>
     <w:p>
@@ -5028,7 +5046,7 @@
               <w:br/>
               <w:t xml:space="preserve">      from BAGIC_PREPROD_CURATED_DB.BGIL_DATA_MODEL.SAT_COVERAGE_LIMITS</w:t>
               <w:br/>
-              <w:t xml:space="preserve">     where RECORD_SOURCE in ('OPUS_BJAZ_TRV_PLAN_MV', 'OPUS_BJAZ_TRV_RIDER_DTLS_MV', 'OPUS_BJAZ_TRV_RIDER_RATE_MAST_MV')</w:t>
+              <w:t xml:space="preserve">     where RECORD_SOURCE in ('OPUS_BJAZ_TRV_PLAN', 'OPUS_BJAZ_TRV_RIDER_DTLS', 'OPUS_BJAZ_TRV_RIDER_RATE_MAST')</w:t>
               <w:br/>
               <w:t xml:space="preserve">     group by COVERAGE_HKEY, RECORD_SOURCE, LOAD_DATETIME</w:t>
               <w:br/>
@@ -5109,6 +5127,9 @@
       <w:r>
         <w:t xml:space="preserve">7. OPUS — SAT_FINTXN_COMMISSION</w:t>
       </w:r>
+      <w:r>
+        <w:t xml:space="preserve">  [M1]</w:t>
+      </w:r>
     </w:p>
     <w:tbl>
       <w:tblPr>
@@ -5299,7 +5320,7 @@
         <w:t xml:space="preserve">Note: </w:t>
       </w:r>
       <w:r>
-        <w:t xml:space="preserve">Grain (FINANCIAL_TRANSACTION_HKEY, COMMISSION_TYPE_CK, RECORD_SOURCE, LOAD_DATETIME). duplicate_row_groups = the same version stored twice (what a non-idempotent re-run produces). same_ldts_different_payload_info = two different payloads at one LOAD_DATETIME (a source grain conflict, not a re-load duplicate) -- informational. standard satellite, ma_sat_multi_source; PK FINANCIAL_TRANSACTION_HKEY, child key COMMISSION_TYPE_CK; 2 RECORD_SOURCE group(s): OPUS_BA_TRV_DATA_POLICY_DTLS_MV [2 col(s)], OPUS_BJAZ_TRV_LOADER_DATA_MV [1 col(s)]. Multi-active: compared per (key, child key); latest = max LOAD_DATETIME per member. stg2_fintxn_commission_bjaz_trv_loader_data_mv: column(s) COMMISSION_AMOUNT could not be traced to RAW on at least one arm -- excluded (first-cut: walk columns from resolved_mt__ views or joined-in stitch columns are not yet inlined into the sampled queries).</w:t>
+        <w:t xml:space="preserve">Grain (FINANCIAL_TRANSACTION_HKEY, COMMISSION_TYPE_CK, RECORD_SOURCE, LOAD_DATETIME). duplicate_row_groups = the same version stored twice (what a non-idempotent re-run produces). same_ldts_different_payload_info = two different payloads at one LOAD_DATETIME (a source grain conflict, not a re-load duplicate) -- informational. standard satellite, ma_sat_multi_source; PK FINANCIAL_TRANSACTION_HKEY, child key COMMISSION_TYPE_CK; 2 RECORD_SOURCE group(s): OPUS_BA_TRV_DATA_POLICY_DTLS [2 col(s)], OPUS_BJAZ_TRV_LOADER_DATA [1 col(s)]. Multi-active: compared per (key, child key); latest = max LOAD_DATETIME per member. stg2_fintxn_commission_bjaz_trv_loader_data: column(s) COMMISSION_AMOUNT could not be traced to RAW on at least one arm -- excluded (first-cut: walk columns from resolved_mt__ views or joined-in stitch columns are not yet inlined into the sampled queries).</w:t>
       </w:r>
     </w:p>
     <w:p>
@@ -5336,7 +5357,7 @@
               <w:br/>
               <w:t xml:space="preserve">      from BAGIC_PREPROD_CURATED_DB.BGIL_DATA_MODEL.SAT_FINTXN_COMMISSION</w:t>
               <w:br/>
-              <w:t xml:space="preserve">     where RECORD_SOURCE in ('OPUS_BA_TRV_DATA_POLICY_DTLS_MV', 'OPUS_BJAZ_TRV_LOADER_DATA_MV')</w:t>
+              <w:t xml:space="preserve">     where RECORD_SOURCE in ('OPUS_BA_TRV_DATA_POLICY_DTLS', 'OPUS_BJAZ_TRV_LOADER_DATA')</w:t>
               <w:br/>
               <w:t xml:space="preserve">     group by FINANCIAL_TRANSACTION_HKEY, COMMISSION_TYPE_CK, RECORD_SOURCE, LOAD_DATETIME</w:t>
               <w:br/>
@@ -5417,6 +5438,9 @@
       <w:r>
         <w:t xml:space="preserve">8. OPUS — SAT_FINTXN_HEADER</w:t>
       </w:r>
+      <w:r>
+        <w:t xml:space="preserve">  [M1]</w:t>
+      </w:r>
     </w:p>
     <w:tbl>
       <w:tblPr>
@@ -5607,7 +5631,7 @@
         <w:t xml:space="preserve">Note: </w:t>
       </w:r>
       <w:r>
-        <w:t xml:space="preserve">Grain (FINANCIAL_TRANSACTION_HKEY, RECORD_SOURCE, LOAD_DATETIME). duplicate_row_groups = the same version stored twice (what a non-idempotent re-run produces). same_ldts_different_payload_info = two different payloads at one LOAD_DATETIME (a source grain conflict, not a re-load duplicate) -- informational. standard satellite, automate_dv.sat; PK FINANCIAL_TRANSACTION_HKEY; 1 RECORD_SOURCE group(s): OPUS_BJAZ_TRV_LOADER_LOG_TABLE_MV [1 col(s)].</w:t>
+        <w:t xml:space="preserve">Grain (FINANCIAL_TRANSACTION_HKEY, RECORD_SOURCE, LOAD_DATETIME). duplicate_row_groups = the same version stored twice (what a non-idempotent re-run produces). same_ldts_different_payload_info = two different payloads at one LOAD_DATETIME (a source grain conflict, not a re-load duplicate) -- informational. standard satellite, automate_dv.sat; PK FINANCIAL_TRANSACTION_HKEY; 1 RECORD_SOURCE group(s): OPUS_BJAZ_TRV_LOADER_LOG_TABLE [1 col(s)].</w:t>
       </w:r>
     </w:p>
     <w:p>
@@ -5644,7 +5668,7 @@
               <w:br/>
               <w:t xml:space="preserve">      from BAGIC_PREPROD_CURATED_DB.BGIL_DATA_MODEL.SAT_FINTXN_HEADER</w:t>
               <w:br/>
-              <w:t xml:space="preserve">     where RECORD_SOURCE in ('OPUS_BJAZ_TRV_LOADER_LOG_TABLE_MV')</w:t>
+              <w:t xml:space="preserve">     where RECORD_SOURCE in ('OPUS_BJAZ_TRV_LOADER_LOG_TABLE')</w:t>
               <w:br/>
               <w:t xml:space="preserve">     group by FINANCIAL_TRANSACTION_HKEY, RECORD_SOURCE, LOAD_DATETIME</w:t>
               <w:br/>
@@ -5725,6 +5749,9 @@
       <w:r>
         <w:t xml:space="preserve">9. OPUS — SAT_FINTXN_PREMIUM</w:t>
       </w:r>
+      <w:r>
+        <w:t xml:space="preserve">  [M1]</w:t>
+      </w:r>
     </w:p>
     <w:tbl>
       <w:tblPr>
@@ -5915,7 +5942,7 @@
         <w:t xml:space="preserve">Note: </w:t>
       </w:r>
       <w:r>
-        <w:t xml:space="preserve">Grain (FINANCIAL_TRANSACTION_HKEY, RECORD_SOURCE, LOAD_DATETIME). duplicate_row_groups = the same version stored twice (what a non-idempotent re-run produces). same_ldts_different_payload_info = two different payloads at one LOAD_DATETIME (a source grain conflict, not a re-load duplicate) -- informational. standard satellite, sat_multi_source; PK FINANCIAL_TRANSACTION_HKEY; 3 RECORD_SOURCE group(s): OPUS_BA_TRV_DATA_POLICY_DTLS_MV [6 col(s)], OPUS_BJAZ_TRV_LOADER_DATA_MV [5 col(s)], OPUS_BJAZ_TRV_LOADER_LOG_TABLE_MV [4 col(s)]. stg2_fintxn_premium_ba_trv_data_policy_dtls_mv: column(s) BASE_PREMIUM could not be traced to RAW on at least one arm -- excluded (first-cut: walk columns from resolved_mt__ views or joined-in stitch columns are not yet inlined into the sampled queries). stg2_fintxn_premium_bjaz_trv_loader_data_mv: column(s) DISCOUNT_PERCENTAGE, NET_PREMIUM could not be traced to RAW on at least one arm -- excluded (first-cut: walk columns from resolved_mt__ views or joined-in stitch columns are not yet inlined into the sampled queries). stg2_fintxn_premium_bjaz_trv_loader_log_table_mv: column(s) BASE_PREMIUM, DISCOUNT_PERCENTAGE, NET_PREMIUM could not be traced to RAW on at least one arm -- excluded (first-cut: walk columns from resolved_mt__ views or joined-in stitch columns are not yet inlined into the sampled queries).</w:t>
+        <w:t xml:space="preserve">Grain (FINANCIAL_TRANSACTION_HKEY, RECORD_SOURCE, LOAD_DATETIME). duplicate_row_groups = the same version stored twice (what a non-idempotent re-run produces). same_ldts_different_payload_info = two different payloads at one LOAD_DATETIME (a source grain conflict, not a re-load duplicate) -- informational. standard satellite, sat_multi_source; PK FINANCIAL_TRANSACTION_HKEY; 3 RECORD_SOURCE group(s): OPUS_BA_TRV_DATA_POLICY_DTLS [6 col(s)], OPUS_BJAZ_TRV_LOADER_DATA [5 col(s)], OPUS_BJAZ_TRV_LOADER_LOG_TABLE [4 col(s)]. stg2_fintxn_premium_ba_trv_data_policy_dtls: column(s) BASE_PREMIUM could not be traced to RAW on at least one arm -- excluded (first-cut: walk columns from resolved_mt__ views or joined-in stitch columns are not yet inlined into the sampled queries). stg2_fintxn_premium_bjaz_trv_loader_data: column(s) DISCOUNT_PERCENTAGE, NET_PREMIUM could not be traced to RAW on at least one arm -- excluded (first-cut: walk columns from resolved_mt__ views or joined-in stitch columns are not yet inlined into the sampled queries). stg2_fintxn_premium_bjaz_trv_loader_log_table: column(s) BASE_PREMIUM, DISCOUNT_PERCENTAGE, NET_PREMIUM could not be traced to RAW on at least one arm -- excluded (first-cut: walk columns from resolved_mt__ views or joined-in stitch columns are not yet inlined into the sampled queries).</w:t>
       </w:r>
     </w:p>
     <w:p>
@@ -5952,7 +5979,7 @@
               <w:br/>
               <w:t xml:space="preserve">      from BAGIC_PREPROD_CURATED_DB.BGIL_DATA_MODEL.SAT_FINTXN_PREMIUM</w:t>
               <w:br/>
-              <w:t xml:space="preserve">     where RECORD_SOURCE in ('OPUS_BA_TRV_DATA_POLICY_DTLS_MV', 'OPUS_BJAZ_TRV_LOADER_DATA_MV', 'OPUS_BJAZ_TRV_LOADER_LOG_TABLE_MV')</w:t>
+              <w:t xml:space="preserve">     where RECORD_SOURCE in ('OPUS_BA_TRV_DATA_POLICY_DTLS', 'OPUS_BJAZ_TRV_LOADER_DATA', 'OPUS_BJAZ_TRV_LOADER_LOG_TABLE')</w:t>
               <w:br/>
               <w:t xml:space="preserve">     group by FINANCIAL_TRANSACTION_HKEY, RECORD_SOURCE, LOAD_DATETIME</w:t>
               <w:br/>
@@ -6033,6 +6060,9 @@
       <w:r>
         <w:t xml:space="preserve">10. OPUS — SAT_FINTXN_TAX</w:t>
       </w:r>
+      <w:r>
+        <w:t xml:space="preserve">  [M1]</w:t>
+      </w:r>
     </w:p>
     <w:tbl>
       <w:tblPr>
@@ -6223,7 +6253,7 @@
         <w:t xml:space="preserve">Note: </w:t>
       </w:r>
       <w:r>
-        <w:t xml:space="preserve">Grain (FINANCIAL_TRANSACTION_HKEY, TAX_TYPE, RECORD_SOURCE, LOAD_DATETIME). duplicate_row_groups = the same version stored twice (what a non-idempotent re-run produces). same_ldts_different_payload_info = two different payloads at one LOAD_DATETIME (a source grain conflict, not a re-load duplicate) -- informational. standard satellite, ma_sat_multi_source; PK FINANCIAL_TRANSACTION_HKEY, child key TAX_TYPE; 2 RECORD_SOURCE group(s): OPUS_BA_TRV_DATA_POLICY_DTLS_MV [2 col(s)], OPUS_BJAZ_TRV_LOADER_LOG_TABLE_MV [1 col(s)]. Multi-active: compared per (key, child key); latest = max LOAD_DATETIME per member. stg2_fintxn_tax_ba_trv_data_policy_dtls_mv_0: column(s) SERVICE_TAX_AMOUNT could not be traced to RAW on at least one arm -- excluded (first-cut: walk columns from resolved_mt__ views or joined-in stitch columns are not yet inlined into the sampled queries). stg2_fintxn_tax_bjaz_trv_loader_log_table_mv_2: column(s) CESS_AMOUNT could not be traced to RAW on at least one arm -- excluded (first-cut: walk columns from resolved_mt__ views or joined-in stitch columns are not yet inlined into the sampled queries).</w:t>
+        <w:t xml:space="preserve">Grain (FINANCIAL_TRANSACTION_HKEY, TAX_TYPE, RECORD_SOURCE, LOAD_DATETIME). duplicate_row_groups = the same version stored twice (what a non-idempotent re-run produces). same_ldts_different_payload_info = two different payloads at one LOAD_DATETIME (a source grain conflict, not a re-load duplicate) -- informational. standard satellite, ma_sat_multi_source; PK FINANCIAL_TRANSACTION_HKEY, child key TAX_TYPE; 2 RECORD_SOURCE group(s): OPUS_BA_TRV_DATA_POLICY_DTLS [2 col(s)], OPUS_BJAZ_TRV_LOADER_LOG_TABLE [1 col(s)]. Multi-active: compared per (key, child key); latest = max LOAD_DATETIME per member. stg2_fintxn_tax_ba_trv_data_policy_dtls_0: column(s) SERVICE_TAX_AMOUNT could not be traced to RAW on at least one arm -- excluded (first-cut: walk columns from resolved_mt__ views or joined-in stitch columns are not yet inlined into the sampled queries). stg2_fintxn_tax_bjaz_trv_loader_log_table_2: column(s) CESS_AMOUNT could not be traced to RAW on at least one arm -- excluded (first-cut: walk columns from resolved_mt__ views or joined-in stitch columns are not yet inlined into the sampled queries).</w:t>
       </w:r>
     </w:p>
     <w:p>
@@ -6260,7 +6290,7 @@
               <w:br/>
               <w:t xml:space="preserve">      from BAGIC_PREPROD_CURATED_DB.BGIL_DATA_MODEL.SAT_FINTXN_TAX</w:t>
               <w:br/>
-              <w:t xml:space="preserve">     where RECORD_SOURCE in ('OPUS_BA_TRV_DATA_POLICY_DTLS_MV', 'OPUS_BJAZ_TRV_LOADER_LOG_TABLE_MV')</w:t>
+              <w:t xml:space="preserve">     where RECORD_SOURCE in ('OPUS_BA_TRV_DATA_POLICY_DTLS', 'OPUS_BJAZ_TRV_LOADER_LOG_TABLE')</w:t>
               <w:br/>
               <w:t xml:space="preserve">     group by FINANCIAL_TRANSACTION_HKEY, TAX_TYPE, RECORD_SOURCE, LOAD_DATETIME</w:t>
               <w:br/>
@@ -6341,6 +6371,9 @@
       <w:r>
         <w:t xml:space="preserve">11. OPUS — SAT_FIN_CHARGE_RATE</w:t>
       </w:r>
+      <w:r>
+        <w:t xml:space="preserve">  [M1]</w:t>
+      </w:r>
     </w:p>
     <w:tbl>
       <w:tblPr>
@@ -6531,7 +6564,7 @@
         <w:t xml:space="preserve">Note: </w:t>
       </w:r>
       <w:r>
-        <w:t xml:space="preserve">Grain (FINANCIAL_TRANSACTION_HKEY, CHARGE_TYPE_CK, RECORD_SOURCE, LOAD_DATETIME). duplicate_row_groups = the same version stored twice (what a non-idempotent re-run produces). same_ldts_different_payload_info = two different payloads at one LOAD_DATETIME (a source grain conflict, not a re-load duplicate) -- informational. standard satellite, ma_sat_multi_source; PK FINANCIAL_TRANSACTION_HKEY, child key CHARGE_TYPE_CK; 2 RECORD_SOURCE group(s): OPUS_BA_TRV_DATA_POLICY_DTLS_MV [2 col(s)], OPUS_BJAZ_TRV_LOADER_LOG_TABLE_MV [1 col(s)]. Multi-active: compared per (key, child key); latest = max LOAD_DATETIME per member. stg2_fin_charge_rate_ba_trv_data_policy_dtls_mv: column(s) ADDITIONAL_LOADING_RATE could not be traced to RAW on at least one arm -- excluded (first-cut: walk columns from resolved_mt__ views or joined-in stitch columns are not yet inlined into the sampled queries). stg2_fin_charge_rate_bjaz_trv_loader_log_table_mv: column(s) ADDITIONAL_LOADING_RATE could not be traced to RAW on at least one arm -- excluded (first-cut: walk columns from resolved_mt__ views or joined-in stitch columns are not yet inlined into the sampled queries).</w:t>
+        <w:t xml:space="preserve">Grain (FINANCIAL_TRANSACTION_HKEY, CHARGE_TYPE_CK, RECORD_SOURCE, LOAD_DATETIME). duplicate_row_groups = the same version stored twice (what a non-idempotent re-run produces). same_ldts_different_payload_info = two different payloads at one LOAD_DATETIME (a source grain conflict, not a re-load duplicate) -- informational. standard satellite, ma_sat_multi_source; PK FINANCIAL_TRANSACTION_HKEY, child key CHARGE_TYPE_CK; 2 RECORD_SOURCE group(s): OPUS_BA_TRV_DATA_POLICY_DTLS [2 col(s)], OPUS_BJAZ_TRV_LOADER_LOG_TABLE [1 col(s)]. Multi-active: compared per (key, child key); latest = max LOAD_DATETIME per member. stg2_fin_charge_rate_ba_trv_data_policy_dtls: column(s) ADDITIONAL_LOADING_RATE could not be traced to RAW on at least one arm -- excluded (first-cut: walk columns from resolved_mt__ views or joined-in stitch columns are not yet inlined into the sampled queries). stg2_fin_charge_rate_bjaz_trv_loader_log_table: column(s) ADDITIONAL_LOADING_RATE could not be traced to RAW on at least one arm -- excluded (first-cut: walk columns from resolved_mt__ views or joined-in stitch columns are not yet inlined into the sampled queries).</w:t>
       </w:r>
     </w:p>
     <w:p>
@@ -6568,7 +6601,7 @@
               <w:br/>
               <w:t xml:space="preserve">      from BAGIC_PREPROD_CURATED_DB.BGIL_DATA_MODEL.SAT_FIN_CHARGE_RATE</w:t>
               <w:br/>
-              <w:t xml:space="preserve">     where RECORD_SOURCE in ('OPUS_BA_TRV_DATA_POLICY_DTLS_MV', 'OPUS_BJAZ_TRV_LOADER_LOG_TABLE_MV')</w:t>
+              <w:t xml:space="preserve">     where RECORD_SOURCE in ('OPUS_BA_TRV_DATA_POLICY_DTLS', 'OPUS_BJAZ_TRV_LOADER_LOG_TABLE')</w:t>
               <w:br/>
               <w:t xml:space="preserve">     group by FINANCIAL_TRANSACTION_HKEY, CHARGE_TYPE_CK, RECORD_SOURCE, LOAD_DATETIME</w:t>
               <w:br/>
@@ -6649,6 +6682,9 @@
       <w:r>
         <w:t xml:space="preserve">12. OPUS — SAT_FIN_RECEIPT</w:t>
       </w:r>
+      <w:r>
+        <w:t xml:space="preserve">  [M1]</w:t>
+      </w:r>
     </w:p>
     <w:tbl>
       <w:tblPr>
@@ -6839,7 +6875,7 @@
         <w:t xml:space="preserve">Note: </w:t>
       </w:r>
       <w:r>
-        <w:t xml:space="preserve">Grain (FINANCIAL_TRANSACTION_HKEY, RECORD_SOURCE, LOAD_DATETIME). duplicate_row_groups = the same version stored twice (what a non-idempotent re-run produces). same_ldts_different_payload_info = two different payloads at one LOAD_DATETIME (a source grain conflict, not a re-load duplicate) -- informational. standard satellite, sat_multi_source; PK FINANCIAL_TRANSACTION_HKEY; 2 RECORD_SOURCE group(s): OPUS_BA_TRV_DATA_POLICY_DTLS_MV [2 col(s)], OPUS_BJAZ_TRV_LOADER_DATA_MV [3 col(s)]. stg2_fin_receipt_ba_trv_data_policy_dtls_mv: column(s) AMOUNT_RECEIVED, INSTRUMENT_DATE could not be traced to RAW on at least one arm -- excluded (first-cut: walk columns from resolved_mt__ views or joined-in stitch columns are not yet inlined into the sampled queries). stg2_fin_receipt_bjaz_trv_loader_data_mv: column(s) PAYMENT_GATEWAY_REFERENCE could not be traced to RAW on at least one arm -- excluded (first-cut: walk columns from resolved_mt__ views or joined-in stitch columns are not yet inlined into the sampled queries).</w:t>
+        <w:t xml:space="preserve">Grain (FINANCIAL_TRANSACTION_HKEY, RECORD_SOURCE, LOAD_DATETIME). duplicate_row_groups = the same version stored twice (what a non-idempotent re-run produces). same_ldts_different_payload_info = two different payloads at one LOAD_DATETIME (a source grain conflict, not a re-load duplicate) -- informational. standard satellite, sat_multi_source; PK FINANCIAL_TRANSACTION_HKEY; 2 RECORD_SOURCE group(s): OPUS_BA_TRV_DATA_POLICY_DTLS [2 col(s)], OPUS_BJAZ_TRV_LOADER_DATA [3 col(s)]. stg2_fin_receipt_ba_trv_data_policy_dtls: column(s) AMOUNT_RECEIVED, INSTRUMENT_DATE could not be traced to RAW on at least one arm -- excluded (first-cut: walk columns from resolved_mt__ views or joined-in stitch columns are not yet inlined into the sampled queries). stg2_fin_receipt_bjaz_trv_loader_data: column(s) PAYMENT_GATEWAY_REFERENCE could not be traced to RAW on at least one arm -- excluded (first-cut: walk columns from resolved_mt__ views or joined-in stitch columns are not yet inlined into the sampled queries).</w:t>
       </w:r>
     </w:p>
     <w:p>
@@ -6876,7 +6912,7 @@
               <w:br/>
               <w:t xml:space="preserve">      from BAGIC_PREPROD_CURATED_DB.BGIL_DATA_MODEL.SAT_FIN_RECEIPT</w:t>
               <w:br/>
-              <w:t xml:space="preserve">     where RECORD_SOURCE in ('OPUS_BA_TRV_DATA_POLICY_DTLS_MV', 'OPUS_BJAZ_TRV_LOADER_DATA_MV')</w:t>
+              <w:t xml:space="preserve">     where RECORD_SOURCE in ('OPUS_BA_TRV_DATA_POLICY_DTLS', 'OPUS_BJAZ_TRV_LOADER_DATA')</w:t>
               <w:br/>
               <w:t xml:space="preserve">     group by FINANCIAL_TRANSACTION_HKEY, RECORD_SOURCE, LOAD_DATETIME</w:t>
               <w:br/>
@@ -6957,6 +6993,9 @@
       <w:r>
         <w:t xml:space="preserve">13. OPUS — SAT_LNK_ROLE_NOMINEE_BENEFICIARY</w:t>
       </w:r>
+      <w:r>
+        <w:t xml:space="preserve">  [M1]</w:t>
+      </w:r>
     </w:p>
     <w:tbl>
       <w:tblPr>
@@ -7147,7 +7186,7 @@
         <w:t xml:space="preserve">Note: </w:t>
       </w:r>
       <w:r>
-        <w:t xml:space="preserve">Grain (PARTY_HKEY, RECORD_SOURCE, LOAD_DATETIME). duplicate_row_groups = the same version stored twice (what a non-idempotent re-run produces). same_ldts_different_payload_info = two different payloads at one LOAD_DATETIME (a source grain conflict, not a re-load duplicate) -- informational. standard satellite, sat_multi_source; PK PARTY_HKEY; 2 RECORD_SOURCE group(s): OPUS_BJAZ_TRV_LOADER_DATA_MV [1 col(s)], OPUS_BJAZ_TRV_LOADER_LOG_TABLE_MV [1 col(s)].</w:t>
+        <w:t xml:space="preserve">Grain (PARTY_HKEY, RECORD_SOURCE, LOAD_DATETIME). duplicate_row_groups = the same version stored twice (what a non-idempotent re-run produces). same_ldts_different_payload_info = two different payloads at one LOAD_DATETIME (a source grain conflict, not a re-load duplicate) -- informational. standard satellite, sat_multi_source; PK PARTY_HKEY; 2 RECORD_SOURCE group(s): OPUS_BJAZ_TRV_LOADER_DATA [1 col(s)], OPUS_BJAZ_TRV_LOADER_LOG_TABLE [1 col(s)].</w:t>
       </w:r>
     </w:p>
     <w:p>
@@ -7184,7 +7223,7 @@
               <w:br/>
               <w:t xml:space="preserve">      from BAGIC_PREPROD_CURATED_DB.BGIL_DATA_MODEL.SAT_LNK_ROLE_NOMINEE_BENEFICIARY</w:t>
               <w:br/>
-              <w:t xml:space="preserve">     where RECORD_SOURCE in ('OPUS_BJAZ_TRV_LOADER_DATA_MV', 'OPUS_BJAZ_TRV_LOADER_LOG_TABLE_MV')</w:t>
+              <w:t xml:space="preserve">     where RECORD_SOURCE in ('OPUS_BJAZ_TRV_LOADER_DATA', 'OPUS_BJAZ_TRV_LOADER_LOG_TABLE')</w:t>
               <w:br/>
               <w:t xml:space="preserve">     group by PARTY_HKEY, RECORD_SOURCE, LOAD_DATETIME</w:t>
               <w:br/>
@@ -7265,6 +7304,9 @@
       <w:r>
         <w:t xml:space="preserve">14. OPUS — SAT_ORG_UNIT_DEFINITION</w:t>
       </w:r>
+      <w:r>
+        <w:t xml:space="preserve">  [M1]</w:t>
+      </w:r>
     </w:p>
     <w:tbl>
       <w:tblPr>
@@ -7455,7 +7497,7 @@
         <w:t xml:space="preserve">Note: </w:t>
       </w:r>
       <w:r>
-        <w:t xml:space="preserve">Grain (ORG_UNIT_HKEY, RECORD_SOURCE, LOAD_DATETIME). duplicate_row_groups = the same version stored twice (what a non-idempotent re-run produces). same_ldts_different_payload_info = two different payloads at one LOAD_DATETIME (a source grain conflict, not a re-load duplicate) -- informational. standard satellite, automate_dv.sat; PK ORG_UNIT_HKEY; 1 RECORD_SOURCE group(s): OPUS_BA_TRV_DATA_POLICY_DTLS_MV [1 col(s)].</w:t>
+        <w:t xml:space="preserve">Grain (ORG_UNIT_HKEY, RECORD_SOURCE, LOAD_DATETIME). duplicate_row_groups = the same version stored twice (what a non-idempotent re-run produces). same_ldts_different_payload_info = two different payloads at one LOAD_DATETIME (a source grain conflict, not a re-load duplicate) -- informational. standard satellite, automate_dv.sat; PK ORG_UNIT_HKEY; 1 RECORD_SOURCE group(s): OPUS_BA_TRV_DATA_POLICY_DTLS [1 col(s)].</w:t>
       </w:r>
     </w:p>
     <w:p>
@@ -7492,7 +7534,7 @@
               <w:br/>
               <w:t xml:space="preserve">      from BAGIC_PREPROD_CURATED_DB.BGIL_DATA_MODEL.SAT_ORG_UNIT_DEFINITION</w:t>
               <w:br/>
-              <w:t xml:space="preserve">     where RECORD_SOURCE in ('OPUS_BA_TRV_DATA_POLICY_DTLS_MV')</w:t>
+              <w:t xml:space="preserve">     where RECORD_SOURCE in ('OPUS_BA_TRV_DATA_POLICY_DTLS')</w:t>
               <w:br/>
               <w:t xml:space="preserve">     group by ORG_UNIT_HKEY, RECORD_SOURCE, LOAD_DATETIME</w:t>
               <w:br/>
@@ -7573,6 +7615,9 @@
       <w:r>
         <w:t xml:space="preserve">15. OPUS — SAT_PARTY_EMPLOYMENT</w:t>
       </w:r>
+      <w:r>
+        <w:t xml:space="preserve">  [M1]</w:t>
+      </w:r>
     </w:p>
     <w:tbl>
       <w:tblPr>
@@ -7763,7 +7808,7 @@
         <w:t xml:space="preserve">Note: </w:t>
       </w:r>
       <w:r>
-        <w:t xml:space="preserve">Grain (PARTY_HKEY, RECORD_SOURCE, LOAD_DATETIME). duplicate_row_groups = the same version stored twice (what a non-idempotent re-run produces). same_ldts_different_payload_info = two different payloads at one LOAD_DATETIME (a source grain conflict, not a re-load duplicate) -- informational. standard satellite, sat_multi_source; PK PARTY_HKEY; 2 RECORD_SOURCE group(s): OPUS_BJAZ_TRV_LOADER_DATA_MV [1 col(s)], OPUS_BJAZ_TRV_LOADER_LOG_TABLE_MV [2 col(s)]. stg2_party_employment_bjaz_trv_loader_data_mv_payer: column(s) DESIGNATION could not be traced to RAW on at least one arm -- excluded (first-cut: walk columns from resolved_mt__ views or joined-in stitch columns are not yet inlined into the sampled queries).</w:t>
+        <w:t xml:space="preserve">Grain (PARTY_HKEY, RECORD_SOURCE, LOAD_DATETIME). duplicate_row_groups = the same version stored twice (what a non-idempotent re-run produces). same_ldts_different_payload_info = two different payloads at one LOAD_DATETIME (a source grain conflict, not a re-load duplicate) -- informational. standard satellite, sat_multi_source; PK PARTY_HKEY; 2 RECORD_SOURCE group(s): OPUS_BJAZ_TRV_LOADER_DATA [1 col(s)], OPUS_BJAZ_TRV_LOADER_LOG_TABLE [2 col(s)]. stg2_party_employment_bjaz_trv_loader_data_payer: column(s) DESIGNATION could not be traced to RAW on at least one arm -- excluded (first-cut: walk columns from resolved_mt__ views or joined-in stitch columns are not yet inlined into the sampled queries).</w:t>
       </w:r>
     </w:p>
     <w:p>
@@ -7800,7 +7845,7 @@
               <w:br/>
               <w:t xml:space="preserve">      from BAGIC_PREPROD_CURATED_DB.BGIL_DATA_MODEL.SAT_PARTY_EMPLOYMENT</w:t>
               <w:br/>
-              <w:t xml:space="preserve">     where RECORD_SOURCE in ('OPUS_BJAZ_TRV_LOADER_DATA_MV', 'OPUS_BJAZ_TRV_LOADER_LOG_TABLE_MV')</w:t>
+              <w:t xml:space="preserve">     where RECORD_SOURCE in ('OPUS_BJAZ_TRV_LOADER_DATA', 'OPUS_BJAZ_TRV_LOADER_LOG_TABLE')</w:t>
               <w:br/>
               <w:t xml:space="preserve">     group by PARTY_HKEY, RECORD_SOURCE, LOAD_DATETIME</w:t>
               <w:br/>
@@ -7881,6 +7926,9 @@
       <w:r>
         <w:t xml:space="preserve">16. OPUS — SAT_PARTY_HEALTH_PROFILE</w:t>
       </w:r>
+      <w:r>
+        <w:t xml:space="preserve">  [M1]</w:t>
+      </w:r>
     </w:p>
     <w:tbl>
       <w:tblPr>
@@ -8071,7 +8119,7 @@
         <w:t xml:space="preserve">Note: </w:t>
       </w:r>
       <w:r>
-        <w:t xml:space="preserve">Grain (PARTY_HKEY, RECORD_SOURCE, LOAD_DATETIME). duplicate_row_groups = the same version stored twice (what a non-idempotent re-run produces). same_ldts_different_payload_info = two different payloads at one LOAD_DATETIME (a source grain conflict, not a re-load duplicate) -- informational. standard satellite, sat_multi_source; PK PARTY_HKEY; 2 RECORD_SOURCE group(s): OPUS_BA_TRV_DATA_POLICY_DTLS_MV [1 col(s)], OPUS_BJAZ_TRV_LOADER_DATA_MV [1 col(s)].</w:t>
+        <w:t xml:space="preserve">Grain (PARTY_HKEY, RECORD_SOURCE, LOAD_DATETIME). duplicate_row_groups = the same version stored twice (what a non-idempotent re-run produces). same_ldts_different_payload_info = two different payloads at one LOAD_DATETIME (a source grain conflict, not a re-load duplicate) -- informational. standard satellite, sat_multi_source; PK PARTY_HKEY; 2 RECORD_SOURCE group(s): OPUS_BA_TRV_DATA_POLICY_DTLS [1 col(s)], OPUS_BJAZ_TRV_LOADER_DATA [1 col(s)].</w:t>
       </w:r>
     </w:p>
     <w:p>
@@ -8108,7 +8156,7 @@
               <w:br/>
               <w:t xml:space="preserve">      from BAGIC_PREPROD_CURATED_DB.BGIL_DATA_MODEL.SAT_PARTY_HEALTH_PROFILE</w:t>
               <w:br/>
-              <w:t xml:space="preserve">     where RECORD_SOURCE in ('OPUS_BA_TRV_DATA_POLICY_DTLS_MV', 'OPUS_BJAZ_TRV_LOADER_DATA_MV')</w:t>
+              <w:t xml:space="preserve">     where RECORD_SOURCE in ('OPUS_BA_TRV_DATA_POLICY_DTLS', 'OPUS_BJAZ_TRV_LOADER_DATA')</w:t>
               <w:br/>
               <w:t xml:space="preserve">     group by PARTY_HKEY, RECORD_SOURCE, LOAD_DATETIME</w:t>
               <w:br/>
@@ -8189,6 +8237,9 @@
       <w:r>
         <w:t xml:space="preserve">17. OPUS — SAT_PARTY_IDENTIFICATION</w:t>
       </w:r>
+      <w:r>
+        <w:t xml:space="preserve">  [M2]</w:t>
+      </w:r>
     </w:p>
     <w:tbl>
       <w:tblPr>
@@ -8379,7 +8430,7 @@
         <w:t xml:space="preserve">Note: </w:t>
       </w:r>
       <w:r>
-        <w:t xml:space="preserve">Grain (PARTY_HKEY, IDENTIFICATION_TYPE_CODE, RECORD_SOURCE, LOAD_DATETIME). duplicate_row_groups = the same version stored twice (what a non-idempotent re-run produces). same_ldts_different_payload_info = two different payloads at one LOAD_DATETIME (a source grain conflict, not a re-load duplicate) -- informational. standard satellite, ma_sat_multi_source; PK PARTY_HKEY, child key IDENTIFICATION_TYPE_CODE; 3 RECORD_SOURCE group(s): OPUS_BA_TRV_DATA_POLICY_DTLS_MV [1 col(s)], OPUS_BJAZ_TRV_LOADER_DATA_MV [4 col(s)], OPUS_BJAZ_TRV_LOADER_LOG_TABLE_MV [1 col(s)]. Multi-active: compared per (key, child key); latest = max LOAD_DATETIME per member. stg2_party_identification_ba_trv_data_policy_dtls_mv_0: column(s) AADHAAR_NUMBER, EIA_NUMBER, GSTIN could not be traced to RAW on at least one arm -- excluded (first-cut: walk columns from resolved_mt__ views or joined-in stitch columns are not yet inlined into the sampled queries). stg2_party_identification_bjaz_trv_loader_data_mv_1: column(s) EIA_NUMBER, GSTIN, PASSPORT_NUMBER could not be traced to RAW on at least one arm -- excluded (first-cut: walk columns from resolved_mt__ views or joined-in stitch columns are not yet inlined into the sampled queries). stg2_party_identification_bjaz_trv_loader_data_mv_2: column(s) GSTIN, PASSPORT_NUMBER could not be traced to RAW on at least one arm -- excluded (first-cut: walk columns from resolved_mt__ views or joined-in stitch columns are not yet inlined into the sampled queries). stg2_party_identification_bjaz_trv_loader_data_mv_3: column(s) PASSPORT_NUMBER could not be traced to RAW on at least one arm -- excluded (first-cut: walk columns from resolved_mt__ views or joined-in stitch columns are not yet inlined into the sampled queries). stg2_party_identification_bjaz_trv_loader_log_table_mv_5: column(s) AADHAAR_NUMBER, EIA_NUMBER, GSTIN could not be traced to RAW on at least one arm -- excluded (first-cut: walk columns from resolved_mt__ views or joined-in stitch columns are not yet inlined into the sampled queries).</w:t>
+        <w:t xml:space="preserve">Grain (PARTY_HKEY, IDENTIFICATION_TYPE_CODE, RECORD_SOURCE, LOAD_DATETIME). duplicate_row_groups = the same version stored twice (what a non-idempotent re-run produces). same_ldts_different_payload_info = two different payloads at one LOAD_DATETIME (a source grain conflict, not a re-load duplicate) -- informational. standard satellite, ma_sat_multi_source; PK PARTY_HKEY, child key IDENTIFICATION_TYPE_CODE; 3 RECORD_SOURCE group(s): OPUS_BA_TRV_DATA_POLICY_DTLS [1 col(s)], OPUS_BJAZ_TRV_LOADER_DATA [4 col(s)], OPUS_BJAZ_TRV_LOADER_LOG_TABLE [1 col(s)]. Multi-active: compared per (key, child key); latest = max LOAD_DATETIME per member. stg2_party_identification_ba_trv_data_policy_dtls_0: column(s) AADHAAR_NUMBER, EIA_NUMBER, GSTIN could not be traced to RAW on at least one arm -- excluded (first-cut: walk columns from resolved_mt__ views or joined-in stitch columns are not yet inlined into the sampled queries). stg2_party_identification_bjaz_trv_loader_data_1: column(s) EIA_NUMBER, GSTIN, PASSPORT_NUMBER could not be traced to RAW on at least one arm -- excluded (first-cut: walk columns from resolved_mt__ views or joined-in stitch columns are not yet inlined into the sampled queries). stg2_party_identification_bjaz_trv_loader_data_2: column(s) GSTIN, PASSPORT_NUMBER could not be traced to RAW on at least one arm -- excluded (first-cut: walk columns from resolved_mt__ views or joined-in stitch columns are not yet inlined into the sampled queries). stg2_party_identification_bjaz_trv_loader_data_3: column(s) PASSPORT_NUMBER could not be traced to RAW on at least one arm -- excluded (first-cut: walk columns from resolved_mt__ views or joined-in stitch columns are not yet inlined into the sampled queries). stg2_party_identification_bjaz_trv_loader_log_table_5: column(s) AADHAAR_NUMBER, EIA_NUMBER, GSTIN could not be traced to RAW on at least one arm -- excluded (first-cut: walk columns from resolved_mt__ views or joined-in stitch columns are not yet inlined into the sampled queries).</w:t>
       </w:r>
     </w:p>
     <w:p>
@@ -8416,7 +8467,7 @@
               <w:br/>
               <w:t xml:space="preserve">      from BAGIC_PREPROD_CURATED_DB.BGIL_DATA_MODEL.SAT_PARTY_IDENTIFICATION</w:t>
               <w:br/>
-              <w:t xml:space="preserve">     where RECORD_SOURCE in ('OPUS_BA_TRV_DATA_POLICY_DTLS_MV', 'OPUS_BJAZ_TRV_LOADER_DATA_MV', 'OPUS_BJAZ_TRV_LOADER_LOG_TABLE_MV')</w:t>
+              <w:t xml:space="preserve">     where RECORD_SOURCE in ('OPUS_BA_TRV_DATA_POLICY_DTLS', 'OPUS_BJAZ_TRV_LOADER_DATA', 'OPUS_BJAZ_TRV_LOADER_LOG_TABLE')</w:t>
               <w:br/>
               <w:t xml:space="preserve">     group by PARTY_HKEY, IDENTIFICATION_TYPE_CODE, RECORD_SOURCE, LOAD_DATETIME</w:t>
               <w:br/>
@@ -8497,6 +8548,9 @@
       <w:r>
         <w:t xml:space="preserve">18. OPUS — SAT_PARTY_IDENTITY</w:t>
       </w:r>
+      <w:r>
+        <w:t xml:space="preserve">  [M2]</w:t>
+      </w:r>
     </w:p>
     <w:tbl>
       <w:tblPr>
@@ -8687,7 +8741,7 @@
         <w:t xml:space="preserve">Note: </w:t>
       </w:r>
       <w:r>
-        <w:t xml:space="preserve">Grain (PARTY_HKEY, RECORD_SOURCE, LOAD_DATETIME). duplicate_row_groups = the same version stored twice (what a non-idempotent re-run produces). same_ldts_different_payload_info = two different payloads at one LOAD_DATETIME (a source grain conflict, not a re-load duplicate) -- informational. standard satellite, sat_multi_source; PK PARTY_HKEY; 3 RECORD_SOURCE group(s): OPUS_BA_TRV_DATA_POLICY_DTLS_MV [3 col(s)], OPUS_BJAZ_TRV_LOADER_DATA_MV [6 col(s)], OPUS_BJAZ_TRV_LOADER_LOG_TABLE_MV [8 col(s)]. stg2_party_identity_ba_trv_data_policy_dtls_mv_payer: column(s) FIRST_NAME, GENDER_CODE, LAST_NAME, MIDDLE_NAME, PARTY_FULL_NAME, PARTY_LEGAL_NAME, TITLE_CODE could not be traced to RAW on at least one arm -- excluded (first-cut: walk columns from resolved_mt__ views or joined-in stitch columns are not yet inlined into the sampled queries). stg2_party_identity_ba_trv_data_policy_dtls_mv_agent: column(s) FIRST_NAME, GENDER_CODE, LAST_NAME, MIDDLE_NAME, PARTY_LEGAL_NAME, TITLE_CODE could not be traced to RAW on at least one arm -- excluded (first-cut: walk columns from resolved_mt__ views or joined-in stitch columns are not yet inlined into the sampled queries). stg2_party_identity_bjaz_trv_loader_data_mv_payer: column(s) AGE, PARTY_FULL_NAME, TITLE_CODE could not be traced to RAW on at least one arm -- excluded (first-cut: walk columns from resolved_mt__ views or joined-in stitch columns are not yet inlined into the sampled queries). stg2_party_identity_bjaz_trv_loader_log_table_mv_payer: column(s) PARTY_FULL_NAME could not be traced to RAW on at least one arm -- excluded (first-cut: walk columns from resolved_mt__ views or joined-in stitch columns are not yet inlined into the sampled queries).</w:t>
+        <w:t xml:space="preserve">Grain (PARTY_HKEY, RECORD_SOURCE, LOAD_DATETIME). duplicate_row_groups = the same version stored twice (what a non-idempotent re-run produces). same_ldts_different_payload_info = two different payloads at one LOAD_DATETIME (a source grain conflict, not a re-load duplicate) -- informational. standard satellite, sat_multi_source; PK PARTY_HKEY; 3 RECORD_SOURCE group(s): OPUS_BA_TRV_DATA_POLICY_DTLS [3 col(s)], OPUS_BJAZ_TRV_LOADER_DATA [6 col(s)], OPUS_BJAZ_TRV_LOADER_LOG_TABLE [8 col(s)]. stg2_party_identity_ba_trv_data_policy_dtls_payer: column(s) FIRST_NAME, GENDER_CODE, LAST_NAME, MIDDLE_NAME, PARTY_FULL_NAME, PARTY_LEGAL_NAME, TITLE_CODE could not be traced to RAW on at least one arm -- excluded (first-cut: walk columns from resolved_mt__ views or joined-in stitch columns are not yet inlined into the sampled queries). stg2_party_identity_ba_trv_data_policy_dtls_agent: column(s) FIRST_NAME, GENDER_CODE, LAST_NAME, MIDDLE_NAME, PARTY_LEGAL_NAME, TITLE_CODE could not be traced to RAW on at least one arm -- excluded (first-cut: walk columns from resolved_mt__ views or joined-in stitch columns are not yet inlined into the sampled queries). stg2_party_identity_bjaz_trv_loader_data_payer: column(s) AGE, PARTY_FULL_NAME, TITLE_CODE could not be traced to RAW on at least one arm -- excluded (first-cut: walk columns from resolved_mt__ views or joined-in stitch columns are not yet inlined into the sampled queries). stg2_party_identity_bjaz_trv_loader_log_table_payer: column(s) PARTY_FULL_NAME could not be traced to RAW on at least one arm -- excluded (first-cut: walk columns from resolved_mt__ views or joined-in stitch columns are not yet inlined into the sampled queries).</w:t>
       </w:r>
     </w:p>
     <w:p>
@@ -8724,7 +8778,7 @@
               <w:br/>
               <w:t xml:space="preserve">      from BAGIC_PREPROD_CURATED_DB.BGIL_DATA_MODEL.SAT_PARTY_IDENTITY</w:t>
               <w:br/>
-              <w:t xml:space="preserve">     where RECORD_SOURCE in ('OPUS_BA_TRV_DATA_POLICY_DTLS_MV', 'OPUS_BJAZ_TRV_LOADER_DATA_MV', 'OPUS_BJAZ_TRV_LOADER_LOG_TABLE_MV')</w:t>
+              <w:t xml:space="preserve">     where RECORD_SOURCE in ('OPUS_BA_TRV_DATA_POLICY_DTLS', 'OPUS_BJAZ_TRV_LOADER_DATA', 'OPUS_BJAZ_TRV_LOADER_LOG_TABLE')</w:t>
               <w:br/>
               <w:t xml:space="preserve">     group by PARTY_HKEY, RECORD_SOURCE, LOAD_DATETIME</w:t>
               <w:br/>
@@ -8805,6 +8859,9 @@
       <w:r>
         <w:t xml:space="preserve">19. OPUS — SAT_PARTY_INDIVIDUAL_DEMOGRAPHICS</w:t>
       </w:r>
+      <w:r>
+        <w:t xml:space="preserve">  [M2]</w:t>
+      </w:r>
     </w:p>
     <w:tbl>
       <w:tblPr>
@@ -8995,7 +9052,7 @@
         <w:t xml:space="preserve">Note: </w:t>
       </w:r>
       <w:r>
-        <w:t xml:space="preserve">Grain (PARTY_HKEY, RECORD_SOURCE, LOAD_DATETIME). duplicate_row_groups = the same version stored twice (what a non-idempotent re-run produces). same_ldts_different_payload_info = two different payloads at one LOAD_DATETIME (a source grain conflict, not a re-load duplicate) -- informational. standard satellite, sat_multi_source; PK PARTY_HKEY; 2 RECORD_SOURCE group(s): OPUS_BJAZ_TRV_LOADER_DATA_MV [1 col(s)], OPUS_BJAZ_TRV_LOADER_LOG_TABLE_MV [1 col(s)].</w:t>
+        <w:t xml:space="preserve">Grain (PARTY_HKEY, RECORD_SOURCE, LOAD_DATETIME). duplicate_row_groups = the same version stored twice (what a non-idempotent re-run produces). same_ldts_different_payload_info = two different payloads at one LOAD_DATETIME (a source grain conflict, not a re-load duplicate) -- informational. standard satellite, sat_multi_source; PK PARTY_HKEY; 2 RECORD_SOURCE group(s): OPUS_BJAZ_TRV_LOADER_DATA [1 col(s)], OPUS_BJAZ_TRV_LOADER_LOG_TABLE [1 col(s)].</w:t>
       </w:r>
     </w:p>
     <w:p>
@@ -9032,7 +9089,7 @@
               <w:br/>
               <w:t xml:space="preserve">      from BAGIC_PREPROD_CURATED_DB.BGIL_DATA_MODEL.SAT_PARTY_INDIVIDUAL_DEMOGRAPHICS</w:t>
               <w:br/>
-              <w:t xml:space="preserve">     where RECORD_SOURCE in ('OPUS_BJAZ_TRV_LOADER_DATA_MV', 'OPUS_BJAZ_TRV_LOADER_LOG_TABLE_MV')</w:t>
+              <w:t xml:space="preserve">     where RECORD_SOURCE in ('OPUS_BJAZ_TRV_LOADER_DATA', 'OPUS_BJAZ_TRV_LOADER_LOG_TABLE')</w:t>
               <w:br/>
               <w:t xml:space="preserve">     group by PARTY_HKEY, RECORD_SOURCE, LOAD_DATETIME</w:t>
               <w:br/>
@@ -9113,6 +9170,9 @@
       <w:r>
         <w:t xml:space="preserve">20. OPUS — SAT_POLICY_CLASSIFICATION</w:t>
       </w:r>
+      <w:r>
+        <w:t xml:space="preserve">  [M2]</w:t>
+      </w:r>
     </w:p>
     <w:tbl>
       <w:tblPr>
@@ -9303,7 +9363,7 @@
         <w:t xml:space="preserve">Note: </w:t>
       </w:r>
       <w:r>
-        <w:t xml:space="preserve">Grain (POLICY_HKEY, CLASSIFICATION_TYPE, RECORD_SOURCE, LOAD_DATETIME). duplicate_row_groups = the same version stored twice (what a non-idempotent re-run produces). same_ldts_different_payload_info = two different payloads at one LOAD_DATETIME (a source grain conflict, not a re-load duplicate) -- informational. standard satellite, ma_sat_multi_source; PK POLICY_HKEY, child key CLASSIFICATION_TYPE; 3 RECORD_SOURCE group(s): OPUS_BA_TRV_DATA_POLICY_DTLS_MV [1 col(s)], OPUS_BJAZ_TRV_LOADER_DATA_MV [1 col(s)], OPUS_BJAZ_TRV_LOADER_LOG_TABLE_MV [1 col(s)]. Multi-active: compared per (key, child key); latest = max LOAD_DATETIME per member.</w:t>
+        <w:t xml:space="preserve">Grain (POLICY_HKEY, CLASSIFICATION_TYPE, RECORD_SOURCE, LOAD_DATETIME). duplicate_row_groups = the same version stored twice (what a non-idempotent re-run produces). same_ldts_different_payload_info = two different payloads at one LOAD_DATETIME (a source grain conflict, not a re-load duplicate) -- informational. standard satellite, ma_sat_multi_source; PK POLICY_HKEY, child key CLASSIFICATION_TYPE; 3 RECORD_SOURCE group(s): OPUS_BA_TRV_DATA_POLICY_DTLS [1 col(s)], OPUS_BJAZ_TRV_LOADER_DATA [1 col(s)], OPUS_BJAZ_TRV_LOADER_LOG_TABLE [1 col(s)]. Multi-active: compared per (key, child key); latest = max LOAD_DATETIME per member.</w:t>
       </w:r>
     </w:p>
     <w:p>
@@ -9340,7 +9400,7 @@
               <w:br/>
               <w:t xml:space="preserve">      from BAGIC_PREPROD_CURATED_DB.BGIL_DATA_MODEL.SAT_POLICY_CLASSIFICATION</w:t>
               <w:br/>
-              <w:t xml:space="preserve">     where RECORD_SOURCE in ('OPUS_BA_TRV_DATA_POLICY_DTLS_MV', 'OPUS_BJAZ_TRV_LOADER_DATA_MV', 'OPUS_BJAZ_TRV_LOADER_LOG_TABLE_MV')</w:t>
+              <w:t xml:space="preserve">     where RECORD_SOURCE in ('OPUS_BA_TRV_DATA_POLICY_DTLS', 'OPUS_BJAZ_TRV_LOADER_DATA', 'OPUS_BJAZ_TRV_LOADER_LOG_TABLE')</w:t>
               <w:br/>
               <w:t xml:space="preserve">     group by POLICY_HKEY, CLASSIFICATION_TYPE, RECORD_SOURCE, LOAD_DATETIME</w:t>
               <w:br/>
@@ -9421,6 +9481,9 @@
       <w:r>
         <w:t xml:space="preserve">21. OPUS — SAT_POLICY_HEADER</w:t>
       </w:r>
+      <w:r>
+        <w:t xml:space="preserve">  [M2]</w:t>
+      </w:r>
     </w:p>
     <w:tbl>
       <w:tblPr>
@@ -9611,7 +9674,7 @@
         <w:t xml:space="preserve">Note: </w:t>
       </w:r>
       <w:r>
-        <w:t xml:space="preserve">Grain (POLICY_HKEY, RECORD_SOURCE, LOAD_DATETIME). duplicate_row_groups = the same version stored twice (what a non-idempotent re-run produces). same_ldts_different_payload_info = two different payloads at one LOAD_DATETIME (a source grain conflict, not a re-load duplicate) -- informational. standard satellite, sat_multi_source; PK POLICY_HKEY; 4 RECORD_SOURCE group(s): OPUS_BA_TRV_DATA_POLICY_DTLS_MV [9 col(s)], OPUS_BJAZ_TRV_LOADER_DATA_MV [2 col(s)], OPUS_BJAZ_TRV_LOADER_LOG_TABLE_MV [8 col(s)], OPUS_BJAZ_TRV_RIDER_DTLS_MV [2 col(s)]. stg2_policy_header_ba_trv_data_policy_dtls_mv: column(s) POLICY_TYPE, SUM_INSURED_TOTAL could not be traced to RAW on at least one arm -- excluded (first-cut: walk columns from resolved_mt__ views or joined-in stitch columns are not yet inlined into the sampled queries). stg2_policy_header_bjaz_trv_loader_data_mv: column(s) COVER_NOTE_DATE, COVER_NOTE_REFERENCE, ISSUE_DATE, MASTER_POLICY_REFERENCE, POLICY_NUMBER, POLICY_TYPE, RISK_EXPIRY_DATE, RISK_INCEPTION_DATE, SUM_INSURED_TOTAL could not be traced to RAW on at least one arm -- excluded (first-cut: walk columns from resolved_mt__ views or joined-in stitch columns are not yet inlined into the sampled queries). stg2_policy_header_bjaz_trv_loader_log_table_mv: column(s) NUMBER_OF_LIVES_COVERED, POLICY_NUMBER, POLICY_TYPE could not be traced to RAW on at least one arm -- excluded (first-cut: walk columns from resolved_mt__ views or joined-in stitch columns are not yet inlined into the sampled queries). stg2_policy_header_bjaz_trv_rider_dtls_mv: column(s) COVER_NOTE_DATE, COVER_NOTE_REFERENCE, ISSUE_DATE, MASTER_POLICY_REFERENCE, POLICY_NUMBER, RISK_EXPIRY_DATE, RISK_INCEPTION_DATE, RURAL_SECTOR_POLICY_INDICATOR, SUM_INSURED_TOTAL could not be traced to RAW on at least one arm -- excluded (first-cut: walk columns from resolved_mt__ views or joined-in stitch columns are not yet inlined into the sampled queries).</w:t>
+        <w:t xml:space="preserve">Grain (POLICY_HKEY, RECORD_SOURCE, LOAD_DATETIME). duplicate_row_groups = the same version stored twice (what a non-idempotent re-run produces). same_ldts_different_payload_info = two different payloads at one LOAD_DATETIME (a source grain conflict, not a re-load duplicate) -- informational. standard satellite, sat_multi_source; PK POLICY_HKEY; 4 RECORD_SOURCE group(s): OPUS_BA_TRV_DATA_POLICY_DTLS [9 col(s)], OPUS_BJAZ_TRV_LOADER_DATA [2 col(s)], OPUS_BJAZ_TRV_LOADER_LOG_TABLE [8 col(s)], OPUS_BJAZ_TRV_RIDER_DTLS [2 col(s)]. stg2_policy_header_ba_trv_data_policy_dtls: column(s) POLICY_TYPE, SUM_INSURED_TOTAL could not be traced to RAW on at least one arm -- excluded (first-cut: walk columns from resolved_mt__ views or joined-in stitch columns are not yet inlined into the sampled queries). stg2_policy_header_bjaz_trv_loader_data: column(s) COVER_NOTE_DATE, COVER_NOTE_REFERENCE, ISSUE_DATE, MASTER_POLICY_REFERENCE, POLICY_NUMBER, POLICY_TYPE, RISK_EXPIRY_DATE, RISK_INCEPTION_DATE, SUM_INSURED_TOTAL could not be traced to RAW on at least one arm -- excluded (first-cut: walk columns from resolved_mt__ views or joined-in stitch columns are not yet inlined into the sampled queries). stg2_policy_header_bjaz_trv_loader_log_table: column(s) NUMBER_OF_LIVES_COVERED, POLICY_NUMBER, POLICY_TYPE could not be traced to RAW on at least one arm -- excluded (first-cut: walk columns from resolved_mt__ views or joined-in stitch columns are not yet inlined into the sampled queries). stg2_policy_header_bjaz_trv_rider_dtls: column(s) COVER_NOTE_DATE, COVER_NOTE_REFERENCE, ISSUE_DATE, MASTER_POLICY_REFERENCE, POLICY_NUMBER, RISK_EXPIRY_DATE, RISK_INCEPTION_DATE, RURAL_SECTOR_POLICY_INDICATOR, SUM_INSURED_TOTAL could not be traced to RAW on at least one arm -- excluded (first-cut: walk columns from resolved_mt__ views or joined-in stitch columns are not yet inlined into the sampled queries).</w:t>
       </w:r>
     </w:p>
     <w:p>
@@ -9648,7 +9711,7 @@
               <w:br/>
               <w:t xml:space="preserve">      from BAGIC_PREPROD_CURATED_DB.BGIL_DATA_MODEL.SAT_POLICY_HEADER</w:t>
               <w:br/>
-              <w:t xml:space="preserve">     where RECORD_SOURCE in ('OPUS_BA_TRV_DATA_POLICY_DTLS_MV', 'OPUS_BJAZ_TRV_LOADER_DATA_MV', 'OPUS_BJAZ_TRV_LOADER_LOG_TABLE_MV', 'OPUS_BJAZ_TRV_RIDER_DTLS_MV')</w:t>
+              <w:t xml:space="preserve">     where RECORD_SOURCE in ('OPUS_BA_TRV_DATA_POLICY_DTLS', 'OPUS_BJAZ_TRV_LOADER_DATA', 'OPUS_BJAZ_TRV_LOADER_LOG_TABLE', 'OPUS_BJAZ_TRV_RIDER_DTLS')</w:t>
               <w:br/>
               <w:t xml:space="preserve">     group by POLICY_HKEY, RECORD_SOURCE, LOAD_DATETIME</w:t>
               <w:br/>
@@ -9729,6 +9792,9 @@
       <w:r>
         <w:t xml:space="preserve">22. OPUS — SAT_POLICY_TERMS</w:t>
       </w:r>
+      <w:r>
+        <w:t xml:space="preserve">  [M2]</w:t>
+      </w:r>
     </w:p>
     <w:tbl>
       <w:tblPr>
@@ -9919,7 +9985,7 @@
         <w:t xml:space="preserve">Note: </w:t>
       </w:r>
       <w:r>
-        <w:t xml:space="preserve">Grain (POLICY_HKEY, RECORD_SOURCE, LOAD_DATETIME). duplicate_row_groups = the same version stored twice (what a non-idempotent re-run produces). same_ldts_different_payload_info = two different payloads at one LOAD_DATETIME (a source grain conflict, not a re-load duplicate) -- informational. standard satellite, sat_multi_source; PK POLICY_HKEY; 2 RECORD_SOURCE group(s): OPUS_BA_TRV_DATA_POLICY_DTLS_MV [1 col(s)], OPUS_BJAZ_TRV_LOADER_LOG_TABLE_MV [1 col(s)].</w:t>
+        <w:t xml:space="preserve">Grain (POLICY_HKEY, RECORD_SOURCE, LOAD_DATETIME). duplicate_row_groups = the same version stored twice (what a non-idempotent re-run produces). same_ldts_different_payload_info = two different payloads at one LOAD_DATETIME (a source grain conflict, not a re-load duplicate) -- informational. standard satellite, sat_multi_source; PK POLICY_HKEY; 2 RECORD_SOURCE group(s): OPUS_BA_TRV_DATA_POLICY_DTLS [1 col(s)], OPUS_BJAZ_TRV_LOADER_LOG_TABLE [1 col(s)].</w:t>
       </w:r>
     </w:p>
     <w:p>
@@ -9956,7 +10022,7 @@
               <w:br/>
               <w:t xml:space="preserve">      from BAGIC_PREPROD_CURATED_DB.BGIL_DATA_MODEL.SAT_POLICY_TERMS</w:t>
               <w:br/>
-              <w:t xml:space="preserve">     where RECORD_SOURCE in ('OPUS_BA_TRV_DATA_POLICY_DTLS_MV', 'OPUS_BJAZ_TRV_LOADER_LOG_TABLE_MV')</w:t>
+              <w:t xml:space="preserve">     where RECORD_SOURCE in ('OPUS_BA_TRV_DATA_POLICY_DTLS', 'OPUS_BJAZ_TRV_LOADER_LOG_TABLE')</w:t>
               <w:br/>
               <w:t xml:space="preserve">     group by POLICY_HKEY, RECORD_SOURCE, LOAD_DATETIME</w:t>
               <w:br/>
@@ -10037,6 +10103,9 @@
       <w:r>
         <w:t xml:space="preserve">23. OPUS — SAT_PRODUCT_DEFINITION</w:t>
       </w:r>
+      <w:r>
+        <w:t xml:space="preserve">  [M2]</w:t>
+      </w:r>
     </w:p>
     <w:tbl>
       <w:tblPr>
@@ -10227,7 +10296,7 @@
         <w:t xml:space="preserve">Note: </w:t>
       </w:r>
       <w:r>
-        <w:t xml:space="preserve">Grain (PRODUCT_HKEY, RECORD_SOURCE, LOAD_DATETIME). duplicate_row_groups = the same version stored twice (what a non-idempotent re-run produces). same_ldts_different_payload_info = two different payloads at one LOAD_DATETIME (a source grain conflict, not a re-load duplicate) -- informational. standard satellite, sat_multi_source; PK PRODUCT_HKEY; 3 RECORD_SOURCE group(s): OPUS_BA_TRV_DATA_POLICY_DTLS_MV [3 col(s)], OPUS_BA_TRV_PLAN_MST_MV [5 col(s)], OPUS_BJAZ_TRV_LOADER_DATA_MV [1 col(s)]. stg2_product_definition_ba_trv_data_policy_dtls_mv: column(s) PRODUCT_DISPLAY_NAME, PRODUCT_STATUS could not be traced to RAW on at least one arm -- excluded (first-cut: walk columns from resolved_mt__ views or joined-in stitch columns are not yet inlined into the sampled queries). stg2_product_definition_bjaz_trv_loader_data_mv: column(s) PRODUCT_CODE, PRODUCT_DISPLAY_NAME, PRODUCT_NAME, PRODUCT_STATUS could not be traced to RAW on at least one arm -- excluded (first-cut: walk columns from resolved_mt__ views or joined-in stitch columns are not yet inlined into the sampled queries).</w:t>
+        <w:t xml:space="preserve">Grain (PRODUCT_HKEY, RECORD_SOURCE, LOAD_DATETIME). duplicate_row_groups = the same version stored twice (what a non-idempotent re-run produces). same_ldts_different_payload_info = two different payloads at one LOAD_DATETIME (a source grain conflict, not a re-load duplicate) -- informational. standard satellite, sat_multi_source; PK PRODUCT_HKEY; 3 RECORD_SOURCE group(s): OPUS_BA_TRV_DATA_POLICY_DTLS [3 col(s)], OPUS_BA_TRV_PLAN_MST [5 col(s)], OPUS_BJAZ_TRV_LOADER_DATA [1 col(s)]. stg2_product_definition_ba_trv_data_policy_dtls: column(s) PRODUCT_DISPLAY_NAME, PRODUCT_STATUS could not be traced to RAW on at least one arm -- excluded (first-cut: walk columns from resolved_mt__ views or joined-in stitch columns are not yet inlined into the sampled queries). stg2_product_definition_bjaz_trv_loader_data: column(s) PRODUCT_CODE, PRODUCT_DISPLAY_NAME, PRODUCT_NAME, PRODUCT_STATUS could not be traced to RAW on at least one arm -- excluded (first-cut: walk columns from resolved_mt__ views or joined-in stitch columns are not yet inlined into the sampled queries).</w:t>
       </w:r>
     </w:p>
     <w:p>
@@ -10264,7 +10333,7 @@
               <w:br/>
               <w:t xml:space="preserve">      from BAGIC_PREPROD_CURATED_DB.BGIL_DATA_MODEL.SAT_PRODUCT_DEFINITION</w:t>
               <w:br/>
-              <w:t xml:space="preserve">     where RECORD_SOURCE in ('OPUS_BA_TRV_DATA_POLICY_DTLS_MV', 'OPUS_BA_TRV_PLAN_MST_MV', 'OPUS_BJAZ_TRV_LOADER_DATA_MV')</w:t>
+              <w:t xml:space="preserve">     where RECORD_SOURCE in ('OPUS_BA_TRV_DATA_POLICY_DTLS', 'OPUS_BA_TRV_PLAN_MST', 'OPUS_BJAZ_TRV_LOADER_DATA')</w:t>
               <w:br/>
               <w:t xml:space="preserve">     group by PRODUCT_HKEY, RECORD_SOURCE, LOAD_DATETIME</w:t>
               <w:br/>
@@ -10345,6 +10414,9 @@
       <w:r>
         <w:t xml:space="preserve">24. OPUS — SAT_PRODUCT_RATING_FACTOR</w:t>
       </w:r>
+      <w:r>
+        <w:t xml:space="preserve">  [M2]</w:t>
+      </w:r>
     </w:p>
     <w:tbl>
       <w:tblPr>
@@ -10535,7 +10607,7 @@
         <w:t xml:space="preserve">Note: </w:t>
       </w:r>
       <w:r>
-        <w:t xml:space="preserve">Grain (PRODUCT_HKEY, ACTIVE_SEQUENCE_NUMBER, RECORD_SOURCE, LOAD_DATETIME). duplicate_row_groups = the same version stored twice (what a non-idempotent re-run produces). same_ldts_different_payload_info = two different payloads at one LOAD_DATETIME (a source grain conflict, not a re-load duplicate) -- informational. standard satellite, ma_sat_multi_source; PK PRODUCT_HKEY, child key ACTIVE_SEQUENCE_NUMBER; 1 RECORD_SOURCE group(s): OPUS_BJAZ_TRV_RATE_MASTER_MV [2 col(s)]. Multi-active: compared per (key, child key); latest = max LOAD_DATETIME per member. stg2_product_rating_factor_bjaz_trv_rate_master_mv_0: column(s) VALUE_RANGE_TO could not be traced to RAW on at least one arm -- excluded (first-cut: walk columns from resolved_mt__ views or joined-in stitch columns are not yet inlined into the sampled queries).</w:t>
+        <w:t xml:space="preserve">Grain (PRODUCT_HKEY, ACTIVE_SEQUENCE_NUMBER, RECORD_SOURCE, LOAD_DATETIME). duplicate_row_groups = the same version stored twice (what a non-idempotent re-run produces). same_ldts_different_payload_info = two different payloads at one LOAD_DATETIME (a source grain conflict, not a re-load duplicate) -- informational. standard satellite, ma_sat_multi_source; PK PRODUCT_HKEY, child key ACTIVE_SEQUENCE_NUMBER; 1 RECORD_SOURCE group(s): OPUS_BJAZ_TRV_RATE_MASTER [2 col(s)]. Multi-active: compared per (key, child key); latest = max LOAD_DATETIME per member. stg2_product_rating_factor_bjaz_trv_rate_master_0: column(s) VALUE_RANGE_TO could not be traced to RAW on at least one arm -- excluded (first-cut: walk columns from resolved_mt__ views or joined-in stitch columns are not yet inlined into the sampled queries).</w:t>
       </w:r>
     </w:p>
     <w:p>
@@ -10572,7 +10644,7 @@
               <w:br/>
               <w:t xml:space="preserve">      from BAGIC_PREPROD_CURATED_DB.BGIL_DATA_MODEL.SAT_PRODUCT_RATING_FACTOR</w:t>
               <w:br/>
-              <w:t xml:space="preserve">     where RECORD_SOURCE in ('OPUS_BJAZ_TRV_RATE_MASTER_MV')</w:t>
+              <w:t xml:space="preserve">     where RECORD_SOURCE in ('OPUS_BJAZ_TRV_RATE_MASTER')</w:t>
               <w:br/>
               <w:t xml:space="preserve">     group by PRODUCT_HKEY, ACTIVE_SEQUENCE_NUMBER, RECORD_SOURCE, LOAD_DATETIME</w:t>
               <w:br/>
@@ -10653,6 +10725,9 @@
       <w:r>
         <w:t xml:space="preserve">25. OPUS — SAT_PRODUCT_RATING_STRUCTURE</w:t>
       </w:r>
+      <w:r>
+        <w:t xml:space="preserve">  [M2]</w:t>
+      </w:r>
     </w:p>
     <w:tbl>
       <w:tblPr>
@@ -10843,7 +10918,7 @@
         <w:t xml:space="preserve">Note: </w:t>
       </w:r>
       <w:r>
-        <w:t xml:space="preserve">Grain (PRODUCT_HKEY, RECORD_SOURCE, LOAD_DATETIME). duplicate_row_groups = the same version stored twice (what a non-idempotent re-run produces). same_ldts_different_payload_info = two different payloads at one LOAD_DATETIME (a source grain conflict, not a re-load duplicate) -- informational. standard satellite, automate_dv.sat; PK PRODUCT_HKEY; 1 RECORD_SOURCE group(s): OPUS_BJAZ_TRV_RATE_MASTER_MV [1 col(s)].</w:t>
+        <w:t xml:space="preserve">Grain (PRODUCT_HKEY, RECORD_SOURCE, LOAD_DATETIME). duplicate_row_groups = the same version stored twice (what a non-idempotent re-run produces). same_ldts_different_payload_info = two different payloads at one LOAD_DATETIME (a source grain conflict, not a re-load duplicate) -- informational. standard satellite, automate_dv.sat; PK PRODUCT_HKEY; 1 RECORD_SOURCE group(s): OPUS_BJAZ_TRV_RATE_MASTER [1 col(s)].</w:t>
       </w:r>
     </w:p>
     <w:p>
@@ -10880,7 +10955,7 @@
               <w:br/>
               <w:t xml:space="preserve">      from BAGIC_PREPROD_CURATED_DB.BGIL_DATA_MODEL.SAT_PRODUCT_RATING_STRUCTURE</w:t>
               <w:br/>
-              <w:t xml:space="preserve">     where RECORD_SOURCE in ('OPUS_BJAZ_TRV_RATE_MASTER_MV')</w:t>
+              <w:t xml:space="preserve">     where RECORD_SOURCE in ('OPUS_BJAZ_TRV_RATE_MASTER')</w:t>
               <w:br/>
               <w:t xml:space="preserve">     group by PRODUCT_HKEY, RECORD_SOURCE, LOAD_DATETIME</w:t>
               <w:br/>
@@ -10961,6 +11036,9 @@
       <w:r>
         <w:t xml:space="preserve">26. OPUS — SAT_PRODUCT_TERMS</w:t>
       </w:r>
+      <w:r>
+        <w:t xml:space="preserve">  [M2]</w:t>
+      </w:r>
     </w:p>
     <w:tbl>
       <w:tblPr>
@@ -11151,7 +11229,7 @@
         <w:t xml:space="preserve">Note: </w:t>
       </w:r>
       <w:r>
-        <w:t xml:space="preserve">Grain (PRODUCT_HKEY, RECORD_SOURCE, LOAD_DATETIME). duplicate_row_groups = the same version stored twice (what a non-idempotent re-run produces). same_ldts_different_payload_info = two different payloads at one LOAD_DATETIME (a source grain conflict, not a re-load duplicate) -- informational. standard satellite, sat_multi_source; PK PRODUCT_HKEY; 2 RECORD_SOURCE group(s): OPUS_BA_TRV_PLAN_MST_MV [6 col(s)], OPUS_BJAZ_TRV_PLAN_MV [1 col(s)]. stg2_product_terms_bjaz_trv_plan_mv: column(s) FAMILY_DEFINITION, GEOGRAPHY_RESTRICTION, MAXIMUM_ENTRY_AGE, MINIMUM_ENTRY_AGE, MINIMUM_POLICY_TERM could not be traced to RAW on at least one arm -- excluded (first-cut: walk columns from resolved_mt__ views or joined-in stitch columns are not yet inlined into the sampled queries).</w:t>
+        <w:t xml:space="preserve">Grain (PRODUCT_HKEY, RECORD_SOURCE, LOAD_DATETIME). duplicate_row_groups = the same version stored twice (what a non-idempotent re-run produces). same_ldts_different_payload_info = two different payloads at one LOAD_DATETIME (a source grain conflict, not a re-load duplicate) -- informational. standard satellite, sat_multi_source; PK PRODUCT_HKEY; 2 RECORD_SOURCE group(s): OPUS_BA_TRV_PLAN_MST [6 col(s)], OPUS_BJAZ_TRV_PLAN [1 col(s)]. stg2_product_terms_bjaz_trv_plan: column(s) FAMILY_DEFINITION, GEOGRAPHY_RESTRICTION, MAXIMUM_ENTRY_AGE, MINIMUM_ENTRY_AGE, MINIMUM_POLICY_TERM could not be traced to RAW on at least one arm -- excluded (first-cut: walk columns from resolved_mt__ views or joined-in stitch columns are not yet inlined into the sampled queries).</w:t>
       </w:r>
     </w:p>
     <w:p>
@@ -11188,7 +11266,7 @@
               <w:br/>
               <w:t xml:space="preserve">      from BAGIC_PREPROD_CURATED_DB.BGIL_DATA_MODEL.SAT_PRODUCT_TERMS</w:t>
               <w:br/>
-              <w:t xml:space="preserve">     where RECORD_SOURCE in ('OPUS_BA_TRV_PLAN_MST_MV', 'OPUS_BJAZ_TRV_PLAN_MV')</w:t>
+              <w:t xml:space="preserve">     where RECORD_SOURCE in ('OPUS_BA_TRV_PLAN_MST', 'OPUS_BJAZ_TRV_PLAN')</w:t>
               <w:br/>
               <w:t xml:space="preserve">     group by PRODUCT_HKEY, RECORD_SOURCE, LOAD_DATETIME</w:t>
               <w:br/>
@@ -11269,6 +11347,9 @@
       <w:r>
         <w:t xml:space="preserve">27. OPUS — SAT_PROPOSAL_UNDERWRITING</w:t>
       </w:r>
+      <w:r>
+        <w:t xml:space="preserve">  [M2]</w:t>
+      </w:r>
     </w:p>
     <w:tbl>
       <w:tblPr>
@@ -11459,7 +11540,7 @@
         <w:t xml:space="preserve">Note: </w:t>
       </w:r>
       <w:r>
-        <w:t xml:space="preserve">Grain (PROPOSAL_HKEY, RECORD_SOURCE, LOAD_DATETIME). duplicate_row_groups = the same version stored twice (what a non-idempotent re-run produces). same_ldts_different_payload_info = two different payloads at one LOAD_DATETIME (a source grain conflict, not a re-load duplicate) -- informational. standard satellite, automate_dv.sat; PK PROPOSAL_HKEY; 1 RECORD_SOURCE group(s): OPUS_BA_TRV_DATA_POLICY_DTLS_MV [2 col(s)].</w:t>
+        <w:t xml:space="preserve">Grain (PROPOSAL_HKEY, RECORD_SOURCE, LOAD_DATETIME). duplicate_row_groups = the same version stored twice (what a non-idempotent re-run produces). same_ldts_different_payload_info = two different payloads at one LOAD_DATETIME (a source grain conflict, not a re-load duplicate) -- informational. standard satellite, automate_dv.sat; PK PROPOSAL_HKEY; 1 RECORD_SOURCE group(s): OPUS_BA_TRV_DATA_POLICY_DTLS [2 col(s)].</w:t>
       </w:r>
     </w:p>
     <w:p>
@@ -11496,7 +11577,7 @@
               <w:br/>
               <w:t xml:space="preserve">      from BAGIC_PREPROD_CURATED_DB.BGIL_DATA_MODEL.SAT_PROPOSAL_UNDERWRITING</w:t>
               <w:br/>
-              <w:t xml:space="preserve">     where RECORD_SOURCE in ('OPUS_BA_TRV_DATA_POLICY_DTLS_MV')</w:t>
+              <w:t xml:space="preserve">     where RECORD_SOURCE in ('OPUS_BA_TRV_DATA_POLICY_DTLS')</w:t>
               <w:br/>
               <w:t xml:space="preserve">     group by PROPOSAL_HKEY, RECORD_SOURCE, LOAD_DATETIME</w:t>
               <w:br/>
@@ -11577,6 +11658,9 @@
       <w:r>
         <w:t xml:space="preserve">28. OPUS — SAT_QUOTE_HEADER</w:t>
       </w:r>
+      <w:r>
+        <w:t xml:space="preserve">  [M2]</w:t>
+      </w:r>
     </w:p>
     <w:tbl>
       <w:tblPr>
@@ -11767,7 +11851,7 @@
         <w:t xml:space="preserve">Note: </w:t>
       </w:r>
       <w:r>
-        <w:t xml:space="preserve">Grain (QUOTE_HKEY, RECORD_SOURCE, LOAD_DATETIME). duplicate_row_groups = the same version stored twice (what a non-idempotent re-run produces). same_ldts_different_payload_info = two different payloads at one LOAD_DATETIME (a source grain conflict, not a re-load duplicate) -- informational. standard satellite, automate_dv.sat; PK QUOTE_HKEY; 1 RECORD_SOURCE group(s): OPUS_BA_TRV_DATA_POLICY_DTLS_MV [1 col(s)].</w:t>
+        <w:t xml:space="preserve">Grain (QUOTE_HKEY, RECORD_SOURCE, LOAD_DATETIME). duplicate_row_groups = the same version stored twice (what a non-idempotent re-run produces). same_ldts_different_payload_info = two different payloads at one LOAD_DATETIME (a source grain conflict, not a re-load duplicate) -- informational. standard satellite, automate_dv.sat; PK QUOTE_HKEY; 1 RECORD_SOURCE group(s): OPUS_BA_TRV_DATA_POLICY_DTLS [1 col(s)].</w:t>
       </w:r>
     </w:p>
     <w:p>
@@ -11804,7 +11888,7 @@
               <w:br/>
               <w:t xml:space="preserve">      from BAGIC_PREPROD_CURATED_DB.BGIL_DATA_MODEL.SAT_QUOTE_HEADER</w:t>
               <w:br/>
-              <w:t xml:space="preserve">     where RECORD_SOURCE in ('OPUS_BA_TRV_DATA_POLICY_DTLS_MV')</w:t>
+              <w:t xml:space="preserve">     where RECORD_SOURCE in ('OPUS_BA_TRV_DATA_POLICY_DTLS')</w:t>
               <w:br/>
               <w:t xml:space="preserve">     group by QUOTE_HKEY, RECORD_SOURCE, LOAD_DATETIME</w:t>
               <w:br/>
@@ -11885,6 +11969,9 @@
       <w:r>
         <w:t xml:space="preserve">29. OPUS — SAT_RISK_MOTOR_DRIVER</w:t>
       </w:r>
+      <w:r>
+        <w:t xml:space="preserve">  [M2]</w:t>
+      </w:r>
     </w:p>
     <w:tbl>
       <w:tblPr>
@@ -12075,7 +12162,7 @@
         <w:t xml:space="preserve">Note: </w:t>
       </w:r>
       <w:r>
-        <w:t xml:space="preserve">Grain (RISK_OBJECT_HKEY, RECORD_SOURCE, LOAD_DATETIME). duplicate_row_groups = the same version stored twice (what a non-idempotent re-run produces). same_ldts_different_payload_info = two different payloads at one LOAD_DATETIME (a source grain conflict, not a re-load duplicate) -- informational. standard satellite, automate_dv.sat; PK RISK_OBJECT_HKEY; 1 RECORD_SOURCE group(s): OPUS_BJAZ_TRV_LOADER_LOG_TABLE_MV [1 col(s)].</w:t>
+        <w:t xml:space="preserve">Grain (RISK_OBJECT_HKEY, RECORD_SOURCE, LOAD_DATETIME). duplicate_row_groups = the same version stored twice (what a non-idempotent re-run produces). same_ldts_different_payload_info = two different payloads at one LOAD_DATETIME (a source grain conflict, not a re-load duplicate) -- informational. standard satellite, automate_dv.sat; PK RISK_OBJECT_HKEY; 1 RECORD_SOURCE group(s): OPUS_BJAZ_TRV_LOADER_LOG_TABLE [1 col(s)].</w:t>
       </w:r>
     </w:p>
     <w:p>
@@ -12112,7 +12199,7 @@
               <w:br/>
               <w:t xml:space="preserve">      from BAGIC_PREPROD_CURATED_DB.BGIL_DATA_MODEL.SAT_RISK_MOTOR_DRIVER</w:t>
               <w:br/>
-              <w:t xml:space="preserve">     where RECORD_SOURCE in ('OPUS_BJAZ_TRV_LOADER_LOG_TABLE_MV')</w:t>
+              <w:t xml:space="preserve">     where RECORD_SOURCE in ('OPUS_BJAZ_TRV_LOADER_LOG_TABLE')</w:t>
               <w:br/>
               <w:t xml:space="preserve">     group by RISK_OBJECT_HKEY, RECORD_SOURCE, LOAD_DATETIME</w:t>
               <w:br/>
@@ -12193,6 +12280,9 @@
       <w:r>
         <w:t xml:space="preserve">30. OPUS — SAT_RISK_MOTOR_VEHICLE</w:t>
       </w:r>
+      <w:r>
+        <w:t xml:space="preserve">  [M2]</w:t>
+      </w:r>
     </w:p>
     <w:tbl>
       <w:tblPr>
@@ -12383,7 +12473,7 @@
         <w:t xml:space="preserve">Note: </w:t>
       </w:r>
       <w:r>
-        <w:t xml:space="preserve">Grain (RISK_OBJECT_HKEY, RECORD_SOURCE, LOAD_DATETIME). duplicate_row_groups = the same version stored twice (what a non-idempotent re-run produces). same_ldts_different_payload_info = two different payloads at one LOAD_DATETIME (a source grain conflict, not a re-load duplicate) -- informational. standard satellite, automate_dv.sat; PK RISK_OBJECT_HKEY; 1 RECORD_SOURCE group(s): OPUS_BJAZ_TRV_LOADER_LOG_TABLE_MV [9 col(s)].</w:t>
+        <w:t xml:space="preserve">Grain (RISK_OBJECT_HKEY, RECORD_SOURCE, LOAD_DATETIME). duplicate_row_groups = the same version stored twice (what a non-idempotent re-run produces). same_ldts_different_payload_info = two different payloads at one LOAD_DATETIME (a source grain conflict, not a re-load duplicate) -- informational. standard satellite, automate_dv.sat; PK RISK_OBJECT_HKEY; 1 RECORD_SOURCE group(s): OPUS_BJAZ_TRV_LOADER_LOG_TABLE [9 col(s)].</w:t>
       </w:r>
     </w:p>
     <w:p>
@@ -12420,7 +12510,7 @@
               <w:br/>
               <w:t xml:space="preserve">      from BAGIC_PREPROD_CURATED_DB.BGIL_DATA_MODEL.SAT_RISK_MOTOR_VEHICLE</w:t>
               <w:br/>
-              <w:t xml:space="preserve">     where RECORD_SOURCE in ('OPUS_BJAZ_TRV_LOADER_LOG_TABLE_MV')</w:t>
+              <w:t xml:space="preserve">     where RECORD_SOURCE in ('OPUS_BJAZ_TRV_LOADER_LOG_TABLE')</w:t>
               <w:br/>
               <w:t xml:space="preserve">     group by RISK_OBJECT_HKEY, RECORD_SOURCE, LOAD_DATETIME</w:t>
               <w:br/>
@@ -12501,6 +12591,9 @@
       <w:r>
         <w:t xml:space="preserve">31. OPUS — SAT_RISK_OBJECT_CORE</w:t>
       </w:r>
+      <w:r>
+        <w:t xml:space="preserve">  [M2]</w:t>
+      </w:r>
     </w:p>
     <w:tbl>
       <w:tblPr>
@@ -12691,7 +12784,7 @@
         <w:t xml:space="preserve">Note: </w:t>
       </w:r>
       <w:r>
-        <w:t xml:space="preserve">Grain (RISK_OBJECT_HKEY, RECORD_SOURCE, LOAD_DATETIME). duplicate_row_groups = the same version stored twice (what a non-idempotent re-run produces). same_ldts_different_payload_info = two different payloads at one LOAD_DATETIME (a source grain conflict, not a re-load duplicate) -- informational. standard satellite, automate_dv.sat; PK RISK_OBJECT_HKEY; 1 RECORD_SOURCE group(s): OPUS_BJAZ_TRV_LOADER_LOG_TABLE_MV [1 col(s)].</w:t>
+        <w:t xml:space="preserve">Grain (RISK_OBJECT_HKEY, RECORD_SOURCE, LOAD_DATETIME). duplicate_row_groups = the same version stored twice (what a non-idempotent re-run produces). same_ldts_different_payload_info = two different payloads at one LOAD_DATETIME (a source grain conflict, not a re-load duplicate) -- informational. standard satellite, automate_dv.sat; PK RISK_OBJECT_HKEY; 1 RECORD_SOURCE group(s): OPUS_BJAZ_TRV_LOADER_LOG_TABLE [1 col(s)].</w:t>
       </w:r>
     </w:p>
     <w:p>
@@ -12728,7 +12821,7 @@
               <w:br/>
               <w:t xml:space="preserve">      from BAGIC_PREPROD_CURATED_DB.BGIL_DATA_MODEL.SAT_RISK_OBJECT_CORE</w:t>
               <w:br/>
-              <w:t xml:space="preserve">     where RECORD_SOURCE in ('OPUS_BJAZ_TRV_LOADER_LOG_TABLE_MV')</w:t>
+              <w:t xml:space="preserve">     where RECORD_SOURCE in ('OPUS_BJAZ_TRV_LOADER_LOG_TABLE')</w:t>
               <w:br/>
               <w:t xml:space="preserve">     group by RISK_OBJECT_HKEY, RECORD_SOURCE, LOAD_DATETIME</w:t>
               <w:br/>
@@ -12809,6 +12902,9 @@
       <w:r>
         <w:t xml:space="preserve">32. OPUS — SAT_RISK_PERSON_INSURED</w:t>
       </w:r>
+      <w:r>
+        <w:t xml:space="preserve">  [M2]</w:t>
+      </w:r>
     </w:p>
     <w:tbl>
       <w:tblPr>
@@ -12999,7 +13095,7 @@
         <w:t xml:space="preserve">Note: </w:t>
       </w:r>
       <w:r>
-        <w:t xml:space="preserve">Grain (RISK_OBJECT_HKEY, RECORD_SOURCE, LOAD_DATETIME). duplicate_row_groups = the same version stored twice (what a non-idempotent re-run produces). same_ldts_different_payload_info = two different payloads at one LOAD_DATETIME (a source grain conflict, not a re-load duplicate) -- informational. standard satellite, sat_multi_source; PK RISK_OBJECT_HKEY; 1 RECORD_SOURCE group(s): OPUS_BJAZ_TRV_LOADER_DATA_MV [4 col(s)].</w:t>
+        <w:t xml:space="preserve">Grain (RISK_OBJECT_HKEY, RECORD_SOURCE, LOAD_DATETIME). duplicate_row_groups = the same version stored twice (what a non-idempotent re-run produces). same_ldts_different_payload_info = two different payloads at one LOAD_DATETIME (a source grain conflict, not a re-load duplicate) -- informational. standard satellite, sat_multi_source; PK RISK_OBJECT_HKEY; 1 RECORD_SOURCE group(s): OPUS_BJAZ_TRV_LOADER_DATA [4 col(s)].</w:t>
       </w:r>
     </w:p>
     <w:p>
@@ -13036,7 +13132,7 @@
               <w:br/>
               <w:t xml:space="preserve">      from BAGIC_PREPROD_CURATED_DB.BGIL_DATA_MODEL.SAT_RISK_PERSON_INSURED</w:t>
               <w:br/>
-              <w:t xml:space="preserve">     where RECORD_SOURCE in ('OPUS_BJAZ_TRV_LOADER_DATA_MV')</w:t>
+              <w:t xml:space="preserve">     where RECORD_SOURCE in ('OPUS_BJAZ_TRV_LOADER_DATA')</w:t>
               <w:br/>
               <w:t xml:space="preserve">     group by RISK_OBJECT_HKEY, RECORD_SOURCE, LOAD_DATETIME</w:t>
               <w:br/>
@@ -13117,6 +13213,9 @@
       <w:r>
         <w:t xml:space="preserve">33. OPUS — SAT_RISK_PERSON_TRAVEL</w:t>
       </w:r>
+      <w:r>
+        <w:t xml:space="preserve">  [M3]</w:t>
+      </w:r>
     </w:p>
     <w:tbl>
       <w:tblPr>
@@ -13307,7 +13406,7 @@
         <w:t xml:space="preserve">Note: </w:t>
       </w:r>
       <w:r>
-        <w:t xml:space="preserve">Grain (RISK_OBJECT_HKEY, RECORD_SOURCE, LOAD_DATETIME). duplicate_row_groups = the same version stored twice (what a non-idempotent re-run produces). same_ldts_different_payload_info = two different payloads at one LOAD_DATETIME (a source grain conflict, not a re-load duplicate) -- informational. standard satellite, sat_multi_source; PK RISK_OBJECT_HKEY; 2 RECORD_SOURCE group(s): OPUS_BJAZ_TRV_LOADER_DATA_MV [8 col(s)], OPUS_BJAZ_TRV_LOADER_LOG_TABLE_MV [2 col(s)]. stg2_risk_person_travel_bjaz_trv_loader_log_table_mv: column(s) PASSPORT_NUMBER, TRIP_DURATION, TRIP_END_DATE, TRIP_START_DATE, TRIP_TYPE, VISA_TYPE could not be traced to RAW on at least one arm -- excluded (first-cut: walk columns from resolved_mt__ views or joined-in stitch columns are not yet inlined into the sampled queries).</w:t>
+        <w:t xml:space="preserve">Grain (RISK_OBJECT_HKEY, RECORD_SOURCE, LOAD_DATETIME). duplicate_row_groups = the same version stored twice (what a non-idempotent re-run produces). same_ldts_different_payload_info = two different payloads at one LOAD_DATETIME (a source grain conflict, not a re-load duplicate) -- informational. standard satellite, sat_multi_source; PK RISK_OBJECT_HKEY; 2 RECORD_SOURCE group(s): OPUS_BJAZ_TRV_LOADER_DATA [8 col(s)], OPUS_BJAZ_TRV_LOADER_LOG_TABLE [2 col(s)]. stg2_risk_person_travel_bjaz_trv_loader_log_table: column(s) PASSPORT_NUMBER, TRIP_DURATION, TRIP_END_DATE, TRIP_START_DATE, TRIP_TYPE, VISA_TYPE could not be traced to RAW on at least one arm -- excluded (first-cut: walk columns from resolved_mt__ views or joined-in stitch columns are not yet inlined into the sampled queries).</w:t>
       </w:r>
     </w:p>
     <w:p>
@@ -13344,7 +13443,7 @@
               <w:br/>
               <w:t xml:space="preserve">      from BAGIC_PREPROD_CURATED_DB.BGIL_DATA_MODEL.SAT_RISK_PERSON_TRAVEL</w:t>
               <w:br/>
-              <w:t xml:space="preserve">     where RECORD_SOURCE in ('OPUS_BJAZ_TRV_LOADER_DATA_MV', 'OPUS_BJAZ_TRV_LOADER_LOG_TABLE_MV')</w:t>
+              <w:t xml:space="preserve">     where RECORD_SOURCE in ('OPUS_BJAZ_TRV_LOADER_DATA', 'OPUS_BJAZ_TRV_LOADER_LOG_TABLE')</w:t>
               <w:br/>
               <w:t xml:space="preserve">     group by RISK_OBJECT_HKEY, RECORD_SOURCE, LOAD_DATETIME</w:t>
               <w:br/>
@@ -13425,6 +13524,9 @@
       <w:r>
         <w:t xml:space="preserve">34. OPUS — SAT_AUG_COMMON_COMMUNICATION_PREFERENCE</w:t>
       </w:r>
+      <w:r>
+        <w:t xml:space="preserve">  [M3]</w:t>
+      </w:r>
     </w:p>
     <w:tbl>
       <w:tblPr>
@@ -13615,7 +13717,7 @@
         <w:t xml:space="preserve">Note: </w:t>
       </w:r>
       <w:r>
-        <w:t xml:space="preserve">Grain (PARTY_HKEY, RECORD_SOURCE, LOAD_DATETIME). duplicate_row_groups = the same version stored twice (what a non-idempotent re-run produces). same_ldts_different_payload_info = two different payloads at one LOAD_DATETIME (a source grain conflict, not a re-load duplicate) -- informational. augmented satellite, automate_dv.sat; PK PARTY_HKEY; 1 RECORD_SOURCE group(s): OPUS_BJAZ_TRV_LOADER_DATA_MV [1 col(s)].</w:t>
+        <w:t xml:space="preserve">Grain (PARTY_HKEY, RECORD_SOURCE, LOAD_DATETIME). duplicate_row_groups = the same version stored twice (what a non-idempotent re-run produces). same_ldts_different_payload_info = two different payloads at one LOAD_DATETIME (a source grain conflict, not a re-load duplicate) -- informational. augmented satellite, automate_dv.sat; PK PARTY_HKEY; 1 RECORD_SOURCE group(s): OPUS_BJAZ_TRV_LOADER_DATA [1 col(s)].</w:t>
       </w:r>
     </w:p>
     <w:p>
@@ -13652,7 +13754,7 @@
               <w:br/>
               <w:t xml:space="preserve">      from BAGIC_PREPROD_CURATED_DB.BGIL_DATA_MODEL.SAT_AUG_COMMON_COMMUNICATION_PREFERENCE</w:t>
               <w:br/>
-              <w:t xml:space="preserve">     where RECORD_SOURCE in ('OPUS_BJAZ_TRV_LOADER_DATA_MV')</w:t>
+              <w:t xml:space="preserve">     where RECORD_SOURCE in ('OPUS_BJAZ_TRV_LOADER_DATA')</w:t>
               <w:br/>
               <w:t xml:space="preserve">     group by PARTY_HKEY, RECORD_SOURCE, LOAD_DATETIME</w:t>
               <w:br/>
@@ -13733,6 +13835,9 @@
       <w:r>
         <w:t xml:space="preserve">35. OPUS — SAT_AUG_COVERAGE_DEFINITION</w:t>
       </w:r>
+      <w:r>
+        <w:t xml:space="preserve">  [M3]</w:t>
+      </w:r>
     </w:p>
     <w:tbl>
       <w:tblPr>
@@ -13923,7 +14028,7 @@
         <w:t xml:space="preserve">Note: </w:t>
       </w:r>
       <w:r>
-        <w:t xml:space="preserve">Grain (COVERAGE_HKEY, RECORD_SOURCE, LOAD_DATETIME). duplicate_row_groups = the same version stored twice (what a non-idempotent re-run produces). same_ldts_different_payload_info = two different payloads at one LOAD_DATETIME (a source grain conflict, not a re-load duplicate) -- informational. augmented satellite, sat_multi_source; PK COVERAGE_HKEY; 1 RECORD_SOURCE group(s): OPUS_BJAZ_TRV_PLAN_MV [2 col(s)]. stg2_aug_coverage_definition_bjaz_trv_plan_mv_eff_date: column(s) COVERAGE_SEQUENCE could not be traced to RAW on at least one arm -- excluded (first-cut: walk columns from resolved_mt__ views or joined-in stitch columns are not yet inlined into the sampled queries).</w:t>
+        <w:t xml:space="preserve">Grain (COVERAGE_HKEY, RECORD_SOURCE, LOAD_DATETIME). duplicate_row_groups = the same version stored twice (what a non-idempotent re-run produces). same_ldts_different_payload_info = two different payloads at one LOAD_DATETIME (a source grain conflict, not a re-load duplicate) -- informational. augmented satellite, sat_multi_source; PK COVERAGE_HKEY; 1 RECORD_SOURCE group(s): OPUS_BJAZ_TRV_PLAN [2 col(s)]. stg2_aug_coverage_definition_bjaz_trv_plan_eff_date: column(s) COVERAGE_SEQUENCE could not be traced to RAW on at least one arm -- excluded (first-cut: walk columns from resolved_mt__ views or joined-in stitch columns are not yet inlined into the sampled queries).</w:t>
       </w:r>
     </w:p>
     <w:p>
@@ -13960,7 +14065,7 @@
               <w:br/>
               <w:t xml:space="preserve">      from BAGIC_PREPROD_CURATED_DB.BGIL_DATA_MODEL.SAT_AUG_COVERAGE_DEFINITION</w:t>
               <w:br/>
-              <w:t xml:space="preserve">     where RECORD_SOURCE in ('OPUS_BJAZ_TRV_PLAN_MV')</w:t>
+              <w:t xml:space="preserve">     where RECORD_SOURCE in ('OPUS_BJAZ_TRV_PLAN')</w:t>
               <w:br/>
               <w:t xml:space="preserve">     group by COVERAGE_HKEY, RECORD_SOURCE, LOAD_DATETIME</w:t>
               <w:br/>
@@ -14041,6 +14146,9 @@
       <w:r>
         <w:t xml:space="preserve">36. OPUS — SAT_AUG_COVERAGE_LIMITS</w:t>
       </w:r>
+      <w:r>
+        <w:t xml:space="preserve">  [M3]</w:t>
+      </w:r>
     </w:p>
     <w:tbl>
       <w:tblPr>
@@ -14231,7 +14339,7 @@
         <w:t xml:space="preserve">Note: </w:t>
       </w:r>
       <w:r>
-        <w:t xml:space="preserve">Grain (COVERAGE_HKEY, RECORD_SOURCE, LOAD_DATETIME). duplicate_row_groups = the same version stored twice (what a non-idempotent re-run produces). same_ldts_different_payload_info = two different payloads at one LOAD_DATETIME (a source grain conflict, not a re-load duplicate) -- informational. augmented satellite, sat_multi_source; PK COVERAGE_HKEY; 1 RECORD_SOURCE group(s): OPUS_BJAZ_TRV_PLAN_MV [3 col(s)]. stg2_aug_coverage_limits_bjaz_trv_plan_mv_currency: column(s) DEDUCTIBLE_DESCRIPTION, LIMIT_DESCRIPTION could not be traced to RAW on at least one arm -- excluded (first-cut: walk columns from resolved_mt__ views or joined-in stitch columns are not yet inlined into the sampled queries). stg2_aug_coverage_limits_bjaz_trv_plan_mv_deductible_desc: column(s) LIMIT_DESCRIPTION could not be traced to RAW on at least one arm -- excluded (first-cut: walk columns from resolved_mt__ views or joined-in stitch columns are not yet inlined into the sampled queries).</w:t>
+        <w:t xml:space="preserve">Grain (COVERAGE_HKEY, RECORD_SOURCE, LOAD_DATETIME). duplicate_row_groups = the same version stored twice (what a non-idempotent re-run produces). same_ldts_different_payload_info = two different payloads at one LOAD_DATETIME (a source grain conflict, not a re-load duplicate) -- informational. augmented satellite, sat_multi_source; PK COVERAGE_HKEY; 1 RECORD_SOURCE group(s): OPUS_BJAZ_TRV_PLAN [3 col(s)]. stg2_aug_coverage_limits_bjaz_trv_plan_currency: column(s) DEDUCTIBLE_DESCRIPTION, LIMIT_DESCRIPTION could not be traced to RAW on at least one arm -- excluded (first-cut: walk columns from resolved_mt__ views or joined-in stitch columns are not yet inlined into the sampled queries). stg2_aug_coverage_limits_bjaz_trv_plan_deductible_desc: column(s) LIMIT_DESCRIPTION could not be traced to RAW on at least one arm -- excluded (first-cut: walk columns from resolved_mt__ views or joined-in stitch columns are not yet inlined into the sampled queries).</w:t>
       </w:r>
     </w:p>
     <w:p>
@@ -14268,7 +14376,7 @@
               <w:br/>
               <w:t xml:space="preserve">      from BAGIC_PREPROD_CURATED_DB.BGIL_DATA_MODEL.SAT_AUG_COVERAGE_LIMITS</w:t>
               <w:br/>
-              <w:t xml:space="preserve">     where RECORD_SOURCE in ('OPUS_BJAZ_TRV_PLAN_MV')</w:t>
+              <w:t xml:space="preserve">     where RECORD_SOURCE in ('OPUS_BJAZ_TRV_PLAN')</w:t>
               <w:br/>
               <w:t xml:space="preserve">     group by COVERAGE_HKEY, RECORD_SOURCE, LOAD_DATETIME</w:t>
               <w:br/>
@@ -14349,6 +14457,9 @@
       <w:r>
         <w:t xml:space="preserve">37. OPUS — SAT_AUG_COVERAGE_RATING</w:t>
       </w:r>
+      <w:r>
+        <w:t xml:space="preserve">  [M3]</w:t>
+      </w:r>
     </w:p>
     <w:tbl>
       <w:tblPr>
@@ -14539,7 +14650,7 @@
         <w:t xml:space="preserve">Note: </w:t>
       </w:r>
       <w:r>
-        <w:t xml:space="preserve">Grain (COVERAGE_HKEY, RECORD_SOURCE, LOAD_DATETIME). duplicate_row_groups = the same version stored twice (what a non-idempotent re-run produces). same_ldts_different_payload_info = two different payloads at one LOAD_DATETIME (a source grain conflict, not a re-load duplicate) -- informational. augmented satellite, sat_multi_source; PK COVERAGE_HKEY; 2 RECORD_SOURCE group(s): OPUS_BJAZ_TRV_RIDER_RATE_MAST_MV [4 col(s)], OPUS_BJAZ_TRV_RIDER_DTLS_MV [1 col(s)]. stg2_aug_coverage_rating_bjaz_trv_rider_rate_mast_mv_nb_prm_excluding_st: column(s) EXTENSION_PREMIUM_EXCLUDING_ST, MINIMUM_EXTENSION_PREMIUM, MINIMUM_NEW_BUSINESS_PREMIUM, RIDER_PREMIUM could not be traced to RAW on at least one arm -- excluded (first-cut: walk columns from resolved_mt__ views or joined-in stitch columns are not yet inlined into the sampled queries). stg2_aug_coverage_rating_bjaz_trv_rider_rate_mast_mv_extn_prm_excluding_st: column(s) MINIMUM_EXTENSION_PREMIUM, MINIMUM_NEW_BUSINESS_PREMIUM, RIDER_PREMIUM could not be traced to RAW on at least one arm -- excluded (first-cut: walk columns from resolved_mt__ views or joined-in stitch columns are not yet inlined into the sampled queries). stg2_aug_coverage_rating_bjaz_trv_rider_rate_mast_mv_min_extn_prm: column(s) MINIMUM_NEW_BUSINESS_PREMIUM, RIDER_PREMIUM could not be traced to RAW on at least one arm -- excluded (first-cut: walk columns from resolved_mt__ views or joined-in stitch columns are not yet inlined into the sampled queries). stg2_aug_coverage_rating_bjaz_trv_rider_rate_mast_mv_min_nb_prm: column(s) RIDER_PREMIUM could not be traced to RAW on at least one arm -- excluded (first-cut: walk columns from resolved_mt__ views or joined-in stitch columns are not yet inlined into the sampled queries). stg2_aug_coverage_rating_bjaz_trv_rider_dtls_mv_rider_premium: column(s) EXTENSION_PREMIUM_EXCLUDING_ST, MINIMUM_EXTENSION_PREMIUM, MINIMUM_NEW_BUSINESS_PREMIUM, NEW_BUSINESS_PREMIUM_EXCLUDING_ST could not be traced to RAW on at least one arm -- excluded (first-cut: walk columns from resolved_mt__ views or joined-in stitch columns are not yet inlined into the sampled queries).</w:t>
+        <w:t xml:space="preserve">Grain (COVERAGE_HKEY, RECORD_SOURCE, LOAD_DATETIME). duplicate_row_groups = the same version stored twice (what a non-idempotent re-run produces). same_ldts_different_payload_info = two different payloads at one LOAD_DATETIME (a source grain conflict, not a re-load duplicate) -- informational. augmented satellite, sat_multi_source; PK COVERAGE_HKEY; 2 RECORD_SOURCE group(s): OPUS_BJAZ_TRV_RIDER_RATE_MAST [4 col(s)], OPUS_BJAZ_TRV_RIDER_DTLS [1 col(s)]. stg2_aug_coverage_rating_bjaz_trv_rider_rate_mast_nb_prm_excluding_st: column(s) EXTENSION_PREMIUM_EXCLUDING_ST, MINIMUM_EXTENSION_PREMIUM, MINIMUM_NEW_BUSINESS_PREMIUM, RIDER_PREMIUM could not be traced to RAW on at least one arm -- excluded (first-cut: walk columns from resolved_mt__ views or joined-in stitch columns are not yet inlined into the sampled queries). stg2_aug_coverage_rating_bjaz_trv_rider_rate_mast_extn_prm_excluding_st: column(s) MINIMUM_EXTENSION_PREMIUM, MINIMUM_NEW_BUSINESS_PREMIUM, RIDER_PREMIUM could not be traced to RAW on at least one arm -- excluded (first-cut: walk columns from resolved_mt__ views or joined-in stitch columns are not yet inlined into the sampled queries). stg2_aug_coverage_rating_bjaz_trv_rider_rate_mast_min_extn_prm: column(s) MINIMUM_NEW_BUSINESS_PREMIUM, RIDER_PREMIUM could not be traced to RAW on at least one arm -- excluded (first-cut: walk columns from resolved_mt__ views or joined-in stitch columns are not yet inlined into the sampled queries). stg2_aug_coverage_rating_bjaz_trv_rider_rate_mast_min_nb_prm: column(s) RIDER_PREMIUM could not be traced to RAW on at least one arm -- excluded (first-cut: walk columns from resolved_mt__ views or joined-in stitch columns are not yet inlined into the sampled queries). stg2_aug_coverage_rating_bjaz_trv_rider_dtls_rider_premium: column(s) EXTENSION_PREMIUM_EXCLUDING_ST, MINIMUM_EXTENSION_PREMIUM, MINIMUM_NEW_BUSINESS_PREMIUM, NEW_BUSINESS_PREMIUM_EXCLUDING_ST could not be traced to RAW on at least one arm -- excluded (first-cut: walk columns from resolved_mt__ views or joined-in stitch columns are not yet inlined into the sampled queries).</w:t>
       </w:r>
     </w:p>
     <w:p>
@@ -14576,7 +14687,7 @@
               <w:br/>
               <w:t xml:space="preserve">      from BAGIC_PREPROD_CURATED_DB.BGIL_DATA_MODEL.SAT_AUG_COVERAGE_RATING</w:t>
               <w:br/>
-              <w:t xml:space="preserve">     where RECORD_SOURCE in ('OPUS_BJAZ_TRV_RIDER_DTLS_MV', 'OPUS_BJAZ_TRV_RIDER_RATE_MAST_MV')</w:t>
+              <w:t xml:space="preserve">     where RECORD_SOURCE in ('OPUS_BJAZ_TRV_RIDER_DTLS', 'OPUS_BJAZ_TRV_RIDER_RATE_MAST')</w:t>
               <w:br/>
               <w:t xml:space="preserve">     group by COVERAGE_HKEY, RECORD_SOURCE, LOAD_DATETIME</w:t>
               <w:br/>
@@ -14657,6 +14768,9 @@
       <w:r>
         <w:t xml:space="preserve">38. OPUS — SAT_AUG_FINTXN_PREMIUM</w:t>
       </w:r>
+      <w:r>
+        <w:t xml:space="preserve">  [M3]</w:t>
+      </w:r>
     </w:p>
     <w:tbl>
       <w:tblPr>
@@ -14847,7 +14961,7 @@
         <w:t xml:space="preserve">Note: </w:t>
       </w:r>
       <w:r>
-        <w:t xml:space="preserve">Grain (FINANCIAL_TRANSACTION_HKEY, RECORD_SOURCE, LOAD_DATETIME). duplicate_row_groups = the same version stored twice (what a non-idempotent re-run produces). same_ldts_different_payload_info = two different payloads at one LOAD_DATETIME (a source grain conflict, not a re-load duplicate) -- informational. augmented satellite, sat_multi_source; PK FINANCIAL_TRANSACTION_HKEY; 3 RECORD_SOURCE group(s): OPUS_BA_TRV_DATA_POLICY_DTLS_MV [2 col(s)], OPUS_BJAZ_TRV_LOADER_DATA_MV [1 col(s)], OPUS_BJAZ_TRV_LOADER_LOG_TABLE_MV [1 col(s)]. stg2_aug_fintxn_premium_ba_trv_data_policy_dtls_mv_sp_discount_per: column(s) SPECIAL_DISCOUNT_AMOUNT could not be traced to RAW on at least one arm -- excluded (first-cut: walk columns from resolved_mt__ views or joined-in stitch columns are not yet inlined into the sampled queries). stg2_aug_fintxn_premium_bjaz_trv_loader_data_mv_spdiscount: column(s) SPECIAL_DISCOUNT_PERCENTAGE could not be traced to RAW on at least one arm -- excluded (first-cut: walk columns from resolved_mt__ views or joined-in stitch columns are not yet inlined into the sampled queries). stg2_aug_fintxn_premium_bjaz_trv_loader_log_table_mv_spdiscount: column(s) SPECIAL_DISCOUNT_PERCENTAGE could not be traced to RAW on at least one arm -- excluded (first-cut: walk columns from resolved_mt__ views or joined-in stitch columns are not yet inlined into the sampled queries).</w:t>
+        <w:t xml:space="preserve">Grain (FINANCIAL_TRANSACTION_HKEY, RECORD_SOURCE, LOAD_DATETIME). duplicate_row_groups = the same version stored twice (what a non-idempotent re-run produces). same_ldts_different_payload_info = two different payloads at one LOAD_DATETIME (a source grain conflict, not a re-load duplicate) -- informational. augmented satellite, sat_multi_source; PK FINANCIAL_TRANSACTION_HKEY; 3 RECORD_SOURCE group(s): OPUS_BA_TRV_DATA_POLICY_DTLS [2 col(s)], OPUS_BJAZ_TRV_LOADER_DATA [1 col(s)], OPUS_BJAZ_TRV_LOADER_LOG_TABLE [1 col(s)]. stg2_aug_fintxn_premium_ba_trv_data_policy_dtls_sp_discount_per: column(s) SPECIAL_DISCOUNT_AMOUNT could not be traced to RAW on at least one arm -- excluded (first-cut: walk columns from resolved_mt__ views or joined-in stitch columns are not yet inlined into the sampled queries). stg2_aug_fintxn_premium_bjaz_trv_loader_data_spdiscount: column(s) SPECIAL_DISCOUNT_PERCENTAGE could not be traced to RAW on at least one arm -- excluded (first-cut: walk columns from resolved_mt__ views or joined-in stitch columns are not yet inlined into the sampled queries). stg2_aug_fintxn_premium_bjaz_trv_loader_log_table_spdiscount: column(s) SPECIAL_DISCOUNT_PERCENTAGE could not be traced to RAW on at least one arm -- excluded (first-cut: walk columns from resolved_mt__ views or joined-in stitch columns are not yet inlined into the sampled queries).</w:t>
       </w:r>
     </w:p>
     <w:p>
@@ -14884,7 +14998,7 @@
               <w:br/>
               <w:t xml:space="preserve">      from BAGIC_PREPROD_CURATED_DB.BGIL_DATA_MODEL.SAT_AUG_FINTXN_PREMIUM</w:t>
               <w:br/>
-              <w:t xml:space="preserve">     where RECORD_SOURCE in ('OPUS_BA_TRV_DATA_POLICY_DTLS_MV', 'OPUS_BJAZ_TRV_LOADER_DATA_MV', 'OPUS_BJAZ_TRV_LOADER_LOG_TABLE_MV')</w:t>
+              <w:t xml:space="preserve">     where RECORD_SOURCE in ('OPUS_BA_TRV_DATA_POLICY_DTLS', 'OPUS_BJAZ_TRV_LOADER_DATA', 'OPUS_BJAZ_TRV_LOADER_LOG_TABLE')</w:t>
               <w:br/>
               <w:t xml:space="preserve">     group by FINANCIAL_TRANSACTION_HKEY, RECORD_SOURCE, LOAD_DATETIME</w:t>
               <w:br/>
@@ -14965,6 +15079,9 @@
       <w:r>
         <w:t xml:space="preserve">39. OPUS — SAT_AUG_LNK_PARTY_ROLE_CORE</w:t>
       </w:r>
+      <w:r>
+        <w:t xml:space="preserve">  [M3]</w:t>
+      </w:r>
     </w:p>
     <w:tbl>
       <w:tblPr>
@@ -15155,7 +15272,7 @@
         <w:t xml:space="preserve">Note: </w:t>
       </w:r>
       <w:r>
-        <w:t xml:space="preserve">Grain (PARTY_HKEY, RECORD_SOURCE, LOAD_DATETIME). duplicate_row_groups = the same version stored twice (what a non-idempotent re-run produces). same_ldts_different_payload_info = two different payloads at one LOAD_DATETIME (a source grain conflict, not a re-load duplicate) -- informational. augmented satellite, automate_dv.sat; PK PARTY_HKEY; 1 RECORD_SOURCE group(s): OPUS_BJAZ_TRV_LOADER_LOG_TABLE_MV [1 col(s)].</w:t>
+        <w:t xml:space="preserve">Grain (PARTY_HKEY, RECORD_SOURCE, LOAD_DATETIME). duplicate_row_groups = the same version stored twice (what a non-idempotent re-run produces). same_ldts_different_payload_info = two different payloads at one LOAD_DATETIME (a source grain conflict, not a re-load duplicate) -- informational. augmented satellite, automate_dv.sat; PK PARTY_HKEY; 1 RECORD_SOURCE group(s): OPUS_BJAZ_TRV_LOADER_LOG_TABLE [1 col(s)].</w:t>
       </w:r>
     </w:p>
     <w:p>
@@ -15192,7 +15309,7 @@
               <w:br/>
               <w:t xml:space="preserve">      from BAGIC_PREPROD_CURATED_DB.BGIL_DATA_MODEL.SAT_AUG_LNK_PARTY_ROLE_CORE</w:t>
               <w:br/>
-              <w:t xml:space="preserve">     where RECORD_SOURCE in ('OPUS_BJAZ_TRV_LOADER_LOG_TABLE_MV')</w:t>
+              <w:t xml:space="preserve">     where RECORD_SOURCE in ('OPUS_BJAZ_TRV_LOADER_LOG_TABLE')</w:t>
               <w:br/>
               <w:t xml:space="preserve">     group by PARTY_HKEY, RECORD_SOURCE, LOAD_DATETIME</w:t>
               <w:br/>
@@ -15273,6 +15390,9 @@
       <w:r>
         <w:t xml:space="preserve">40. OPUS — SAT_AUG_LNK_ROLE_CUSTOMER</w:t>
       </w:r>
+      <w:r>
+        <w:t xml:space="preserve">  [M3]</w:t>
+      </w:r>
     </w:p>
     <w:tbl>
       <w:tblPr>
@@ -15463,7 +15583,7 @@
         <w:t xml:space="preserve">Note: </w:t>
       </w:r>
       <w:r>
-        <w:t xml:space="preserve">Grain (PARTY_HKEY, RECORD_SOURCE, LOAD_DATETIME). duplicate_row_groups = the same version stored twice (what a non-idempotent re-run produces). same_ldts_different_payload_info = two different payloads at one LOAD_DATETIME (a source grain conflict, not a re-load duplicate) -- informational. augmented satellite, sat_multi_source; PK PARTY_HKEY; 2 RECORD_SOURCE group(s): OPUS_BA_TRV_DATA_POLICY_DTLS_MV [1 col(s)], OPUS_BJAZ_TRV_LOADER_DATA_MV [1 col(s)].</w:t>
+        <w:t xml:space="preserve">Grain (PARTY_HKEY, RECORD_SOURCE, LOAD_DATETIME). duplicate_row_groups = the same version stored twice (what a non-idempotent re-run produces). same_ldts_different_payload_info = two different payloads at one LOAD_DATETIME (a source grain conflict, not a re-load duplicate) -- informational. augmented satellite, sat_multi_source; PK PARTY_HKEY; 2 RECORD_SOURCE group(s): OPUS_BA_TRV_DATA_POLICY_DTLS [1 col(s)], OPUS_BJAZ_TRV_LOADER_DATA [1 col(s)].</w:t>
       </w:r>
     </w:p>
     <w:p>
@@ -15500,7 +15620,7 @@
               <w:br/>
               <w:t xml:space="preserve">      from BAGIC_PREPROD_CURATED_DB.BGIL_DATA_MODEL.SAT_AUG_LNK_ROLE_CUSTOMER</w:t>
               <w:br/>
-              <w:t xml:space="preserve">     where RECORD_SOURCE in ('OPUS_BA_TRV_DATA_POLICY_DTLS_MV', 'OPUS_BJAZ_TRV_LOADER_DATA_MV')</w:t>
+              <w:t xml:space="preserve">     where RECORD_SOURCE in ('OPUS_BA_TRV_DATA_POLICY_DTLS', 'OPUS_BJAZ_TRV_LOADER_DATA')</w:t>
               <w:br/>
               <w:t xml:space="preserve">     group by PARTY_HKEY, RECORD_SOURCE, LOAD_DATETIME</w:t>
               <w:br/>
@@ -15581,6 +15701,9 @@
       <w:r>
         <w:t xml:space="preserve">41. OPUS — SAT_AUG_PARTY_BANKING</w:t>
       </w:r>
+      <w:r>
+        <w:t xml:space="preserve">  [M3]</w:t>
+      </w:r>
     </w:p>
     <w:tbl>
       <w:tblPr>
@@ -15771,7 +15894,7 @@
         <w:t xml:space="preserve">Note: </w:t>
       </w:r>
       <w:r>
-        <w:t xml:space="preserve">Grain (PARTY_HKEY, RECORD_SOURCE, LOAD_DATETIME). duplicate_row_groups = the same version stored twice (what a non-idempotent re-run produces). same_ldts_different_payload_info = two different payloads at one LOAD_DATETIME (a source grain conflict, not a re-load duplicate) -- informational. augmented satellite, automate_dv.sat; PK PARTY_HKEY; 1 RECORD_SOURCE group(s): OPUS_BJAZ_TRV_LOADER_DATA_MV [1 col(s)].</w:t>
+        <w:t xml:space="preserve">Grain (PARTY_HKEY, RECORD_SOURCE, LOAD_DATETIME). duplicate_row_groups = the same version stored twice (what a non-idempotent re-run produces). same_ldts_different_payload_info = two different payloads at one LOAD_DATETIME (a source grain conflict, not a re-load duplicate) -- informational. augmented satellite, automate_dv.sat; PK PARTY_HKEY; 1 RECORD_SOURCE group(s): OPUS_BJAZ_TRV_LOADER_DATA [1 col(s)].</w:t>
       </w:r>
     </w:p>
     <w:p>
@@ -15808,7 +15931,7 @@
               <w:br/>
               <w:t xml:space="preserve">      from BAGIC_PREPROD_CURATED_DB.BGIL_DATA_MODEL.SAT_AUG_PARTY_BANKING</w:t>
               <w:br/>
-              <w:t xml:space="preserve">     where RECORD_SOURCE in ('OPUS_BJAZ_TRV_LOADER_DATA_MV')</w:t>
+              <w:t xml:space="preserve">     where RECORD_SOURCE in ('OPUS_BJAZ_TRV_LOADER_DATA')</w:t>
               <w:br/>
               <w:t xml:space="preserve">     group by PARTY_HKEY, RECORD_SOURCE, LOAD_DATETIME</w:t>
               <w:br/>
@@ -15889,6 +16012,9 @@
       <w:r>
         <w:t xml:space="preserve">42. OPUS — SAT_AUG_PARTY_EMPLOYMENT</w:t>
       </w:r>
+      <w:r>
+        <w:t xml:space="preserve">  [M3]</w:t>
+      </w:r>
     </w:p>
     <w:tbl>
       <w:tblPr>
@@ -16079,7 +16205,7 @@
         <w:t xml:space="preserve">Note: </w:t>
       </w:r>
       <w:r>
-        <w:t xml:space="preserve">Grain (PARTY_HKEY, RECORD_SOURCE, LOAD_DATETIME). duplicate_row_groups = the same version stored twice (what a non-idempotent re-run produces). same_ldts_different_payload_info = two different payloads at one LOAD_DATETIME (a source grain conflict, not a re-load duplicate) -- informational. augmented satellite, sat_multi_source; PK PARTY_HKEY; 2 RECORD_SOURCE group(s): OPUS_BA_TRV_DATA_POLICY_DTLS_MV [1 col(s)], OPUS_BJAZ_TRV_LOADER_LOG_TABLE_MV [1 col(s)].</w:t>
+        <w:t xml:space="preserve">Grain (PARTY_HKEY, RECORD_SOURCE, LOAD_DATETIME). duplicate_row_groups = the same version stored twice (what a non-idempotent re-run produces). same_ldts_different_payload_info = two different payloads at one LOAD_DATETIME (a source grain conflict, not a re-load duplicate) -- informational. augmented satellite, sat_multi_source; PK PARTY_HKEY; 2 RECORD_SOURCE group(s): OPUS_BA_TRV_DATA_POLICY_DTLS [1 col(s)], OPUS_BJAZ_TRV_LOADER_LOG_TABLE [1 col(s)].</w:t>
       </w:r>
     </w:p>
     <w:p>
@@ -16116,7 +16242,7 @@
               <w:br/>
               <w:t xml:space="preserve">      from BAGIC_PREPROD_CURATED_DB.BGIL_DATA_MODEL.SAT_AUG_PARTY_EMPLOYMENT</w:t>
               <w:br/>
-              <w:t xml:space="preserve">     where RECORD_SOURCE in ('OPUS_BA_TRV_DATA_POLICY_DTLS_MV', 'OPUS_BJAZ_TRV_LOADER_LOG_TABLE_MV')</w:t>
+              <w:t xml:space="preserve">     where RECORD_SOURCE in ('OPUS_BA_TRV_DATA_POLICY_DTLS', 'OPUS_BJAZ_TRV_LOADER_LOG_TABLE')</w:t>
               <w:br/>
               <w:t xml:space="preserve">     group by PARTY_HKEY, RECORD_SOURCE, LOAD_DATETIME</w:t>
               <w:br/>
@@ -16197,6 +16323,9 @@
       <w:r>
         <w:t xml:space="preserve">43. OPUS — SAT_AUG_PRODUCT_TERMS</w:t>
       </w:r>
+      <w:r>
+        <w:t xml:space="preserve">  [M3]</w:t>
+      </w:r>
     </w:p>
     <w:tbl>
       <w:tblPr>
@@ -16387,7 +16516,7 @@
         <w:t xml:space="preserve">Note: </w:t>
       </w:r>
       <w:r>
-        <w:t xml:space="preserve">Grain (PRODUCT_HKEY, RECORD_SOURCE, LOAD_DATETIME). duplicate_row_groups = the same version stored twice (what a non-idempotent re-run produces). same_ldts_different_payload_info = two different payloads at one LOAD_DATETIME (a source grain conflict, not a re-load duplicate) -- informational. augmented satellite, sat_multi_source; PK PRODUCT_HKEY; 3 RECORD_SOURCE group(s): OPUS_BA_TRV_PLAN_MST_MV [3 col(s)], OPUS_BJAZ_TRV_RATE_MASTER_MV [2 col(s)], OPUS_BJAZ_TRV_PLAN_MV [1 col(s)]. stg2_aug_product_terms_ba_trv_plan_mst_mv_multi_year_yn: column(s) AGE_ELIGIBILITY_BYPASS_INDICATOR, CFT_ELIGIBLE_INDICATOR, PLAN_GEOGRAPHICAL_ZONE could not be traced to RAW on at least one arm -- excluded (first-cut: walk columns from resolved_mt__ views or joined-in stitch columns are not yet inlined into the sampled queries). stg2_aug_product_terms_ba_trv_plan_mst_mv_age_bypass_yn: column(s) CFT_ELIGIBLE_INDICATOR, PLAN_GEOGRAPHICAL_ZONE could not be traced to RAW on at least one arm -- excluded (first-cut: walk columns from resolved_mt__ views or joined-in stitch columns are not yet inlined into the sampled queries). stg2_aug_product_terms_ba_trv_plan_mst_mv_cft_yn: column(s) PLAN_GEOGRAPHICAL_ZONE could not be traced to RAW on at least one arm -- excluded (first-cut: walk columns from resolved_mt__ views or joined-in stitch columns are not yet inlined into the sampled queries). stg2_aug_product_terms_bjaz_trv_rate_master_mv_cft_yn: column(s) AGE_ELIGIBILITY_BYPASS_INDICATOR, MULTI_YEAR_INDICATOR, PLAN_GEOGRAPHICAL_ZONE could not be traced to RAW on at least one arm -- excluded (first-cut: walk columns from resolved_mt__ views or joined-in stitch columns are not yet inlined into the sampled queries). stg2_aug_product_terms_bjaz_trv_plan_mv_area: column(s) AGE_ELIGIBILITY_BYPASS_INDICATOR, CFT_ELIGIBLE_INDICATOR, MULTI_YEAR_INDICATOR could not be traced to RAW on at least one arm -- excluded (first-cut: walk columns from resolved_mt__ views or joined-in stitch columns are not yet inlined into the sampled queries). stg2_aug_product_terms_bjaz_trv_rate_master_mv_area: column(s) AGE_ELIGIBILITY_BYPASS_INDICATOR, MULTI_YEAR_INDICATOR could not be traced to RAW on at least one arm -- excluded (first-cut: walk columns from resolved_mt__ views or joined-in stitch columns are not yet inlined into the sampled queries).</w:t>
+        <w:t xml:space="preserve">Grain (PRODUCT_HKEY, RECORD_SOURCE, LOAD_DATETIME). duplicate_row_groups = the same version stored twice (what a non-idempotent re-run produces). same_ldts_different_payload_info = two different payloads at one LOAD_DATETIME (a source grain conflict, not a re-load duplicate) -- informational. augmented satellite, sat_multi_source; PK PRODUCT_HKEY; 3 RECORD_SOURCE group(s): OPUS_BA_TRV_PLAN_MST [3 col(s)], OPUS_BJAZ_TRV_RATE_MASTER [2 col(s)], OPUS_BJAZ_TRV_PLAN [1 col(s)]. stg2_aug_product_terms_ba_trv_plan_mst_multi_year_yn: column(s) AGE_ELIGIBILITY_BYPASS_INDICATOR, CFT_ELIGIBLE_INDICATOR, PLAN_GEOGRAPHICAL_ZONE could not be traced to RAW on at least one arm -- excluded (first-cut: walk columns from resolved_mt__ views or joined-in stitch columns are not yet inlined into the sampled queries). stg2_aug_product_terms_ba_trv_plan_mst_age_bypass_yn: column(s) CFT_ELIGIBLE_INDICATOR, PLAN_GEOGRAPHICAL_ZONE could not be traced to RAW on at least one arm -- excluded (first-cut: walk columns from resolved_mt__ views or joined-in stitch columns are not yet inlined into the sampled queries). stg2_aug_product_terms_ba_trv_plan_mst_cft_yn: column(s) PLAN_GEOGRAPHICAL_ZONE could not be traced to RAW on at least one arm -- excluded (first-cut: walk columns from resolved_mt__ views or joined-in stitch columns are not yet inlined into the sampled queries). stg2_aug_product_terms_bjaz_trv_rate_master_cft_yn: column(s) AGE_ELIGIBILITY_BYPASS_INDICATOR, MULTI_YEAR_INDICATOR, PLAN_GEOGRAPHICAL_ZONE could not be traced to RAW on at least one arm -- excluded (first-cut: walk columns from resolved_mt__ views or joined-in stitch columns are not yet inlined into the sampled queries). stg2_aug_product_terms_bjaz_trv_plan_area: column(s) AGE_ELIGIBILITY_BYPASS_INDICATOR, CFT_ELIGIBLE_INDICATOR, MULTI_YEAR_INDICATOR could not be traced to RAW on at least one arm -- excluded (first-cut: walk columns from resolved_mt__ views or joined-in stitch columns are not yet inlined into the sampled queries). stg2_aug_product_terms_bjaz_trv_rate_master_area: column(s) AGE_ELIGIBILITY_BYPASS_INDICATOR, MULTI_YEAR_INDICATOR could not be traced to RAW on at least one arm -- excluded (first-cut: walk columns from resolved_mt__ views or joined-in stitch columns are not yet inlined into the sampled queries).</w:t>
       </w:r>
     </w:p>
     <w:p>
@@ -16424,7 +16553,7 @@
               <w:br/>
               <w:t xml:space="preserve">      from BAGIC_PREPROD_CURATED_DB.BGIL_DATA_MODEL.SAT_AUG_PRODUCT_TERMS</w:t>
               <w:br/>
-              <w:t xml:space="preserve">     where RECORD_SOURCE in ('OPUS_BA_TRV_PLAN_MST_MV', 'OPUS_BJAZ_TRV_PLAN_MV', 'OPUS_BJAZ_TRV_RATE_MASTER_MV')</w:t>
+              <w:t xml:space="preserve">     where RECORD_SOURCE in ('OPUS_BA_TRV_PLAN_MST', 'OPUS_BJAZ_TRV_PLAN', 'OPUS_BJAZ_TRV_RATE_MASTER')</w:t>
               <w:br/>
               <w:t xml:space="preserve">     group by PRODUCT_HKEY, RECORD_SOURCE, LOAD_DATETIME</w:t>
               <w:br/>
@@ -16505,6 +16634,9 @@
       <w:r>
         <w:t xml:space="preserve">44. OPUS — SAT_AUG_RISK_PERSON_INSURED</w:t>
       </w:r>
+      <w:r>
+        <w:t xml:space="preserve">  [M3]</w:t>
+      </w:r>
     </w:p>
     <w:tbl>
       <w:tblPr>
@@ -16695,7 +16827,7 @@
         <w:t xml:space="preserve">Note: </w:t>
       </w:r>
       <w:r>
-        <w:t xml:space="preserve">Grain (RISK_OBJECT_HKEY, RECORD_SOURCE, LOAD_DATETIME). duplicate_row_groups = the same version stored twice (what a non-idempotent re-run produces). same_ldts_different_payload_info = two different payloads at one LOAD_DATETIME (a source grain conflict, not a re-load duplicate) -- informational. augmented satellite, sat_multi_source; PK RISK_OBJECT_HKEY; 1 RECORD_SOURCE group(s): OPUS_BJAZ_TRV_LOADER_DATA_MV [1 col(s)].</w:t>
+        <w:t xml:space="preserve">Grain (RISK_OBJECT_HKEY, RECORD_SOURCE, LOAD_DATETIME). duplicate_row_groups = the same version stored twice (what a non-idempotent re-run produces). same_ldts_different_payload_info = two different payloads at one LOAD_DATETIME (a source grain conflict, not a re-load duplicate) -- informational. augmented satellite, sat_multi_source; PK RISK_OBJECT_HKEY; 1 RECORD_SOURCE group(s): OPUS_BJAZ_TRV_LOADER_DATA [1 col(s)].</w:t>
       </w:r>
     </w:p>
     <w:p>
@@ -16732,7 +16864,7 @@
               <w:br/>
               <w:t xml:space="preserve">      from BAGIC_PREPROD_CURATED_DB.BGIL_DATA_MODEL.SAT_AUG_RISK_PERSON_INSURED</w:t>
               <w:br/>
-              <w:t xml:space="preserve">     where RECORD_SOURCE in ('OPUS_BJAZ_TRV_LOADER_DATA_MV')</w:t>
+              <w:t xml:space="preserve">     where RECORD_SOURCE in ('OPUS_BJAZ_TRV_LOADER_DATA')</w:t>
               <w:br/>
               <w:t xml:space="preserve">     group by RISK_OBJECT_HKEY, RECORD_SOURCE, LOAD_DATETIME</w:t>
               <w:br/>
@@ -16813,6 +16945,9 @@
       <w:r>
         <w:t xml:space="preserve">45. OPUS — SAT_AUG_RISK_PERSON_TRAVEL</w:t>
       </w:r>
+      <w:r>
+        <w:t xml:space="preserve">  [M3]</w:t>
+      </w:r>
     </w:p>
     <w:tbl>
       <w:tblPr>
@@ -17003,7 +17138,7 @@
         <w:t xml:space="preserve">Note: </w:t>
       </w:r>
       <w:r>
-        <w:t xml:space="preserve">Grain (RISK_OBJECT_HKEY, RECORD_SOURCE, LOAD_DATETIME). duplicate_row_groups = the same version stored twice (what a non-idempotent re-run produces). same_ldts_different_payload_info = two different payloads at one LOAD_DATETIME (a source grain conflict, not a re-load duplicate) -- informational. augmented satellite, sat_multi_source; PK RISK_OBJECT_HKEY; 1 RECORD_SOURCE group(s): OPUS_BJAZ_TRV_LOADER_DATA_MV [2 col(s)].</w:t>
+        <w:t xml:space="preserve">Grain (RISK_OBJECT_HKEY, RECORD_SOURCE, LOAD_DATETIME). duplicate_row_groups = the same version stored twice (what a non-idempotent re-run produces). same_ldts_different_payload_info = two different payloads at one LOAD_DATETIME (a source grain conflict, not a re-load duplicate) -- informational. augmented satellite, sat_multi_source; PK RISK_OBJECT_HKEY; 1 RECORD_SOURCE group(s): OPUS_BJAZ_TRV_LOADER_DATA [2 col(s)].</w:t>
       </w:r>
     </w:p>
     <w:p>
@@ -17040,7 +17175,7 @@
               <w:br/>
               <w:t xml:space="preserve">      from BAGIC_PREPROD_CURATED_DB.BGIL_DATA_MODEL.SAT_AUG_RISK_PERSON_TRAVEL</w:t>
               <w:br/>
-              <w:t xml:space="preserve">     where RECORD_SOURCE in ('OPUS_BJAZ_TRV_LOADER_DATA_MV')</w:t>
+              <w:t xml:space="preserve">     where RECORD_SOURCE in ('OPUS_BJAZ_TRV_LOADER_DATA')</w:t>
               <w:br/>
               <w:t xml:space="preserve">     group by RISK_OBJECT_HKEY, RECORD_SOURCE, LOAD_DATETIME</w:t>
               <w:br/>
@@ -17120,6 +17255,9 @@
       </w:pPr>
       <w:r>
         <w:t xml:space="preserve">46. OPUS — Re-load test: capture row counts</w:t>
+      </w:r>
+      <w:r>
+        <w:t xml:space="preserve">  [M3]</w:t>
       </w:r>
     </w:p>
     <w:tbl>
@@ -17362,95 +17500,95 @@
               <w:br/>
               <w:t xml:space="preserve">  from (</w:t>
               <w:br/>
-              <w:t xml:space="preserve">    select 'SAT_COMMON_ADDRESS' as satellite, count(*) as row_count from BAGIC_PREPROD_CURATED_DB.BGIL_DATA_MODEL.SAT_COMMON_ADDRESS where RECORD_SOURCE in ('OPUS_BJAZ_TRV_LOADER_DATA_MV', 'OPUS_BJAZ_TRV_LOADER_LOG_TABLE_MV')</w:t>
-              <w:br/>
-              <w:t xml:space="preserve">    union all select 'SAT_COMMON_CLASSIFICATION' as satellite, count(*) as row_count from BAGIC_PREPROD_CURATED_DB.BGIL_DATA_MODEL.SAT_COMMON_CLASSIFICATION where RECORD_SOURCE in ('OPUS_BA_TRV_DATA_POLICY_DTLS_MV', 'OPUS_BJAZ_TRV_LOADER_DATA_MV')</w:t>
-              <w:br/>
-              <w:t xml:space="preserve">    union all select 'SAT_COMMON_CONTACT' as satellite, count(*) as row_count from BAGIC_PREPROD_CURATED_DB.BGIL_DATA_MODEL.SAT_COMMON_CONTACT where RECORD_SOURCE in ('OPUS_BJAZ_TRV_LOADER_DATA_MV', 'OPUS_BJAZ_TRV_LOADER_LOG_TABLE_MV')</w:t>
-              <w:br/>
-              <w:t xml:space="preserve">    union all select 'SAT_COVERAGE_CONDITIONS' as satellite, count(*) as row_count from BAGIC_PREPROD_CURATED_DB.BGIL_DATA_MODEL.SAT_COVERAGE_CONDITIONS where RECORD_SOURCE in ('OPUS_BJAZ_TRV_PLAN_MV')</w:t>
-              <w:br/>
-              <w:t xml:space="preserve">    union all select 'SAT_COVERAGE_DEFINITION' as satellite, count(*) as row_count from BAGIC_PREPROD_CURATED_DB.BGIL_DATA_MODEL.SAT_COVERAGE_DEFINITION where RECORD_SOURCE in ('OPUS_BJAZ_TRV_LOADER_DATA_MV', 'OPUS_BJAZ_TRV_PLAN_MV', 'OPUS_BJAZ_TRV_RIDER_DTLS_MV')</w:t>
-              <w:br/>
-              <w:t xml:space="preserve">    union all select 'SAT_COVERAGE_LIMITS' as satellite, count(*) as row_count from BAGIC_PREPROD_CURATED_DB.BGIL_DATA_MODEL.SAT_COVERAGE_LIMITS where RECORD_SOURCE in ('OPUS_BJAZ_TRV_PLAN_MV', 'OPUS_BJAZ_TRV_RIDER_DTLS_MV', 'OPUS_BJAZ_TRV_RIDER_RATE_MAST_MV')</w:t>
-              <w:br/>
-              <w:t xml:space="preserve">    union all select 'SAT_FINTXN_COMMISSION' as satellite, count(*) as row_count from BAGIC_PREPROD_CURATED_DB.BGIL_DATA_MODEL.SAT_FINTXN_COMMISSION where RECORD_SOURCE in ('OPUS_BA_TRV_DATA_POLICY_DTLS_MV', 'OPUS_BJAZ_TRV_LOADER_DATA_MV')</w:t>
-              <w:br/>
-              <w:t xml:space="preserve">    union all select 'SAT_FINTXN_HEADER' as satellite, count(*) as row_count from BAGIC_PREPROD_CURATED_DB.BGIL_DATA_MODEL.SAT_FINTXN_HEADER where RECORD_SOURCE in ('OPUS_BJAZ_TRV_LOADER_LOG_TABLE_MV')</w:t>
-              <w:br/>
-              <w:t xml:space="preserve">    union all select 'SAT_FINTXN_PREMIUM' as satellite, count(*) as row_count from BAGIC_PREPROD_CURATED_DB.BGIL_DATA_MODEL.SAT_FINTXN_PREMIUM where RECORD_SOURCE in ('OPUS_BA_TRV_DATA_POLICY_DTLS_MV', 'OPUS_BJAZ_TRV_LOADER_DATA_MV', 'OPUS_BJAZ_TRV_LOADER_LOG_TABLE_MV')</w:t>
-              <w:br/>
-              <w:t xml:space="preserve">    union all select 'SAT_FINTXN_TAX' as satellite, count(*) as row_count from BAGIC_PREPROD_CURATED_DB.BGIL_DATA_MODEL.SAT_FINTXN_TAX where RECORD_SOURCE in ('OPUS_BA_TRV_DATA_POLICY_DTLS_MV', 'OPUS_BJAZ_TRV_LOADER_LOG_TABLE_MV')</w:t>
-              <w:br/>
-              <w:t xml:space="preserve">    union all select 'SAT_FIN_CHARGE_RATE' as satellite, count(*) as row_count from BAGIC_PREPROD_CURATED_DB.BGIL_DATA_MODEL.SAT_FIN_CHARGE_RATE where RECORD_SOURCE in ('OPUS_BA_TRV_DATA_POLICY_DTLS_MV', 'OPUS_BJAZ_TRV_LOADER_LOG_TABLE_MV')</w:t>
-              <w:br/>
-              <w:t xml:space="preserve">    union all select 'SAT_FIN_RECEIPT' as satellite, count(*) as row_count from BAGIC_PREPROD_CURATED_DB.BGIL_DATA_MODEL.SAT_FIN_RECEIPT where RECORD_SOURCE in ('OPUS_BA_TRV_DATA_POLICY_DTLS_MV', 'OPUS_BJAZ_TRV_LOADER_DATA_MV')</w:t>
-              <w:br/>
-              <w:t xml:space="preserve">    union all select 'SAT_LNK_ROLE_NOMINEE_BENEFICIARY' as satellite, count(*) as row_count from BAGIC_PREPROD_CURATED_DB.BGIL_DATA_MODEL.SAT_LNK_ROLE_NOMINEE_BENEFICIARY where RECORD_SOURCE in ('OPUS_BJAZ_TRV_LOADER_DATA_MV', 'OPUS_BJAZ_TRV_LOADER_LOG_TABLE_MV')</w:t>
-              <w:br/>
-              <w:t xml:space="preserve">    union all select 'SAT_ORG_UNIT_DEFINITION' as satellite, count(*) as row_count from BAGIC_PREPROD_CURATED_DB.BGIL_DATA_MODEL.SAT_ORG_UNIT_DEFINITION where RECORD_SOURCE in ('OPUS_BA_TRV_DATA_POLICY_DTLS_MV')</w:t>
-              <w:br/>
-              <w:t xml:space="preserve">    union all select 'SAT_PARTY_EMPLOYMENT' as satellite, count(*) as row_count from BAGIC_PREPROD_CURATED_DB.BGIL_DATA_MODEL.SAT_PARTY_EMPLOYMENT where RECORD_SOURCE in ('OPUS_BJAZ_TRV_LOADER_DATA_MV', 'OPUS_BJAZ_TRV_LOADER_LOG_TABLE_MV')</w:t>
-              <w:br/>
-              <w:t xml:space="preserve">    union all select 'SAT_PARTY_HEALTH_PROFILE' as satellite, count(*) as row_count from BAGIC_PREPROD_CURATED_DB.BGIL_DATA_MODEL.SAT_PARTY_HEALTH_PROFILE where RECORD_SOURCE in ('OPUS_BA_TRV_DATA_POLICY_DTLS_MV', 'OPUS_BJAZ_TRV_LOADER_DATA_MV')</w:t>
-              <w:br/>
-              <w:t xml:space="preserve">    union all select 'SAT_PARTY_IDENTIFICATION' as satellite, count(*) as row_count from BAGIC_PREPROD_CURATED_DB.BGIL_DATA_MODEL.SAT_PARTY_IDENTIFICATION where RECORD_SOURCE in ('OPUS_BA_TRV_DATA_POLICY_DTLS_MV', 'OPUS_BJAZ_TRV_LOADER_DATA_MV', 'OPUS_BJAZ_TRV_LOADER_LOG_TABLE_MV')</w:t>
-              <w:br/>
-              <w:t xml:space="preserve">    union all select 'SAT_PARTY_IDENTITY' as satellite, count(*) as row_count from BAGIC_PREPROD_CURATED_DB.BGIL_DATA_MODEL.SAT_PARTY_IDENTITY where RECORD_SOURCE in ('OPUS_BA_TRV_DATA_POLICY_DTLS_MV', 'OPUS_BJAZ_TRV_LOADER_DATA_MV', 'OPUS_BJAZ_TRV_LOADER_LOG_TABLE_MV')</w:t>
-              <w:br/>
-              <w:t xml:space="preserve">    union all select 'SAT_PARTY_INDIVIDUAL_DEMOGRAPHICS' as satellite, count(*) as row_count from BAGIC_PREPROD_CURATED_DB.BGIL_DATA_MODEL.SAT_PARTY_INDIVIDUAL_DEMOGRAPHICS where RECORD_SOURCE in ('OPUS_BJAZ_TRV_LOADER_DATA_MV', 'OPUS_BJAZ_TRV_LOADER_LOG_TABLE_MV')</w:t>
-              <w:br/>
-              <w:t xml:space="preserve">    union all select 'SAT_POLICY_CLASSIFICATION' as satellite, count(*) as row_count from BAGIC_PREPROD_CURATED_DB.BGIL_DATA_MODEL.SAT_POLICY_CLASSIFICATION where RECORD_SOURCE in ('OPUS_BA_TRV_DATA_POLICY_DTLS_MV', 'OPUS_BJAZ_TRV_LOADER_DATA_MV', 'OPUS_BJAZ_TRV_LOADER_LOG_TABLE_MV')</w:t>
-              <w:br/>
-              <w:t xml:space="preserve">    union all select 'SAT_POLICY_HEADER' as satellite, count(*) as row_count from BAGIC_PREPROD_CURATED_DB.BGIL_DATA_MODEL.SAT_POLICY_HEADER where RECORD_SOURCE in ('OPUS_BA_TRV_DATA_POLICY_DTLS_MV', 'OPUS_BJAZ_TRV_LOADER_DATA_MV', 'OPUS_BJAZ_TRV_LOADER_LOG_TABLE_MV', 'OPUS_BJAZ_TRV_RIDER_DTLS_MV')</w:t>
-              <w:br/>
-              <w:t xml:space="preserve">    union all select 'SAT_POLICY_TERMS' as satellite, count(*) as row_count from BAGIC_PREPROD_CURATED_DB.BGIL_DATA_MODEL.SAT_POLICY_TERMS where RECORD_SOURCE in ('OPUS_BA_TRV_DATA_POLICY_DTLS_MV', 'OPUS_BJAZ_TRV_LOADER_LOG_TABLE_MV')</w:t>
-              <w:br/>
-              <w:t xml:space="preserve">    union all select 'SAT_PRODUCT_DEFINITION' as satellite, count(*) as row_count from BAGIC_PREPROD_CURATED_DB.BGIL_DATA_MODEL.SAT_PRODUCT_DEFINITION where RECORD_SOURCE in ('OPUS_BA_TRV_DATA_POLICY_DTLS_MV', 'OPUS_BA_TRV_PLAN_MST_MV', 'OPUS_BJAZ_TRV_LOADER_DATA_MV')</w:t>
-              <w:br/>
-              <w:t xml:space="preserve">    union all select 'SAT_PRODUCT_RATING_FACTOR' as satellite, count(*) as row_count from BAGIC_PREPROD_CURATED_DB.BGIL_DATA_MODEL.SAT_PRODUCT_RATING_FACTOR where RECORD_SOURCE in ('OPUS_BJAZ_TRV_RATE_MASTER_MV')</w:t>
-              <w:br/>
-              <w:t xml:space="preserve">    union all select 'SAT_PRODUCT_RATING_STRUCTURE' as satellite, count(*) as row_count from BAGIC_PREPROD_CURATED_DB.BGIL_DATA_MODEL.SAT_PRODUCT_RATING_STRUCTURE where RECORD_SOURCE in ('OPUS_BJAZ_TRV_RATE_MASTER_MV')</w:t>
-              <w:br/>
-              <w:t xml:space="preserve">    union all select 'SAT_PRODUCT_TERMS' as satellite, count(*) as row_count from BAGIC_PREPROD_CURATED_DB.BGIL_DATA_MODEL.SAT_PRODUCT_TERMS where RECORD_SOURCE in ('OPUS_BA_TRV_PLAN_MST_MV', 'OPUS_BJAZ_TRV_PLAN_MV')</w:t>
-              <w:br/>
-              <w:t xml:space="preserve">    union all select 'SAT_PROPOSAL_UNDERWRITING' as satellite, count(*) as row_count from BAGIC_PREPROD_CURATED_DB.BGIL_DATA_MODEL.SAT_PROPOSAL_UNDERWRITING where RECORD_SOURCE in ('OPUS_BA_TRV_DATA_POLICY_DTLS_MV')</w:t>
-              <w:br/>
-              <w:t xml:space="preserve">    union all select 'SAT_QUOTE_HEADER' as satellite, count(*) as row_count from BAGIC_PREPROD_CURATED_DB.BGIL_DATA_MODEL.SAT_QUOTE_HEADER where RECORD_SOURCE in ('OPUS_BA_TRV_DATA_POLICY_DTLS_MV')</w:t>
-              <w:br/>
-              <w:t xml:space="preserve">    union all select 'SAT_RISK_MOTOR_DRIVER' as satellite, count(*) as row_count from BAGIC_PREPROD_CURATED_DB.BGIL_DATA_MODEL.SAT_RISK_MOTOR_DRIVER where RECORD_SOURCE in ('OPUS_BJAZ_TRV_LOADER_LOG_TABLE_MV')</w:t>
-              <w:br/>
-              <w:t xml:space="preserve">    union all select 'SAT_RISK_MOTOR_VEHICLE' as satellite, count(*) as row_count from BAGIC_PREPROD_CURATED_DB.BGIL_DATA_MODEL.SAT_RISK_MOTOR_VEHICLE where RECORD_SOURCE in ('OPUS_BJAZ_TRV_LOADER_LOG_TABLE_MV')</w:t>
-              <w:br/>
-              <w:t xml:space="preserve">    union all select 'SAT_RISK_OBJECT_CORE' as satellite, count(*) as row_count from BAGIC_PREPROD_CURATED_DB.BGIL_DATA_MODEL.SAT_RISK_OBJECT_CORE where RECORD_SOURCE in ('OPUS_BJAZ_TRV_LOADER_LOG_TABLE_MV')</w:t>
-              <w:br/>
-              <w:t xml:space="preserve">    union all select 'SAT_RISK_PERSON_INSURED' as satellite, count(*) as row_count from BAGIC_PREPROD_CURATED_DB.BGIL_DATA_MODEL.SAT_RISK_PERSON_INSURED where RECORD_SOURCE in ('OPUS_BJAZ_TRV_LOADER_DATA_MV')</w:t>
-              <w:br/>
-              <w:t xml:space="preserve">    union all select 'SAT_RISK_PERSON_TRAVEL' as satellite, count(*) as row_count from BAGIC_PREPROD_CURATED_DB.BGIL_DATA_MODEL.SAT_RISK_PERSON_TRAVEL where RECORD_SOURCE in ('OPUS_BJAZ_TRV_LOADER_DATA_MV', 'OPUS_BJAZ_TRV_LOADER_LOG_TABLE_MV')</w:t>
-              <w:br/>
-              <w:t xml:space="preserve">    union all select 'SAT_AUG_COMMON_COMMUNICATION_PREFERENCE' as satellite, count(*) as row_count from BAGIC_PREPROD_CURATED_DB.BGIL_DATA_MODEL.SAT_AUG_COMMON_COMMUNICATION_PREFERENCE where RECORD_SOURCE in ('OPUS_BJAZ_TRV_LOADER_DATA_MV')</w:t>
-              <w:br/>
-              <w:t xml:space="preserve">    union all select 'SAT_AUG_COVERAGE_DEFINITION' as satellite, count(*) as row_count from BAGIC_PREPROD_CURATED_DB.BGIL_DATA_MODEL.SAT_AUG_COVERAGE_DEFINITION where RECORD_SOURCE in ('OPUS_BJAZ_TRV_PLAN_MV')</w:t>
-              <w:br/>
-              <w:t xml:space="preserve">    union all select 'SAT_AUG_COVERAGE_LIMITS' as satellite, count(*) as row_count from BAGIC_PREPROD_CURATED_DB.BGIL_DATA_MODEL.SAT_AUG_COVERAGE_LIMITS where RECORD_SOURCE in ('OPUS_BJAZ_TRV_PLAN_MV')</w:t>
-              <w:br/>
-              <w:t xml:space="preserve">    union all select 'SAT_AUG_COVERAGE_RATING' as satellite, count(*) as row_count from BAGIC_PREPROD_CURATED_DB.BGIL_DATA_MODEL.SAT_AUG_COVERAGE_RATING where RECORD_SOURCE in ('OPUS_BJAZ_TRV_RIDER_DTLS_MV', 'OPUS_BJAZ_TRV_RIDER_RATE_MAST_MV')</w:t>
-              <w:br/>
-              <w:t xml:space="preserve">    union all select 'SAT_AUG_FINTXN_PREMIUM' as satellite, count(*) as row_count from BAGIC_PREPROD_CURATED_DB.BGIL_DATA_MODEL.SAT_AUG_FINTXN_PREMIUM where RECORD_SOURCE in ('OPUS_BA_TRV_DATA_POLICY_DTLS_MV', 'OPUS_BJAZ_TRV_LOADER_DATA_MV', 'OPUS_BJAZ_TRV_LOADER_LOG_TABLE_MV')</w:t>
-              <w:br/>
-              <w:t xml:space="preserve">    union all select 'SAT_AUG_LNK_PARTY_ROLE_CORE' as satellite, count(*) as row_count from BAGIC_PREPROD_CURATED_DB.BGIL_DATA_MODEL.SAT_AUG_LNK_PARTY_ROLE_CORE where RECORD_SOURCE in ('OPUS_BJAZ_TRV_LOADER_LOG_TABLE_MV')</w:t>
-              <w:br/>
-              <w:t xml:space="preserve">    union all select 'SAT_AUG_LNK_ROLE_CUSTOMER' as satellite, count(*) as row_count from BAGIC_PREPROD_CURATED_DB.BGIL_DATA_MODEL.SAT_AUG_LNK_ROLE_CUSTOMER where RECORD_SOURCE in ('OPUS_BA_TRV_DATA_POLICY_DTLS_MV', 'OPUS_BJAZ_TRV_LOADER_DATA_MV')</w:t>
-              <w:br/>
-              <w:t xml:space="preserve">    union all select 'SAT_AUG_PARTY_BANKING' as satellite, count(*) as row_count from BAGIC_PREPROD_CURATED_DB.BGIL_DATA_MODEL.SAT_AUG_PARTY_BANKING where RECORD_SOURCE in ('OPUS_BJAZ_TRV_LOADER_DATA_MV')</w:t>
-              <w:br/>
-              <w:t xml:space="preserve">    union all select 'SAT_AUG_PARTY_EMPLOYMENT' as satellite, count(*) as row_count from BAGIC_PREPROD_CURATED_DB.BGIL_DATA_MODEL.SAT_AUG_PARTY_EMPLOYMENT where RECORD_SOURCE in ('OPUS_BA_TRV_DATA_POLICY_DTLS_MV', 'OPUS_BJAZ_TRV_LOADER_LOG_TABLE_MV')</w:t>
-              <w:br/>
-              <w:t xml:space="preserve">    union all select 'SAT_AUG_PRODUCT_TERMS' as satellite, count(*) as row_count from BAGIC_PREPROD_CURATED_DB.BGIL_DATA_MODEL.SAT_AUG_PRODUCT_TERMS where RECORD_SOURCE in ('OPUS_BA_TRV_PLAN_MST_MV', 'OPUS_BJAZ_TRV_PLAN_MV', 'OPUS_BJAZ_TRV_RATE_MASTER_MV')</w:t>
-              <w:br/>
-              <w:t xml:space="preserve">    union all select 'SAT_AUG_RISK_PERSON_INSURED' as satellite, count(*) as row_count from BAGIC_PREPROD_CURATED_DB.BGIL_DATA_MODEL.SAT_AUG_RISK_PERSON_INSURED where RECORD_SOURCE in ('OPUS_BJAZ_TRV_LOADER_DATA_MV')</w:t>
-              <w:br/>
-              <w:t xml:space="preserve">    union all select 'SAT_AUG_RISK_PERSON_TRAVEL' as satellite, count(*) as row_count from BAGIC_PREPROD_CURATED_DB.BGIL_DATA_MODEL.SAT_AUG_RISK_PERSON_TRAVEL where RECORD_SOURCE in ('OPUS_BJAZ_TRV_LOADER_DATA_MV')</w:t>
+              <w:t xml:space="preserve">    select 'SAT_COMMON_ADDRESS' as satellite, count(*) as row_count from BAGIC_PREPROD_CURATED_DB.BGIL_DATA_MODEL.SAT_COMMON_ADDRESS where RECORD_SOURCE in ('OPUS_BJAZ_TRV_LOADER_DATA', 'OPUS_BJAZ_TRV_LOADER_LOG_TABLE')</w:t>
+              <w:br/>
+              <w:t xml:space="preserve">    union all select 'SAT_COMMON_CLASSIFICATION' as satellite, count(*) as row_count from BAGIC_PREPROD_CURATED_DB.BGIL_DATA_MODEL.SAT_COMMON_CLASSIFICATION where RECORD_SOURCE in ('OPUS_BA_TRV_DATA_POLICY_DTLS', 'OPUS_BJAZ_TRV_LOADER_DATA')</w:t>
+              <w:br/>
+              <w:t xml:space="preserve">    union all select 'SAT_COMMON_CONTACT' as satellite, count(*) as row_count from BAGIC_PREPROD_CURATED_DB.BGIL_DATA_MODEL.SAT_COMMON_CONTACT where RECORD_SOURCE in ('OPUS_BJAZ_TRV_LOADER_DATA', 'OPUS_BJAZ_TRV_LOADER_LOG_TABLE')</w:t>
+              <w:br/>
+              <w:t xml:space="preserve">    union all select 'SAT_COVERAGE_CONDITIONS' as satellite, count(*) as row_count from BAGIC_PREPROD_CURATED_DB.BGIL_DATA_MODEL.SAT_COVERAGE_CONDITIONS where RECORD_SOURCE in ('OPUS_BJAZ_TRV_PLAN')</w:t>
+              <w:br/>
+              <w:t xml:space="preserve">    union all select 'SAT_COVERAGE_DEFINITION' as satellite, count(*) as row_count from BAGIC_PREPROD_CURATED_DB.BGIL_DATA_MODEL.SAT_COVERAGE_DEFINITION where RECORD_SOURCE in ('OPUS_BJAZ_TRV_LOADER_DATA', 'OPUS_BJAZ_TRV_PLAN', 'OPUS_BJAZ_TRV_RIDER_DTLS')</w:t>
+              <w:br/>
+              <w:t xml:space="preserve">    union all select 'SAT_COVERAGE_LIMITS' as satellite, count(*) as row_count from BAGIC_PREPROD_CURATED_DB.BGIL_DATA_MODEL.SAT_COVERAGE_LIMITS where RECORD_SOURCE in ('OPUS_BJAZ_TRV_PLAN', 'OPUS_BJAZ_TRV_RIDER_DTLS', 'OPUS_BJAZ_TRV_RIDER_RATE_MAST')</w:t>
+              <w:br/>
+              <w:t xml:space="preserve">    union all select 'SAT_FINTXN_COMMISSION' as satellite, count(*) as row_count from BAGIC_PREPROD_CURATED_DB.BGIL_DATA_MODEL.SAT_FINTXN_COMMISSION where RECORD_SOURCE in ('OPUS_BA_TRV_DATA_POLICY_DTLS', 'OPUS_BJAZ_TRV_LOADER_DATA')</w:t>
+              <w:br/>
+              <w:t xml:space="preserve">    union all select 'SAT_FINTXN_HEADER' as satellite, count(*) as row_count from BAGIC_PREPROD_CURATED_DB.BGIL_DATA_MODEL.SAT_FINTXN_HEADER where RECORD_SOURCE in ('OPUS_BJAZ_TRV_LOADER_LOG_TABLE')</w:t>
+              <w:br/>
+              <w:t xml:space="preserve">    union all select 'SAT_FINTXN_PREMIUM' as satellite, count(*) as row_count from BAGIC_PREPROD_CURATED_DB.BGIL_DATA_MODEL.SAT_FINTXN_PREMIUM where RECORD_SOURCE in ('OPUS_BA_TRV_DATA_POLICY_DTLS', 'OPUS_BJAZ_TRV_LOADER_DATA', 'OPUS_BJAZ_TRV_LOADER_LOG_TABLE')</w:t>
+              <w:br/>
+              <w:t xml:space="preserve">    union all select 'SAT_FINTXN_TAX' as satellite, count(*) as row_count from BAGIC_PREPROD_CURATED_DB.BGIL_DATA_MODEL.SAT_FINTXN_TAX where RECORD_SOURCE in ('OPUS_BA_TRV_DATA_POLICY_DTLS', 'OPUS_BJAZ_TRV_LOADER_LOG_TABLE')</w:t>
+              <w:br/>
+              <w:t xml:space="preserve">    union all select 'SAT_FIN_CHARGE_RATE' as satellite, count(*) as row_count from BAGIC_PREPROD_CURATED_DB.BGIL_DATA_MODEL.SAT_FIN_CHARGE_RATE where RECORD_SOURCE in ('OPUS_BA_TRV_DATA_POLICY_DTLS', 'OPUS_BJAZ_TRV_LOADER_LOG_TABLE')</w:t>
+              <w:br/>
+              <w:t xml:space="preserve">    union all select 'SAT_FIN_RECEIPT' as satellite, count(*) as row_count from BAGIC_PREPROD_CURATED_DB.BGIL_DATA_MODEL.SAT_FIN_RECEIPT where RECORD_SOURCE in ('OPUS_BA_TRV_DATA_POLICY_DTLS', 'OPUS_BJAZ_TRV_LOADER_DATA')</w:t>
+              <w:br/>
+              <w:t xml:space="preserve">    union all select 'SAT_LNK_ROLE_NOMINEE_BENEFICIARY' as satellite, count(*) as row_count from BAGIC_PREPROD_CURATED_DB.BGIL_DATA_MODEL.SAT_LNK_ROLE_NOMINEE_BENEFICIARY where RECORD_SOURCE in ('OPUS_BJAZ_TRV_LOADER_DATA', 'OPUS_BJAZ_TRV_LOADER_LOG_TABLE')</w:t>
+              <w:br/>
+              <w:t xml:space="preserve">    union all select 'SAT_ORG_UNIT_DEFINITION' as satellite, count(*) as row_count from BAGIC_PREPROD_CURATED_DB.BGIL_DATA_MODEL.SAT_ORG_UNIT_DEFINITION where RECORD_SOURCE in ('OPUS_BA_TRV_DATA_POLICY_DTLS')</w:t>
+              <w:br/>
+              <w:t xml:space="preserve">    union all select 'SAT_PARTY_EMPLOYMENT' as satellite, count(*) as row_count from BAGIC_PREPROD_CURATED_DB.BGIL_DATA_MODEL.SAT_PARTY_EMPLOYMENT where RECORD_SOURCE in ('OPUS_BJAZ_TRV_LOADER_DATA', 'OPUS_BJAZ_TRV_LOADER_LOG_TABLE')</w:t>
+              <w:br/>
+              <w:t xml:space="preserve">    union all select 'SAT_PARTY_HEALTH_PROFILE' as satellite, count(*) as row_count from BAGIC_PREPROD_CURATED_DB.BGIL_DATA_MODEL.SAT_PARTY_HEALTH_PROFILE where RECORD_SOURCE in ('OPUS_BA_TRV_DATA_POLICY_DTLS', 'OPUS_BJAZ_TRV_LOADER_DATA')</w:t>
+              <w:br/>
+              <w:t xml:space="preserve">    union all select 'SAT_PARTY_IDENTIFICATION' as satellite, count(*) as row_count from BAGIC_PREPROD_CURATED_DB.BGIL_DATA_MODEL.SAT_PARTY_IDENTIFICATION where RECORD_SOURCE in ('OPUS_BA_TRV_DATA_POLICY_DTLS', 'OPUS_BJAZ_TRV_LOADER_DATA', 'OPUS_BJAZ_TRV_LOADER_LOG_TABLE')</w:t>
+              <w:br/>
+              <w:t xml:space="preserve">    union all select 'SAT_PARTY_IDENTITY' as satellite, count(*) as row_count from BAGIC_PREPROD_CURATED_DB.BGIL_DATA_MODEL.SAT_PARTY_IDENTITY where RECORD_SOURCE in ('OPUS_BA_TRV_DATA_POLICY_DTLS', 'OPUS_BJAZ_TRV_LOADER_DATA', 'OPUS_BJAZ_TRV_LOADER_LOG_TABLE')</w:t>
+              <w:br/>
+              <w:t xml:space="preserve">    union all select 'SAT_PARTY_INDIVIDUAL_DEMOGRAPHICS' as satellite, count(*) as row_count from BAGIC_PREPROD_CURATED_DB.BGIL_DATA_MODEL.SAT_PARTY_INDIVIDUAL_DEMOGRAPHICS where RECORD_SOURCE in ('OPUS_BJAZ_TRV_LOADER_DATA', 'OPUS_BJAZ_TRV_LOADER_LOG_TABLE')</w:t>
+              <w:br/>
+              <w:t xml:space="preserve">    union all select 'SAT_POLICY_CLASSIFICATION' as satellite, count(*) as row_count from BAGIC_PREPROD_CURATED_DB.BGIL_DATA_MODEL.SAT_POLICY_CLASSIFICATION where RECORD_SOURCE in ('OPUS_BA_TRV_DATA_POLICY_DTLS', 'OPUS_BJAZ_TRV_LOADER_DATA', 'OPUS_BJAZ_TRV_LOADER_LOG_TABLE')</w:t>
+              <w:br/>
+              <w:t xml:space="preserve">    union all select 'SAT_POLICY_HEADER' as satellite, count(*) as row_count from BAGIC_PREPROD_CURATED_DB.BGIL_DATA_MODEL.SAT_POLICY_HEADER where RECORD_SOURCE in ('OPUS_BA_TRV_DATA_POLICY_DTLS', 'OPUS_BJAZ_TRV_LOADER_DATA', 'OPUS_BJAZ_TRV_LOADER_LOG_TABLE', 'OPUS_BJAZ_TRV_RIDER_DTLS')</w:t>
+              <w:br/>
+              <w:t xml:space="preserve">    union all select 'SAT_POLICY_TERMS' as satellite, count(*) as row_count from BAGIC_PREPROD_CURATED_DB.BGIL_DATA_MODEL.SAT_POLICY_TERMS where RECORD_SOURCE in ('OPUS_BA_TRV_DATA_POLICY_DTLS', 'OPUS_BJAZ_TRV_LOADER_LOG_TABLE')</w:t>
+              <w:br/>
+              <w:t xml:space="preserve">    union all select 'SAT_PRODUCT_DEFINITION' as satellite, count(*) as row_count from BAGIC_PREPROD_CURATED_DB.BGIL_DATA_MODEL.SAT_PRODUCT_DEFINITION where RECORD_SOURCE in ('OPUS_BA_TRV_DATA_POLICY_DTLS', 'OPUS_BA_TRV_PLAN_MST', 'OPUS_BJAZ_TRV_LOADER_DATA')</w:t>
+              <w:br/>
+              <w:t xml:space="preserve">    union all select 'SAT_PRODUCT_RATING_FACTOR' as satellite, count(*) as row_count from BAGIC_PREPROD_CURATED_DB.BGIL_DATA_MODEL.SAT_PRODUCT_RATING_FACTOR where RECORD_SOURCE in ('OPUS_BJAZ_TRV_RATE_MASTER')</w:t>
+              <w:br/>
+              <w:t xml:space="preserve">    union all select 'SAT_PRODUCT_RATING_STRUCTURE' as satellite, count(*) as row_count from BAGIC_PREPROD_CURATED_DB.BGIL_DATA_MODEL.SAT_PRODUCT_RATING_STRUCTURE where RECORD_SOURCE in ('OPUS_BJAZ_TRV_RATE_MASTER')</w:t>
+              <w:br/>
+              <w:t xml:space="preserve">    union all select 'SAT_PRODUCT_TERMS' as satellite, count(*) as row_count from BAGIC_PREPROD_CURATED_DB.BGIL_DATA_MODEL.SAT_PRODUCT_TERMS where RECORD_SOURCE in ('OPUS_BA_TRV_PLAN_MST', 'OPUS_BJAZ_TRV_PLAN')</w:t>
+              <w:br/>
+              <w:t xml:space="preserve">    union all select 'SAT_PROPOSAL_UNDERWRITING' as satellite, count(*) as row_count from BAGIC_PREPROD_CURATED_DB.BGIL_DATA_MODEL.SAT_PROPOSAL_UNDERWRITING where RECORD_SOURCE in ('OPUS_BA_TRV_DATA_POLICY_DTLS')</w:t>
+              <w:br/>
+              <w:t xml:space="preserve">    union all select 'SAT_QUOTE_HEADER' as satellite, count(*) as row_count from BAGIC_PREPROD_CURATED_DB.BGIL_DATA_MODEL.SAT_QUOTE_HEADER where RECORD_SOURCE in ('OPUS_BA_TRV_DATA_POLICY_DTLS')</w:t>
+              <w:br/>
+              <w:t xml:space="preserve">    union all select 'SAT_RISK_MOTOR_DRIVER' as satellite, count(*) as row_count from BAGIC_PREPROD_CURATED_DB.BGIL_DATA_MODEL.SAT_RISK_MOTOR_DRIVER where RECORD_SOURCE in ('OPUS_BJAZ_TRV_LOADER_LOG_TABLE')</w:t>
+              <w:br/>
+              <w:t xml:space="preserve">    union all select 'SAT_RISK_MOTOR_VEHICLE' as satellite, count(*) as row_count from BAGIC_PREPROD_CURATED_DB.BGIL_DATA_MODEL.SAT_RISK_MOTOR_VEHICLE where RECORD_SOURCE in ('OPUS_BJAZ_TRV_LOADER_LOG_TABLE')</w:t>
+              <w:br/>
+              <w:t xml:space="preserve">    union all select 'SAT_RISK_OBJECT_CORE' as satellite, count(*) as row_count from BAGIC_PREPROD_CURATED_DB.BGIL_DATA_MODEL.SAT_RISK_OBJECT_CORE where RECORD_SOURCE in ('OPUS_BJAZ_TRV_LOADER_LOG_TABLE')</w:t>
+              <w:br/>
+              <w:t xml:space="preserve">    union all select 'SAT_RISK_PERSON_INSURED' as satellite, count(*) as row_count from BAGIC_PREPROD_CURATED_DB.BGIL_DATA_MODEL.SAT_RISK_PERSON_INSURED where RECORD_SOURCE in ('OPUS_BJAZ_TRV_LOADER_DATA')</w:t>
+              <w:br/>
+              <w:t xml:space="preserve">    union all select 'SAT_RISK_PERSON_TRAVEL' as satellite, count(*) as row_count from BAGIC_PREPROD_CURATED_DB.BGIL_DATA_MODEL.SAT_RISK_PERSON_TRAVEL where RECORD_SOURCE in ('OPUS_BJAZ_TRV_LOADER_DATA', 'OPUS_BJAZ_TRV_LOADER_LOG_TABLE')</w:t>
+              <w:br/>
+              <w:t xml:space="preserve">    union all select 'SAT_AUG_COMMON_COMMUNICATION_PREFERENCE' as satellite, count(*) as row_count from BAGIC_PREPROD_CURATED_DB.BGIL_DATA_MODEL.SAT_AUG_COMMON_COMMUNICATION_PREFERENCE where RECORD_SOURCE in ('OPUS_BJAZ_TRV_LOADER_DATA')</w:t>
+              <w:br/>
+              <w:t xml:space="preserve">    union all select 'SAT_AUG_COVERAGE_DEFINITION' as satellite, count(*) as row_count from BAGIC_PREPROD_CURATED_DB.BGIL_DATA_MODEL.SAT_AUG_COVERAGE_DEFINITION where RECORD_SOURCE in ('OPUS_BJAZ_TRV_PLAN')</w:t>
+              <w:br/>
+              <w:t xml:space="preserve">    union all select 'SAT_AUG_COVERAGE_LIMITS' as satellite, count(*) as row_count from BAGIC_PREPROD_CURATED_DB.BGIL_DATA_MODEL.SAT_AUG_COVERAGE_LIMITS where RECORD_SOURCE in ('OPUS_BJAZ_TRV_PLAN')</w:t>
+              <w:br/>
+              <w:t xml:space="preserve">    union all select 'SAT_AUG_COVERAGE_RATING' as satellite, count(*) as row_count from BAGIC_PREPROD_CURATED_DB.BGIL_DATA_MODEL.SAT_AUG_COVERAGE_RATING where RECORD_SOURCE in ('OPUS_BJAZ_TRV_RIDER_DTLS', 'OPUS_BJAZ_TRV_RIDER_RATE_MAST')</w:t>
+              <w:br/>
+              <w:t xml:space="preserve">    union all select 'SAT_AUG_FINTXN_PREMIUM' as satellite, count(*) as row_count from BAGIC_PREPROD_CURATED_DB.BGIL_DATA_MODEL.SAT_AUG_FINTXN_PREMIUM where RECORD_SOURCE in ('OPUS_BA_TRV_DATA_POLICY_DTLS', 'OPUS_BJAZ_TRV_LOADER_DATA', 'OPUS_BJAZ_TRV_LOADER_LOG_TABLE')</w:t>
+              <w:br/>
+              <w:t xml:space="preserve">    union all select 'SAT_AUG_LNK_PARTY_ROLE_CORE' as satellite, count(*) as row_count from BAGIC_PREPROD_CURATED_DB.BGIL_DATA_MODEL.SAT_AUG_LNK_PARTY_ROLE_CORE where RECORD_SOURCE in ('OPUS_BJAZ_TRV_LOADER_LOG_TABLE')</w:t>
+              <w:br/>
+              <w:t xml:space="preserve">    union all select 'SAT_AUG_LNK_ROLE_CUSTOMER' as satellite, count(*) as row_count from BAGIC_PREPROD_CURATED_DB.BGIL_DATA_MODEL.SAT_AUG_LNK_ROLE_CUSTOMER where RECORD_SOURCE in ('OPUS_BA_TRV_DATA_POLICY_DTLS', 'OPUS_BJAZ_TRV_LOADER_DATA')</w:t>
+              <w:br/>
+              <w:t xml:space="preserve">    union all select 'SAT_AUG_PARTY_BANKING' as satellite, count(*) as row_count from BAGIC_PREPROD_CURATED_DB.BGIL_DATA_MODEL.SAT_AUG_PARTY_BANKING where RECORD_SOURCE in ('OPUS_BJAZ_TRV_LOADER_DATA')</w:t>
+              <w:br/>
+              <w:t xml:space="preserve">    union all select 'SAT_AUG_PARTY_EMPLOYMENT' as satellite, count(*) as row_count from BAGIC_PREPROD_CURATED_DB.BGIL_DATA_MODEL.SAT_AUG_PARTY_EMPLOYMENT where RECORD_SOURCE in ('OPUS_BA_TRV_DATA_POLICY_DTLS', 'OPUS_BJAZ_TRV_LOADER_LOG_TABLE')</w:t>
+              <w:br/>
+              <w:t xml:space="preserve">    union all select 'SAT_AUG_PRODUCT_TERMS' as satellite, count(*) as row_count from BAGIC_PREPROD_CURATED_DB.BGIL_DATA_MODEL.SAT_AUG_PRODUCT_TERMS where RECORD_SOURCE in ('OPUS_BA_TRV_PLAN_MST', 'OPUS_BJAZ_TRV_PLAN', 'OPUS_BJAZ_TRV_RATE_MASTER')</w:t>
+              <w:br/>
+              <w:t xml:space="preserve">    union all select 'SAT_AUG_RISK_PERSON_INSURED' as satellite, count(*) as row_count from BAGIC_PREPROD_CURATED_DB.BGIL_DATA_MODEL.SAT_AUG_RISK_PERSON_INSURED where RECORD_SOURCE in ('OPUS_BJAZ_TRV_LOADER_DATA')</w:t>
+              <w:br/>
+              <w:t xml:space="preserve">    union all select 'SAT_AUG_RISK_PERSON_TRAVEL' as satellite, count(*) as row_count from BAGIC_PREPROD_CURATED_DB.BGIL_DATA_MODEL.SAT_AUG_RISK_PERSON_TRAVEL where RECORD_SOURCE in ('OPUS_BJAZ_TRV_LOADER_DATA')</w:t>
               <w:br/>
               <w:t xml:space="preserve">  );</w:t>
               <w:br/>
@@ -17526,6 +17664,9 @@
       </w:pPr>
       <w:r>
         <w:t xml:space="preserve">47. OPUS — Re-load test: result</w:t>
+      </w:r>
+      <w:r>
+        <w:t xml:space="preserve">  [M3]</w:t>
       </w:r>
     </w:p>
     <w:tbl>

--- a/BGIL_DBT/validation/travel/DM-H/DM-H3_OPUS.docx
+++ b/BGIL_DBT/validation/travel/DM-H/DM-H3_OPUS.docx
@@ -3261,9 +3261,6 @@
       <w:r>
         <w:t xml:space="preserve">1. OPUS — SAT_COMMON_ADDRESS</w:t>
       </w:r>
-      <w:r>
-        <w:t xml:space="preserve">  [M1]</w:t>
-      </w:r>
     </w:p>
     <w:tbl>
       <w:tblPr>
@@ -3572,9 +3569,6 @@
       <w:r>
         <w:t xml:space="preserve">2. OPUS — SAT_COMMON_CLASSIFICATION</w:t>
       </w:r>
-      <w:r>
-        <w:t xml:space="preserve">  [M1]</w:t>
-      </w:r>
     </w:p>
     <w:tbl>
       <w:tblPr>
@@ -3883,9 +3877,6 @@
       <w:r>
         <w:t xml:space="preserve">3. OPUS — SAT_COMMON_CONTACT</w:t>
       </w:r>
-      <w:r>
-        <w:t xml:space="preserve">  [M1]</w:t>
-      </w:r>
     </w:p>
     <w:tbl>
       <w:tblPr>
@@ -4194,9 +4185,6 @@
       <w:r>
         <w:t xml:space="preserve">4. OPUS — SAT_COVERAGE_CONDITIONS</w:t>
       </w:r>
-      <w:r>
-        <w:t xml:space="preserve">  [M1]</w:t>
-      </w:r>
     </w:p>
     <w:tbl>
       <w:tblPr>
@@ -4505,9 +4493,6 @@
       <w:r>
         <w:t xml:space="preserve">5. OPUS — SAT_COVERAGE_DEFINITION</w:t>
       </w:r>
-      <w:r>
-        <w:t xml:space="preserve">  [M1]</w:t>
-      </w:r>
     </w:p>
     <w:tbl>
       <w:tblPr>
@@ -4816,9 +4801,6 @@
       <w:r>
         <w:t xml:space="preserve">6. OPUS — SAT_COVERAGE_LIMITS</w:t>
       </w:r>
-      <w:r>
-        <w:t xml:space="preserve">  [M1]</w:t>
-      </w:r>
     </w:p>
     <w:tbl>
       <w:tblPr>
@@ -5127,9 +5109,6 @@
       <w:r>
         <w:t xml:space="preserve">7. OPUS — SAT_FINTXN_COMMISSION</w:t>
       </w:r>
-      <w:r>
-        <w:t xml:space="preserve">  [M1]</w:t>
-      </w:r>
     </w:p>
     <w:tbl>
       <w:tblPr>
@@ -5438,9 +5417,6 @@
       <w:r>
         <w:t xml:space="preserve">8. OPUS — SAT_FINTXN_HEADER</w:t>
       </w:r>
-      <w:r>
-        <w:t xml:space="preserve">  [M1]</w:t>
-      </w:r>
     </w:p>
     <w:tbl>
       <w:tblPr>
@@ -5749,9 +5725,6 @@
       <w:r>
         <w:t xml:space="preserve">9. OPUS — SAT_FINTXN_PREMIUM</w:t>
       </w:r>
-      <w:r>
-        <w:t xml:space="preserve">  [M1]</w:t>
-      </w:r>
     </w:p>
     <w:tbl>
       <w:tblPr>
@@ -6060,9 +6033,6 @@
       <w:r>
         <w:t xml:space="preserve">10. OPUS — SAT_FINTXN_TAX</w:t>
       </w:r>
-      <w:r>
-        <w:t xml:space="preserve">  [M1]</w:t>
-      </w:r>
     </w:p>
     <w:tbl>
       <w:tblPr>
@@ -6371,9 +6341,6 @@
       <w:r>
         <w:t xml:space="preserve">11. OPUS — SAT_FIN_CHARGE_RATE</w:t>
       </w:r>
-      <w:r>
-        <w:t xml:space="preserve">  [M1]</w:t>
-      </w:r>
     </w:p>
     <w:tbl>
       <w:tblPr>
@@ -6682,9 +6649,6 @@
       <w:r>
         <w:t xml:space="preserve">12. OPUS — SAT_FIN_RECEIPT</w:t>
       </w:r>
-      <w:r>
-        <w:t xml:space="preserve">  [M1]</w:t>
-      </w:r>
     </w:p>
     <w:tbl>
       <w:tblPr>
@@ -6993,9 +6957,6 @@
       <w:r>
         <w:t xml:space="preserve">13. OPUS — SAT_LNK_ROLE_NOMINEE_BENEFICIARY</w:t>
       </w:r>
-      <w:r>
-        <w:t xml:space="preserve">  [M1]</w:t>
-      </w:r>
     </w:p>
     <w:tbl>
       <w:tblPr>
@@ -7304,9 +7265,6 @@
       <w:r>
         <w:t xml:space="preserve">14. OPUS — SAT_ORG_UNIT_DEFINITION</w:t>
       </w:r>
-      <w:r>
-        <w:t xml:space="preserve">  [M1]</w:t>
-      </w:r>
     </w:p>
     <w:tbl>
       <w:tblPr>
@@ -7615,9 +7573,6 @@
       <w:r>
         <w:t xml:space="preserve">15. OPUS — SAT_PARTY_EMPLOYMENT</w:t>
       </w:r>
-      <w:r>
-        <w:t xml:space="preserve">  [M1]</w:t>
-      </w:r>
     </w:p>
     <w:tbl>
       <w:tblPr>
@@ -7926,9 +7881,6 @@
       <w:r>
         <w:t xml:space="preserve">16. OPUS — SAT_PARTY_HEALTH_PROFILE</w:t>
       </w:r>
-      <w:r>
-        <w:t xml:space="preserve">  [M1]</w:t>
-      </w:r>
     </w:p>
     <w:tbl>
       <w:tblPr>
@@ -8237,9 +8189,6 @@
       <w:r>
         <w:t xml:space="preserve">17. OPUS — SAT_PARTY_IDENTIFICATION</w:t>
       </w:r>
-      <w:r>
-        <w:t xml:space="preserve">  [M2]</w:t>
-      </w:r>
     </w:p>
     <w:tbl>
       <w:tblPr>
@@ -8548,9 +8497,6 @@
       <w:r>
         <w:t xml:space="preserve">18. OPUS — SAT_PARTY_IDENTITY</w:t>
       </w:r>
-      <w:r>
-        <w:t xml:space="preserve">  [M2]</w:t>
-      </w:r>
     </w:p>
     <w:tbl>
       <w:tblPr>
@@ -8859,9 +8805,6 @@
       <w:r>
         <w:t xml:space="preserve">19. OPUS — SAT_PARTY_INDIVIDUAL_DEMOGRAPHICS</w:t>
       </w:r>
-      <w:r>
-        <w:t xml:space="preserve">  [M2]</w:t>
-      </w:r>
     </w:p>
     <w:tbl>
       <w:tblPr>
@@ -9170,9 +9113,6 @@
       <w:r>
         <w:t xml:space="preserve">20. OPUS — SAT_POLICY_CLASSIFICATION</w:t>
       </w:r>
-      <w:r>
-        <w:t xml:space="preserve">  [M2]</w:t>
-      </w:r>
     </w:p>
     <w:tbl>
       <w:tblPr>
@@ -9481,9 +9421,6 @@
       <w:r>
         <w:t xml:space="preserve">21. OPUS — SAT_POLICY_HEADER</w:t>
       </w:r>
-      <w:r>
-        <w:t xml:space="preserve">  [M2]</w:t>
-      </w:r>
     </w:p>
     <w:tbl>
       <w:tblPr>
@@ -9792,9 +9729,6 @@
       <w:r>
         <w:t xml:space="preserve">22. OPUS — SAT_POLICY_TERMS</w:t>
       </w:r>
-      <w:r>
-        <w:t xml:space="preserve">  [M2]</w:t>
-      </w:r>
     </w:p>
     <w:tbl>
       <w:tblPr>
@@ -10103,9 +10037,6 @@
       <w:r>
         <w:t xml:space="preserve">23. OPUS — SAT_PRODUCT_DEFINITION</w:t>
       </w:r>
-      <w:r>
-        <w:t xml:space="preserve">  [M2]</w:t>
-      </w:r>
     </w:p>
     <w:tbl>
       <w:tblPr>
@@ -10414,9 +10345,6 @@
       <w:r>
         <w:t xml:space="preserve">24. OPUS — SAT_PRODUCT_RATING_FACTOR</w:t>
       </w:r>
-      <w:r>
-        <w:t xml:space="preserve">  [M2]</w:t>
-      </w:r>
     </w:p>
     <w:tbl>
       <w:tblPr>
@@ -10725,9 +10653,6 @@
       <w:r>
         <w:t xml:space="preserve">25. OPUS — SAT_PRODUCT_RATING_STRUCTURE</w:t>
       </w:r>
-      <w:r>
-        <w:t xml:space="preserve">  [M2]</w:t>
-      </w:r>
     </w:p>
     <w:tbl>
       <w:tblPr>
@@ -11036,9 +10961,6 @@
       <w:r>
         <w:t xml:space="preserve">26. OPUS — SAT_PRODUCT_TERMS</w:t>
       </w:r>
-      <w:r>
-        <w:t xml:space="preserve">  [M2]</w:t>
-      </w:r>
     </w:p>
     <w:tbl>
       <w:tblPr>
@@ -11347,9 +11269,6 @@
       <w:r>
         <w:t xml:space="preserve">27. OPUS — SAT_PROPOSAL_UNDERWRITING</w:t>
       </w:r>
-      <w:r>
-        <w:t xml:space="preserve">  [M2]</w:t>
-      </w:r>
     </w:p>
     <w:tbl>
       <w:tblPr>
@@ -11658,9 +11577,6 @@
       <w:r>
         <w:t xml:space="preserve">28. OPUS — SAT_QUOTE_HEADER</w:t>
       </w:r>
-      <w:r>
-        <w:t xml:space="preserve">  [M2]</w:t>
-      </w:r>
     </w:p>
     <w:tbl>
       <w:tblPr>
@@ -11969,9 +11885,6 @@
       <w:r>
         <w:t xml:space="preserve">29. OPUS — SAT_RISK_MOTOR_DRIVER</w:t>
       </w:r>
-      <w:r>
-        <w:t xml:space="preserve">  [M2]</w:t>
-      </w:r>
     </w:p>
     <w:tbl>
       <w:tblPr>
@@ -12280,9 +12193,6 @@
       <w:r>
         <w:t xml:space="preserve">30. OPUS — SAT_RISK_MOTOR_VEHICLE</w:t>
       </w:r>
-      <w:r>
-        <w:t xml:space="preserve">  [M2]</w:t>
-      </w:r>
     </w:p>
     <w:tbl>
       <w:tblPr>
@@ -12591,9 +12501,6 @@
       <w:r>
         <w:t xml:space="preserve">31. OPUS — SAT_RISK_OBJECT_CORE</w:t>
       </w:r>
-      <w:r>
-        <w:t xml:space="preserve">  [M2]</w:t>
-      </w:r>
     </w:p>
     <w:tbl>
       <w:tblPr>
@@ -12902,9 +12809,6 @@
       <w:r>
         <w:t xml:space="preserve">32. OPUS — SAT_RISK_PERSON_INSURED</w:t>
       </w:r>
-      <w:r>
-        <w:t xml:space="preserve">  [M2]</w:t>
-      </w:r>
     </w:p>
     <w:tbl>
       <w:tblPr>
@@ -13213,9 +13117,6 @@
       <w:r>
         <w:t xml:space="preserve">33. OPUS — SAT_RISK_PERSON_TRAVEL</w:t>
       </w:r>
-      <w:r>
-        <w:t xml:space="preserve">  [M3]</w:t>
-      </w:r>
     </w:p>
     <w:tbl>
       <w:tblPr>
@@ -13524,9 +13425,6 @@
       <w:r>
         <w:t xml:space="preserve">34. OPUS — SAT_AUG_COMMON_COMMUNICATION_PREFERENCE</w:t>
       </w:r>
-      <w:r>
-        <w:t xml:space="preserve">  [M3]</w:t>
-      </w:r>
     </w:p>
     <w:tbl>
       <w:tblPr>
@@ -13835,9 +13733,6 @@
       <w:r>
         <w:t xml:space="preserve">35. OPUS — SAT_AUG_COVERAGE_DEFINITION</w:t>
       </w:r>
-      <w:r>
-        <w:t xml:space="preserve">  [M3]</w:t>
-      </w:r>
     </w:p>
     <w:tbl>
       <w:tblPr>
@@ -14146,9 +14041,6 @@
       <w:r>
         <w:t xml:space="preserve">36. OPUS — SAT_AUG_COVERAGE_LIMITS</w:t>
       </w:r>
-      <w:r>
-        <w:t xml:space="preserve">  [M3]</w:t>
-      </w:r>
     </w:p>
     <w:tbl>
       <w:tblPr>
@@ -14457,9 +14349,6 @@
       <w:r>
         <w:t xml:space="preserve">37. OPUS — SAT_AUG_COVERAGE_RATING</w:t>
       </w:r>
-      <w:r>
-        <w:t xml:space="preserve">  [M3]</w:t>
-      </w:r>
     </w:p>
     <w:tbl>
       <w:tblPr>
@@ -14768,9 +14657,6 @@
       <w:r>
         <w:t xml:space="preserve">38. OPUS — SAT_AUG_FINTXN_PREMIUM</w:t>
       </w:r>
-      <w:r>
-        <w:t xml:space="preserve">  [M3]</w:t>
-      </w:r>
     </w:p>
     <w:tbl>
       <w:tblPr>
@@ -15079,9 +14965,6 @@
       <w:r>
         <w:t xml:space="preserve">39. OPUS — SAT_AUG_LNK_PARTY_ROLE_CORE</w:t>
       </w:r>
-      <w:r>
-        <w:t xml:space="preserve">  [M3]</w:t>
-      </w:r>
     </w:p>
     <w:tbl>
       <w:tblPr>
@@ -15390,9 +15273,6 @@
       <w:r>
         <w:t xml:space="preserve">40. OPUS — SAT_AUG_LNK_ROLE_CUSTOMER</w:t>
       </w:r>
-      <w:r>
-        <w:t xml:space="preserve">  [M3]</w:t>
-      </w:r>
     </w:p>
     <w:tbl>
       <w:tblPr>
@@ -15701,9 +15581,6 @@
       <w:r>
         <w:t xml:space="preserve">41. OPUS — SAT_AUG_PARTY_BANKING</w:t>
       </w:r>
-      <w:r>
-        <w:t xml:space="preserve">  [M3]</w:t>
-      </w:r>
     </w:p>
     <w:tbl>
       <w:tblPr>
@@ -16012,9 +15889,6 @@
       <w:r>
         <w:t xml:space="preserve">42. OPUS — SAT_AUG_PARTY_EMPLOYMENT</w:t>
       </w:r>
-      <w:r>
-        <w:t xml:space="preserve">  [M3]</w:t>
-      </w:r>
     </w:p>
     <w:tbl>
       <w:tblPr>
@@ -16323,9 +16197,6 @@
       <w:r>
         <w:t xml:space="preserve">43. OPUS — SAT_AUG_PRODUCT_TERMS</w:t>
       </w:r>
-      <w:r>
-        <w:t xml:space="preserve">  [M3]</w:t>
-      </w:r>
     </w:p>
     <w:tbl>
       <w:tblPr>
@@ -16634,9 +16505,6 @@
       <w:r>
         <w:t xml:space="preserve">44. OPUS — SAT_AUG_RISK_PERSON_INSURED</w:t>
       </w:r>
-      <w:r>
-        <w:t xml:space="preserve">  [M3]</w:t>
-      </w:r>
     </w:p>
     <w:tbl>
       <w:tblPr>
@@ -16945,9 +16813,6 @@
       <w:r>
         <w:t xml:space="preserve">45. OPUS — SAT_AUG_RISK_PERSON_TRAVEL</w:t>
       </w:r>
-      <w:r>
-        <w:t xml:space="preserve">  [M3]</w:t>
-      </w:r>
     </w:p>
     <w:tbl>
       <w:tblPr>
@@ -17256,9 +17121,6 @@
       <w:r>
         <w:t xml:space="preserve">46. OPUS — Re-load test: capture row counts</w:t>
       </w:r>
-      <w:r>
-        <w:t xml:space="preserve">  [M3]</w:t>
-      </w:r>
     </w:p>
     <w:tbl>
       <w:tblPr>
@@ -17664,9 +17526,6 @@
       </w:pPr>
       <w:r>
         <w:t xml:space="preserve">47. OPUS — Re-load test: result</w:t>
-      </w:r>
-      <w:r>
-        <w:t xml:space="preserve">  [M3]</w:t>
       </w:r>
     </w:p>
     <w:tbl>

--- a/BGIL_DBT/validation/travel/DM-H/DM-H3_OPUS.docx
+++ b/BGIL_DBT/validation/travel/DM-H/DM-H3_OPUS.docx
@@ -545,7 +545,7 @@
           </w:tcPr>
           <w:p>
             <w:r>
-              <w:t xml:space="preserve">SAT_COMMON_ADDRESS</w:t>
+              <w:t xml:space="preserve">SAT_COMMON_ADDRESS  [M1]</w:t>
             </w:r>
           </w:p>
         </w:tc>
@@ -603,7 +603,7 @@
           </w:tcPr>
           <w:p>
             <w:r>
-              <w:t xml:space="preserve">SAT_COMMON_CLASSIFICATION</w:t>
+              <w:t xml:space="preserve">SAT_COMMON_CLASSIFICATION  [M1]</w:t>
             </w:r>
           </w:p>
         </w:tc>
@@ -661,7 +661,7 @@
           </w:tcPr>
           <w:p>
             <w:r>
-              <w:t xml:space="preserve">SAT_COMMON_CONTACT</w:t>
+              <w:t xml:space="preserve">SAT_COMMON_CONTACT  [M1]</w:t>
             </w:r>
           </w:p>
         </w:tc>
@@ -719,7 +719,7 @@
           </w:tcPr>
           <w:p>
             <w:r>
-              <w:t xml:space="preserve">SAT_COVERAGE_CONDITIONS</w:t>
+              <w:t xml:space="preserve">SAT_COVERAGE_CONDITIONS  [M1]</w:t>
             </w:r>
           </w:p>
         </w:tc>
@@ -777,7 +777,7 @@
           </w:tcPr>
           <w:p>
             <w:r>
-              <w:t xml:space="preserve">SAT_COVERAGE_DEFINITION</w:t>
+              <w:t xml:space="preserve">SAT_COVERAGE_DEFINITION  [M1]</w:t>
             </w:r>
           </w:p>
         </w:tc>
@@ -835,7 +835,7 @@
           </w:tcPr>
           <w:p>
             <w:r>
-              <w:t xml:space="preserve">SAT_COVERAGE_LIMITS</w:t>
+              <w:t xml:space="preserve">SAT_COVERAGE_LIMITS  [M1]</w:t>
             </w:r>
           </w:p>
         </w:tc>
@@ -893,7 +893,7 @@
           </w:tcPr>
           <w:p>
             <w:r>
-              <w:t xml:space="preserve">SAT_FINTXN_COMMISSION</w:t>
+              <w:t xml:space="preserve">SAT_FINTXN_COMMISSION  [M1]</w:t>
             </w:r>
           </w:p>
         </w:tc>
@@ -951,7 +951,7 @@
           </w:tcPr>
           <w:p>
             <w:r>
-              <w:t xml:space="preserve">SAT_FINTXN_HEADER</w:t>
+              <w:t xml:space="preserve">SAT_FINTXN_HEADER  [M1]</w:t>
             </w:r>
           </w:p>
         </w:tc>
@@ -1009,7 +1009,7 @@
           </w:tcPr>
           <w:p>
             <w:r>
-              <w:t xml:space="preserve">SAT_FINTXN_PREMIUM</w:t>
+              <w:t xml:space="preserve">SAT_FINTXN_PREMIUM  [M1]</w:t>
             </w:r>
           </w:p>
         </w:tc>
@@ -1067,7 +1067,7 @@
           </w:tcPr>
           <w:p>
             <w:r>
-              <w:t xml:space="preserve">SAT_FINTXN_TAX</w:t>
+              <w:t xml:space="preserve">SAT_FINTXN_TAX  [M1]</w:t>
             </w:r>
           </w:p>
         </w:tc>
@@ -1125,7 +1125,7 @@
           </w:tcPr>
           <w:p>
             <w:r>
-              <w:t xml:space="preserve">SAT_FIN_CHARGE_RATE</w:t>
+              <w:t xml:space="preserve">SAT_FIN_CHARGE_RATE  [M1]</w:t>
             </w:r>
           </w:p>
         </w:tc>
@@ -1183,7 +1183,7 @@
           </w:tcPr>
           <w:p>
             <w:r>
-              <w:t xml:space="preserve">SAT_FIN_RECEIPT</w:t>
+              <w:t xml:space="preserve">SAT_FIN_RECEIPT  [M1]</w:t>
             </w:r>
           </w:p>
         </w:tc>
@@ -1241,7 +1241,7 @@
           </w:tcPr>
           <w:p>
             <w:r>
-              <w:t xml:space="preserve">SAT_LNK_ROLE_NOMINEE_BENEFICIARY</w:t>
+              <w:t xml:space="preserve">SAT_LNK_ROLE_NOMINEE_BENEFICIARY  [M1]</w:t>
             </w:r>
           </w:p>
         </w:tc>
@@ -1299,7 +1299,7 @@
           </w:tcPr>
           <w:p>
             <w:r>
-              <w:t xml:space="preserve">SAT_ORG_UNIT_DEFINITION</w:t>
+              <w:t xml:space="preserve">SAT_ORG_UNIT_DEFINITION  [M1]</w:t>
             </w:r>
           </w:p>
         </w:tc>
@@ -1357,7 +1357,7 @@
           </w:tcPr>
           <w:p>
             <w:r>
-              <w:t xml:space="preserve">SAT_PARTY_EMPLOYMENT</w:t>
+              <w:t xml:space="preserve">SAT_PARTY_EMPLOYMENT  [M1]</w:t>
             </w:r>
           </w:p>
         </w:tc>
@@ -1415,7 +1415,7 @@
           </w:tcPr>
           <w:p>
             <w:r>
-              <w:t xml:space="preserve">SAT_PARTY_HEALTH_PROFILE</w:t>
+              <w:t xml:space="preserve">SAT_PARTY_HEALTH_PROFILE  [M1]</w:t>
             </w:r>
           </w:p>
         </w:tc>
@@ -1473,7 +1473,7 @@
           </w:tcPr>
           <w:p>
             <w:r>
-              <w:t xml:space="preserve">SAT_PARTY_IDENTIFICATION</w:t>
+              <w:t xml:space="preserve">SAT_PARTY_IDENTIFICATION  [M2]</w:t>
             </w:r>
           </w:p>
         </w:tc>
@@ -1531,7 +1531,7 @@
           </w:tcPr>
           <w:p>
             <w:r>
-              <w:t xml:space="preserve">SAT_PARTY_IDENTITY</w:t>
+              <w:t xml:space="preserve">SAT_PARTY_IDENTITY  [M2]</w:t>
             </w:r>
           </w:p>
         </w:tc>
@@ -1589,7 +1589,7 @@
           </w:tcPr>
           <w:p>
             <w:r>
-              <w:t xml:space="preserve">SAT_PARTY_INDIVIDUAL_DEMOGRAPHICS</w:t>
+              <w:t xml:space="preserve">SAT_PARTY_INDIVIDUAL_DEMOGRAPHICS  [M2]</w:t>
             </w:r>
           </w:p>
         </w:tc>
@@ -1647,7 +1647,7 @@
           </w:tcPr>
           <w:p>
             <w:r>
-              <w:t xml:space="preserve">SAT_POLICY_CLASSIFICATION</w:t>
+              <w:t xml:space="preserve">SAT_POLICY_CLASSIFICATION  [M2]</w:t>
             </w:r>
           </w:p>
         </w:tc>
@@ -1705,7 +1705,7 @@
           </w:tcPr>
           <w:p>
             <w:r>
-              <w:t xml:space="preserve">SAT_POLICY_HEADER</w:t>
+              <w:t xml:space="preserve">SAT_POLICY_HEADER  [M2]</w:t>
             </w:r>
           </w:p>
         </w:tc>
@@ -1763,7 +1763,7 @@
           </w:tcPr>
           <w:p>
             <w:r>
-              <w:t xml:space="preserve">SAT_POLICY_TERMS</w:t>
+              <w:t xml:space="preserve">SAT_POLICY_TERMS  [M2]</w:t>
             </w:r>
           </w:p>
         </w:tc>
@@ -1821,7 +1821,7 @@
           </w:tcPr>
           <w:p>
             <w:r>
-              <w:t xml:space="preserve">SAT_PRODUCT_DEFINITION</w:t>
+              <w:t xml:space="preserve">SAT_PRODUCT_DEFINITION  [M2]</w:t>
             </w:r>
           </w:p>
         </w:tc>
@@ -1879,7 +1879,7 @@
           </w:tcPr>
           <w:p>
             <w:r>
-              <w:t xml:space="preserve">SAT_PRODUCT_RATING_FACTOR</w:t>
+              <w:t xml:space="preserve">SAT_PRODUCT_RATING_FACTOR  [M2]</w:t>
             </w:r>
           </w:p>
         </w:tc>
@@ -1937,7 +1937,7 @@
           </w:tcPr>
           <w:p>
             <w:r>
-              <w:t xml:space="preserve">SAT_PRODUCT_RATING_STRUCTURE</w:t>
+              <w:t xml:space="preserve">SAT_PRODUCT_RATING_STRUCTURE  [M2]</w:t>
             </w:r>
           </w:p>
         </w:tc>
@@ -1995,7 +1995,7 @@
           </w:tcPr>
           <w:p>
             <w:r>
-              <w:t xml:space="preserve">SAT_PRODUCT_TERMS</w:t>
+              <w:t xml:space="preserve">SAT_PRODUCT_TERMS  [M2]</w:t>
             </w:r>
           </w:p>
         </w:tc>
@@ -2053,7 +2053,7 @@
           </w:tcPr>
           <w:p>
             <w:r>
-              <w:t xml:space="preserve">SAT_PROPOSAL_UNDERWRITING</w:t>
+              <w:t xml:space="preserve">SAT_PROPOSAL_UNDERWRITING  [M2]</w:t>
             </w:r>
           </w:p>
         </w:tc>
@@ -2111,7 +2111,7 @@
           </w:tcPr>
           <w:p>
             <w:r>
-              <w:t xml:space="preserve">SAT_QUOTE_HEADER</w:t>
+              <w:t xml:space="preserve">SAT_QUOTE_HEADER  [M2]</w:t>
             </w:r>
           </w:p>
         </w:tc>
@@ -2169,7 +2169,7 @@
           </w:tcPr>
           <w:p>
             <w:r>
-              <w:t xml:space="preserve">SAT_RISK_MOTOR_DRIVER</w:t>
+              <w:t xml:space="preserve">SAT_RISK_MOTOR_DRIVER  [M2]</w:t>
             </w:r>
           </w:p>
         </w:tc>
@@ -2227,7 +2227,7 @@
           </w:tcPr>
           <w:p>
             <w:r>
-              <w:t xml:space="preserve">SAT_RISK_MOTOR_VEHICLE</w:t>
+              <w:t xml:space="preserve">SAT_RISK_MOTOR_VEHICLE  [M2]</w:t>
             </w:r>
           </w:p>
         </w:tc>
@@ -2285,7 +2285,7 @@
           </w:tcPr>
           <w:p>
             <w:r>
-              <w:t xml:space="preserve">SAT_RISK_OBJECT_CORE</w:t>
+              <w:t xml:space="preserve">SAT_RISK_OBJECT_CORE  [M2]</w:t>
             </w:r>
           </w:p>
         </w:tc>
@@ -2343,7 +2343,7 @@
           </w:tcPr>
           <w:p>
             <w:r>
-              <w:t xml:space="preserve">SAT_RISK_PERSON_INSURED</w:t>
+              <w:t xml:space="preserve">SAT_RISK_PERSON_INSURED  [M2]</w:t>
             </w:r>
           </w:p>
         </w:tc>
@@ -2401,7 +2401,7 @@
           </w:tcPr>
           <w:p>
             <w:r>
-              <w:t xml:space="preserve">SAT_RISK_PERSON_TRAVEL</w:t>
+              <w:t xml:space="preserve">SAT_RISK_PERSON_TRAVEL  [M3]</w:t>
             </w:r>
           </w:p>
         </w:tc>
@@ -2459,7 +2459,7 @@
           </w:tcPr>
           <w:p>
             <w:r>
-              <w:t xml:space="preserve">SAT_AUG_COMMON_COMMUNICATION_PREFERENCE</w:t>
+              <w:t xml:space="preserve">SAT_AUG_COMMON_COMMUNICATION_PREFERENCE  [M3]</w:t>
             </w:r>
           </w:p>
         </w:tc>
@@ -2517,7 +2517,7 @@
           </w:tcPr>
           <w:p>
             <w:r>
-              <w:t xml:space="preserve">SAT_AUG_COVERAGE_DEFINITION</w:t>
+              <w:t xml:space="preserve">SAT_AUG_COVERAGE_DEFINITION  [M3]</w:t>
             </w:r>
           </w:p>
         </w:tc>
@@ -2575,7 +2575,7 @@
           </w:tcPr>
           <w:p>
             <w:r>
-              <w:t xml:space="preserve">SAT_AUG_COVERAGE_LIMITS</w:t>
+              <w:t xml:space="preserve">SAT_AUG_COVERAGE_LIMITS  [M3]</w:t>
             </w:r>
           </w:p>
         </w:tc>
@@ -2633,7 +2633,7 @@
           </w:tcPr>
           <w:p>
             <w:r>
-              <w:t xml:space="preserve">SAT_AUG_COVERAGE_RATING</w:t>
+              <w:t xml:space="preserve">SAT_AUG_COVERAGE_RATING  [M3]</w:t>
             </w:r>
           </w:p>
         </w:tc>
@@ -2691,7 +2691,7 @@
           </w:tcPr>
           <w:p>
             <w:r>
-              <w:t xml:space="preserve">SAT_AUG_FINTXN_PREMIUM</w:t>
+              <w:t xml:space="preserve">SAT_AUG_FINTXN_PREMIUM  [M3]</w:t>
             </w:r>
           </w:p>
         </w:tc>
@@ -2749,7 +2749,7 @@
           </w:tcPr>
           <w:p>
             <w:r>
-              <w:t xml:space="preserve">SAT_AUG_LNK_PARTY_ROLE_CORE</w:t>
+              <w:t xml:space="preserve">SAT_AUG_LNK_PARTY_ROLE_CORE  [M3]</w:t>
             </w:r>
           </w:p>
         </w:tc>
@@ -2807,7 +2807,7 @@
           </w:tcPr>
           <w:p>
             <w:r>
-              <w:t xml:space="preserve">SAT_AUG_LNK_ROLE_CUSTOMER</w:t>
+              <w:t xml:space="preserve">SAT_AUG_LNK_ROLE_CUSTOMER  [M3]</w:t>
             </w:r>
           </w:p>
         </w:tc>
@@ -2865,7 +2865,7 @@
           </w:tcPr>
           <w:p>
             <w:r>
-              <w:t xml:space="preserve">SAT_AUG_PARTY_BANKING</w:t>
+              <w:t xml:space="preserve">SAT_AUG_PARTY_BANKING  [M3]</w:t>
             </w:r>
           </w:p>
         </w:tc>
@@ -2923,7 +2923,7 @@
           </w:tcPr>
           <w:p>
             <w:r>
-              <w:t xml:space="preserve">SAT_AUG_PARTY_EMPLOYMENT</w:t>
+              <w:t xml:space="preserve">SAT_AUG_PARTY_EMPLOYMENT  [M3]</w:t>
             </w:r>
           </w:p>
         </w:tc>
@@ -2981,7 +2981,7 @@
           </w:tcPr>
           <w:p>
             <w:r>
-              <w:t xml:space="preserve">SAT_AUG_PRODUCT_TERMS</w:t>
+              <w:t xml:space="preserve">SAT_AUG_PRODUCT_TERMS  [M3]</w:t>
             </w:r>
           </w:p>
         </w:tc>
@@ -3039,7 +3039,7 @@
           </w:tcPr>
           <w:p>
             <w:r>
-              <w:t xml:space="preserve">SAT_AUG_RISK_PERSON_INSURED</w:t>
+              <w:t xml:space="preserve">SAT_AUG_RISK_PERSON_INSURED  [M3]</w:t>
             </w:r>
           </w:p>
         </w:tc>
@@ -3097,7 +3097,7 @@
           </w:tcPr>
           <w:p>
             <w:r>
-              <w:t xml:space="preserve">SAT_AUG_RISK_PERSON_TRAVEL</w:t>
+              <w:t xml:space="preserve">SAT_AUG_RISK_PERSON_TRAVEL  [M3]</w:t>
             </w:r>
           </w:p>
         </w:tc>
@@ -3155,7 +3155,7 @@
           </w:tcPr>
           <w:p>
             <w:r>
-              <w:t xml:space="preserve">Re-load test: capture row counts</w:t>
+              <w:t xml:space="preserve">Re-load test: capture row counts  [M3]</w:t>
             </w:r>
           </w:p>
         </w:tc>
@@ -3213,7 +3213,7 @@
           </w:tcPr>
           <w:p>
             <w:r>
-              <w:t xml:space="preserve">Re-load test: result</w:t>
+              <w:t xml:space="preserve">Re-load test: result  [M3]</w:t>
             </w:r>
           </w:p>
         </w:tc>
@@ -3260,6 +3260,12 @@
       </w:pPr>
       <w:r>
         <w:t xml:space="preserve">1. OPUS — SAT_COMMON_ADDRESS</w:t>
+      </w:r>
+      <w:r>
+        <w:t xml:space="preserve">  [M1]</w:t>
+      </w:r>
+      <w:r>
+        <w:t xml:space="preserve">  [M1]</w:t>
       </w:r>
     </w:p>
     <w:tbl>
@@ -3569,6 +3575,12 @@
       <w:r>
         <w:t xml:space="preserve">2. OPUS — SAT_COMMON_CLASSIFICATION</w:t>
       </w:r>
+      <w:r>
+        <w:t xml:space="preserve">  [M1]</w:t>
+      </w:r>
+      <w:r>
+        <w:t xml:space="preserve">  [M1]</w:t>
+      </w:r>
     </w:p>
     <w:tbl>
       <w:tblPr>
@@ -3877,6 +3889,12 @@
       <w:r>
         <w:t xml:space="preserve">3. OPUS — SAT_COMMON_CONTACT</w:t>
       </w:r>
+      <w:r>
+        <w:t xml:space="preserve">  [M1]</w:t>
+      </w:r>
+      <w:r>
+        <w:t xml:space="preserve">  [M1]</w:t>
+      </w:r>
     </w:p>
     <w:tbl>
       <w:tblPr>
@@ -4185,6 +4203,12 @@
       <w:r>
         <w:t xml:space="preserve">4. OPUS — SAT_COVERAGE_CONDITIONS</w:t>
       </w:r>
+      <w:r>
+        <w:t xml:space="preserve">  [M1]</w:t>
+      </w:r>
+      <w:r>
+        <w:t xml:space="preserve">  [M1]</w:t>
+      </w:r>
     </w:p>
     <w:tbl>
       <w:tblPr>
@@ -4493,6 +4517,12 @@
       <w:r>
         <w:t xml:space="preserve">5. OPUS — SAT_COVERAGE_DEFINITION</w:t>
       </w:r>
+      <w:r>
+        <w:t xml:space="preserve">  [M1]</w:t>
+      </w:r>
+      <w:r>
+        <w:t xml:space="preserve">  [M1]</w:t>
+      </w:r>
     </w:p>
     <w:tbl>
       <w:tblPr>
@@ -4801,6 +4831,12 @@
       <w:r>
         <w:t xml:space="preserve">6. OPUS — SAT_COVERAGE_LIMITS</w:t>
       </w:r>
+      <w:r>
+        <w:t xml:space="preserve">  [M1]</w:t>
+      </w:r>
+      <w:r>
+        <w:t xml:space="preserve">  [M1]</w:t>
+      </w:r>
     </w:p>
     <w:tbl>
       <w:tblPr>
@@ -5109,6 +5145,12 @@
       <w:r>
         <w:t xml:space="preserve">7. OPUS — SAT_FINTXN_COMMISSION</w:t>
       </w:r>
+      <w:r>
+        <w:t xml:space="preserve">  [M1]</w:t>
+      </w:r>
+      <w:r>
+        <w:t xml:space="preserve">  [M1]</w:t>
+      </w:r>
     </w:p>
     <w:tbl>
       <w:tblPr>
@@ -5417,6 +5459,12 @@
       <w:r>
         <w:t xml:space="preserve">8. OPUS — SAT_FINTXN_HEADER</w:t>
       </w:r>
+      <w:r>
+        <w:t xml:space="preserve">  [M1]</w:t>
+      </w:r>
+      <w:r>
+        <w:t xml:space="preserve">  [M1]</w:t>
+      </w:r>
     </w:p>
     <w:tbl>
       <w:tblPr>
@@ -5725,6 +5773,12 @@
       <w:r>
         <w:t xml:space="preserve">9. OPUS — SAT_FINTXN_PREMIUM</w:t>
       </w:r>
+      <w:r>
+        <w:t xml:space="preserve">  [M1]</w:t>
+      </w:r>
+      <w:r>
+        <w:t xml:space="preserve">  [M1]</w:t>
+      </w:r>
     </w:p>
     <w:tbl>
       <w:tblPr>
@@ -6033,6 +6087,12 @@
       <w:r>
         <w:t xml:space="preserve">10. OPUS — SAT_FINTXN_TAX</w:t>
       </w:r>
+      <w:r>
+        <w:t xml:space="preserve">  [M1]</w:t>
+      </w:r>
+      <w:r>
+        <w:t xml:space="preserve">  [M1]</w:t>
+      </w:r>
     </w:p>
     <w:tbl>
       <w:tblPr>
@@ -6341,6 +6401,12 @@
       <w:r>
         <w:t xml:space="preserve">11. OPUS — SAT_FIN_CHARGE_RATE</w:t>
       </w:r>
+      <w:r>
+        <w:t xml:space="preserve">  [M1]</w:t>
+      </w:r>
+      <w:r>
+        <w:t xml:space="preserve">  [M1]</w:t>
+      </w:r>
     </w:p>
     <w:tbl>
       <w:tblPr>
@@ -6649,6 +6715,12 @@
       <w:r>
         <w:t xml:space="preserve">12. OPUS — SAT_FIN_RECEIPT</w:t>
       </w:r>
+      <w:r>
+        <w:t xml:space="preserve">  [M1]</w:t>
+      </w:r>
+      <w:r>
+        <w:t xml:space="preserve">  [M1]</w:t>
+      </w:r>
     </w:p>
     <w:tbl>
       <w:tblPr>
@@ -6957,6 +7029,12 @@
       <w:r>
         <w:t xml:space="preserve">13. OPUS — SAT_LNK_ROLE_NOMINEE_BENEFICIARY</w:t>
       </w:r>
+      <w:r>
+        <w:t xml:space="preserve">  [M1]</w:t>
+      </w:r>
+      <w:r>
+        <w:t xml:space="preserve">  [M1]</w:t>
+      </w:r>
     </w:p>
     <w:tbl>
       <w:tblPr>
@@ -7265,6 +7343,12 @@
       <w:r>
         <w:t xml:space="preserve">14. OPUS — SAT_ORG_UNIT_DEFINITION</w:t>
       </w:r>
+      <w:r>
+        <w:t xml:space="preserve">  [M1]</w:t>
+      </w:r>
+      <w:r>
+        <w:t xml:space="preserve">  [M1]</w:t>
+      </w:r>
     </w:p>
     <w:tbl>
       <w:tblPr>
@@ -7573,6 +7657,12 @@
       <w:r>
         <w:t xml:space="preserve">15. OPUS — SAT_PARTY_EMPLOYMENT</w:t>
       </w:r>
+      <w:r>
+        <w:t xml:space="preserve">  [M1]</w:t>
+      </w:r>
+      <w:r>
+        <w:t xml:space="preserve">  [M1]</w:t>
+      </w:r>
     </w:p>
     <w:tbl>
       <w:tblPr>
@@ -7881,6 +7971,12 @@
       <w:r>
         <w:t xml:space="preserve">16. OPUS — SAT_PARTY_HEALTH_PROFILE</w:t>
       </w:r>
+      <w:r>
+        <w:t xml:space="preserve">  [M1]</w:t>
+      </w:r>
+      <w:r>
+        <w:t xml:space="preserve">  [M1]</w:t>
+      </w:r>
     </w:p>
     <w:tbl>
       <w:tblPr>
@@ -8189,6 +8285,12 @@
       <w:r>
         <w:t xml:space="preserve">17. OPUS — SAT_PARTY_IDENTIFICATION</w:t>
       </w:r>
+      <w:r>
+        <w:t xml:space="preserve">  [M2]</w:t>
+      </w:r>
+      <w:r>
+        <w:t xml:space="preserve">  [M2]</w:t>
+      </w:r>
     </w:p>
     <w:tbl>
       <w:tblPr>
@@ -8497,6 +8599,12 @@
       <w:r>
         <w:t xml:space="preserve">18. OPUS — SAT_PARTY_IDENTITY</w:t>
       </w:r>
+      <w:r>
+        <w:t xml:space="preserve">  [M2]</w:t>
+      </w:r>
+      <w:r>
+        <w:t xml:space="preserve">  [M2]</w:t>
+      </w:r>
     </w:p>
     <w:tbl>
       <w:tblPr>
@@ -8805,6 +8913,12 @@
       <w:r>
         <w:t xml:space="preserve">19. OPUS — SAT_PARTY_INDIVIDUAL_DEMOGRAPHICS</w:t>
       </w:r>
+      <w:r>
+        <w:t xml:space="preserve">  [M2]</w:t>
+      </w:r>
+      <w:r>
+        <w:t xml:space="preserve">  [M2]</w:t>
+      </w:r>
     </w:p>
     <w:tbl>
       <w:tblPr>
@@ -9113,6 +9227,12 @@
       <w:r>
         <w:t xml:space="preserve">20. OPUS — SAT_POLICY_CLASSIFICATION</w:t>
       </w:r>
+      <w:r>
+        <w:t xml:space="preserve">  [M2]</w:t>
+      </w:r>
+      <w:r>
+        <w:t xml:space="preserve">  [M2]</w:t>
+      </w:r>
     </w:p>
     <w:tbl>
       <w:tblPr>
@@ -9421,6 +9541,12 @@
       <w:r>
         <w:t xml:space="preserve">21. OPUS — SAT_POLICY_HEADER</w:t>
       </w:r>
+      <w:r>
+        <w:t xml:space="preserve">  [M2]</w:t>
+      </w:r>
+      <w:r>
+        <w:t xml:space="preserve">  [M2]</w:t>
+      </w:r>
     </w:p>
     <w:tbl>
       <w:tblPr>
@@ -9729,6 +9855,12 @@
       <w:r>
         <w:t xml:space="preserve">22. OPUS — SAT_POLICY_TERMS</w:t>
       </w:r>
+      <w:r>
+        <w:t xml:space="preserve">  [M2]</w:t>
+      </w:r>
+      <w:r>
+        <w:t xml:space="preserve">  [M2]</w:t>
+      </w:r>
     </w:p>
     <w:tbl>
       <w:tblPr>
@@ -10037,6 +10169,12 @@
       <w:r>
         <w:t xml:space="preserve">23. OPUS — SAT_PRODUCT_DEFINITION</w:t>
       </w:r>
+      <w:r>
+        <w:t xml:space="preserve">  [M2]</w:t>
+      </w:r>
+      <w:r>
+        <w:t xml:space="preserve">  [M2]</w:t>
+      </w:r>
     </w:p>
     <w:tbl>
       <w:tblPr>
@@ -10345,6 +10483,12 @@
       <w:r>
         <w:t xml:space="preserve">24. OPUS — SAT_PRODUCT_RATING_FACTOR</w:t>
       </w:r>
+      <w:r>
+        <w:t xml:space="preserve">  [M2]</w:t>
+      </w:r>
+      <w:r>
+        <w:t xml:space="preserve">  [M2]</w:t>
+      </w:r>
     </w:p>
     <w:tbl>
       <w:tblPr>
@@ -10653,6 +10797,12 @@
       <w:r>
         <w:t xml:space="preserve">25. OPUS — SAT_PRODUCT_RATING_STRUCTURE</w:t>
       </w:r>
+      <w:r>
+        <w:t xml:space="preserve">  [M2]</w:t>
+      </w:r>
+      <w:r>
+        <w:t xml:space="preserve">  [M2]</w:t>
+      </w:r>
     </w:p>
     <w:tbl>
       <w:tblPr>
@@ -10961,6 +11111,12 @@
       <w:r>
         <w:t xml:space="preserve">26. OPUS — SAT_PRODUCT_TERMS</w:t>
       </w:r>
+      <w:r>
+        <w:t xml:space="preserve">  [M2]</w:t>
+      </w:r>
+      <w:r>
+        <w:t xml:space="preserve">  [M2]</w:t>
+      </w:r>
     </w:p>
     <w:tbl>
       <w:tblPr>
@@ -11269,6 +11425,12 @@
       <w:r>
         <w:t xml:space="preserve">27. OPUS — SAT_PROPOSAL_UNDERWRITING</w:t>
       </w:r>
+      <w:r>
+        <w:t xml:space="preserve">  [M2]</w:t>
+      </w:r>
+      <w:r>
+        <w:t xml:space="preserve">  [M2]</w:t>
+      </w:r>
     </w:p>
     <w:tbl>
       <w:tblPr>
@@ -11577,6 +11739,12 @@
       <w:r>
         <w:t xml:space="preserve">28. OPUS — SAT_QUOTE_HEADER</w:t>
       </w:r>
+      <w:r>
+        <w:t xml:space="preserve">  [M2]</w:t>
+      </w:r>
+      <w:r>
+        <w:t xml:space="preserve">  [M2]</w:t>
+      </w:r>
     </w:p>
     <w:tbl>
       <w:tblPr>
@@ -11885,6 +12053,12 @@
       <w:r>
         <w:t xml:space="preserve">29. OPUS — SAT_RISK_MOTOR_DRIVER</w:t>
       </w:r>
+      <w:r>
+        <w:t xml:space="preserve">  [M2]</w:t>
+      </w:r>
+      <w:r>
+        <w:t xml:space="preserve">  [M2]</w:t>
+      </w:r>
     </w:p>
     <w:tbl>
       <w:tblPr>
@@ -12193,6 +12367,12 @@
       <w:r>
         <w:t xml:space="preserve">30. OPUS — SAT_RISK_MOTOR_VEHICLE</w:t>
       </w:r>
+      <w:r>
+        <w:t xml:space="preserve">  [M2]</w:t>
+      </w:r>
+      <w:r>
+        <w:t xml:space="preserve">  [M2]</w:t>
+      </w:r>
     </w:p>
     <w:tbl>
       <w:tblPr>
@@ -12501,6 +12681,12 @@
       <w:r>
         <w:t xml:space="preserve">31. OPUS — SAT_RISK_OBJECT_CORE</w:t>
       </w:r>
+      <w:r>
+        <w:t xml:space="preserve">  [M2]</w:t>
+      </w:r>
+      <w:r>
+        <w:t xml:space="preserve">  [M2]</w:t>
+      </w:r>
     </w:p>
     <w:tbl>
       <w:tblPr>
@@ -12809,6 +12995,12 @@
       <w:r>
         <w:t xml:space="preserve">32. OPUS — SAT_RISK_PERSON_INSURED</w:t>
       </w:r>
+      <w:r>
+        <w:t xml:space="preserve">  [M2]</w:t>
+      </w:r>
+      <w:r>
+        <w:t xml:space="preserve">  [M2]</w:t>
+      </w:r>
     </w:p>
     <w:tbl>
       <w:tblPr>
@@ -13117,6 +13309,12 @@
       <w:r>
         <w:t xml:space="preserve">33. OPUS — SAT_RISK_PERSON_TRAVEL</w:t>
       </w:r>
+      <w:r>
+        <w:t xml:space="preserve">  [M3]</w:t>
+      </w:r>
+      <w:r>
+        <w:t xml:space="preserve">  [M3]</w:t>
+      </w:r>
     </w:p>
     <w:tbl>
       <w:tblPr>
@@ -13425,6 +13623,12 @@
       <w:r>
         <w:t xml:space="preserve">34. OPUS — SAT_AUG_COMMON_COMMUNICATION_PREFERENCE</w:t>
       </w:r>
+      <w:r>
+        <w:t xml:space="preserve">  [M3]</w:t>
+      </w:r>
+      <w:r>
+        <w:t xml:space="preserve">  [M3]</w:t>
+      </w:r>
     </w:p>
     <w:tbl>
       <w:tblPr>
@@ -13733,6 +13937,12 @@
       <w:r>
         <w:t xml:space="preserve">35. OPUS — SAT_AUG_COVERAGE_DEFINITION</w:t>
       </w:r>
+      <w:r>
+        <w:t xml:space="preserve">  [M3]</w:t>
+      </w:r>
+      <w:r>
+        <w:t xml:space="preserve">  [M3]</w:t>
+      </w:r>
     </w:p>
     <w:tbl>
       <w:tblPr>
@@ -14041,6 +14251,12 @@
       <w:r>
         <w:t xml:space="preserve">36. OPUS — SAT_AUG_COVERAGE_LIMITS</w:t>
       </w:r>
+      <w:r>
+        <w:t xml:space="preserve">  [M3]</w:t>
+      </w:r>
+      <w:r>
+        <w:t xml:space="preserve">  [M3]</w:t>
+      </w:r>
     </w:p>
     <w:tbl>
       <w:tblPr>
@@ -14349,6 +14565,12 @@
       <w:r>
         <w:t xml:space="preserve">37. OPUS — SAT_AUG_COVERAGE_RATING</w:t>
       </w:r>
+      <w:r>
+        <w:t xml:space="preserve">  [M3]</w:t>
+      </w:r>
+      <w:r>
+        <w:t xml:space="preserve">  [M3]</w:t>
+      </w:r>
     </w:p>
     <w:tbl>
       <w:tblPr>
@@ -14657,6 +14879,12 @@
       <w:r>
         <w:t xml:space="preserve">38. OPUS — SAT_AUG_FINTXN_PREMIUM</w:t>
       </w:r>
+      <w:r>
+        <w:t xml:space="preserve">  [M3]</w:t>
+      </w:r>
+      <w:r>
+        <w:t xml:space="preserve">  [M3]</w:t>
+      </w:r>
     </w:p>
     <w:tbl>
       <w:tblPr>
@@ -14965,6 +15193,12 @@
       <w:r>
         <w:t xml:space="preserve">39. OPUS — SAT_AUG_LNK_PARTY_ROLE_CORE</w:t>
       </w:r>
+      <w:r>
+        <w:t xml:space="preserve">  [M3]</w:t>
+      </w:r>
+      <w:r>
+        <w:t xml:space="preserve">  [M3]</w:t>
+      </w:r>
     </w:p>
     <w:tbl>
       <w:tblPr>
@@ -15273,6 +15507,12 @@
       <w:r>
         <w:t xml:space="preserve">40. OPUS — SAT_AUG_LNK_ROLE_CUSTOMER</w:t>
       </w:r>
+      <w:r>
+        <w:t xml:space="preserve">  [M3]</w:t>
+      </w:r>
+      <w:r>
+        <w:t xml:space="preserve">  [M3]</w:t>
+      </w:r>
     </w:p>
     <w:tbl>
       <w:tblPr>
@@ -15581,6 +15821,12 @@
       <w:r>
         <w:t xml:space="preserve">41. OPUS — SAT_AUG_PARTY_BANKING</w:t>
       </w:r>
+      <w:r>
+        <w:t xml:space="preserve">  [M3]</w:t>
+      </w:r>
+      <w:r>
+        <w:t xml:space="preserve">  [M3]</w:t>
+      </w:r>
     </w:p>
     <w:tbl>
       <w:tblPr>
@@ -15889,6 +16135,12 @@
       <w:r>
         <w:t xml:space="preserve">42. OPUS — SAT_AUG_PARTY_EMPLOYMENT</w:t>
       </w:r>
+      <w:r>
+        <w:t xml:space="preserve">  [M3]</w:t>
+      </w:r>
+      <w:r>
+        <w:t xml:space="preserve">  [M3]</w:t>
+      </w:r>
     </w:p>
     <w:tbl>
       <w:tblPr>
@@ -16197,6 +16449,12 @@
       <w:r>
         <w:t xml:space="preserve">43. OPUS — SAT_AUG_PRODUCT_TERMS</w:t>
       </w:r>
+      <w:r>
+        <w:t xml:space="preserve">  [M3]</w:t>
+      </w:r>
+      <w:r>
+        <w:t xml:space="preserve">  [M3]</w:t>
+      </w:r>
     </w:p>
     <w:tbl>
       <w:tblPr>
@@ -16505,6 +16763,12 @@
       <w:r>
         <w:t xml:space="preserve">44. OPUS — SAT_AUG_RISK_PERSON_INSURED</w:t>
       </w:r>
+      <w:r>
+        <w:t xml:space="preserve">  [M3]</w:t>
+      </w:r>
+      <w:r>
+        <w:t xml:space="preserve">  [M3]</w:t>
+      </w:r>
     </w:p>
     <w:tbl>
       <w:tblPr>
@@ -16813,6 +17077,12 @@
       <w:r>
         <w:t xml:space="preserve">45. OPUS — SAT_AUG_RISK_PERSON_TRAVEL</w:t>
       </w:r>
+      <w:r>
+        <w:t xml:space="preserve">  [M3]</w:t>
+      </w:r>
+      <w:r>
+        <w:t xml:space="preserve">  [M3]</w:t>
+      </w:r>
     </w:p>
     <w:tbl>
       <w:tblPr>
@@ -17121,6 +17391,12 @@
       <w:r>
         <w:t xml:space="preserve">46. OPUS — Re-load test: capture row counts</w:t>
       </w:r>
+      <w:r>
+        <w:t xml:space="preserve">  [M3]</w:t>
+      </w:r>
+      <w:r>
+        <w:t xml:space="preserve">  [M3]</w:t>
+      </w:r>
     </w:p>
     <w:tbl>
       <w:tblPr>
@@ -17526,6 +17802,12 @@
       </w:pPr>
       <w:r>
         <w:t xml:space="preserve">47. OPUS — Re-load test: result</w:t>
+      </w:r>
+      <w:r>
+        <w:t xml:space="preserve">  [M3]</w:t>
+      </w:r>
+      <w:r>
+        <w:t xml:space="preserve">  [M3]</w:t>
       </w:r>
     </w:p>
     <w:tbl>
